--- a/public/Фунтикова Евгения Александровна.docx
+++ b/public/Фунтикова Евгения Александровна.docx
@@ -1,6 +1,6 @@
 
 <file path=word/document.xml><?xml version="1.0" encoding="utf-8"?>
-<w:document xmlns:wpc="http://schemas.microsoft.com/office/word/2010/wordprocessingCanvas" xmlns:cx="http://schemas.microsoft.com/office/drawing/2014/chartex" xmlns:cx1="http://schemas.microsoft.com/office/drawing/2015/9/8/chartex" xmlns:cx2="http://schemas.microsoft.com/office/drawing/2015/10/21/chartex" xmlns:cx3="http://schemas.microsoft.com/office/drawing/2016/5/9/chartex" xmlns:cx4="http://schemas.microsoft.com/office/drawing/2016/5/10/chartex" xmlns:cx5="http://schemas.microsoft.com/office/drawing/2016/5/11/chartex" xmlns:cx6="http://schemas.microsoft.com/office/drawing/2016/5/12/chartex" xmlns:cx7="http://schemas.microsoft.com/office/drawing/2016/5/13/chartex" xmlns:cx8="http://schemas.microsoft.com/office/drawing/2016/5/14/chartex" xmlns:mc="http://schemas.openxmlformats.org/markup-compatibility/2006" xmlns:aink="http://schemas.microsoft.com/office/drawing/2016/ink" xmlns:am3d="http://schemas.microsoft.com/office/drawing/2017/model3d" xmlns:o="urn:schemas-microsoft-com:office:office" xmlns:oel="http://schemas.microsoft.com/office/2019/extlst" xmlns:r="http://schemas.openxmlformats.org/officeDocument/2006/relationships" xmlns:m="http://schemas.openxmlformats.org/officeDocument/2006/math" xmlns:v="urn:schemas-microsoft-com:vml" xmlns:wp14="http://schemas.microsoft.com/office/word/2010/wordprocessingDrawing" xmlns:wp="http://schemas.openxmlformats.org/drawingml/2006/wordprocessingDrawing" xmlns:w10="urn:schemas-microsoft-com:office:word" xmlns:w="http://schemas.openxmlformats.org/wordprocessingml/2006/main" xmlns:w14="http://schemas.microsoft.com/office/word/2010/wordml" xmlns:w15="http://schemas.microsoft.com/office/word/2012/wordml" xmlns:w16cex="http://schemas.microsoft.com/office/word/2018/wordml/cex" xmlns:w16cid="http://schemas.microsoft.com/office/word/2016/wordml/cid" xmlns:w16="http://schemas.microsoft.com/office/word/2018/wordml" xmlns:w16du="http://schemas.microsoft.com/office/word/2023/wordml/word16du" xmlns:w16sdtdh="http://schemas.microsoft.com/office/word/2020/wordml/sdtdatahash" xmlns:w16sdtfl="http://schemas.microsoft.com/office/word/2024/wordml/sdtformatlock" xmlns:w16se="http://schemas.microsoft.com/office/word/2015/wordml/symex" xmlns:wpg="http://schemas.microsoft.com/office/word/2010/wordprocessingGroup" xmlns:wpi="http://schemas.microsoft.com/office/word/2010/wordprocessingInk" xmlns:wne="http://schemas.microsoft.com/office/word/2006/wordml" xmlns:wps="http://schemas.microsoft.com/office/word/2010/wordprocessingShape" mc:Ignorable="w14 w15 w16se w16cid w16 w16cex w16sdtdh w16sdtfl w16du wp14">
+<w:document xmlns:wpc="http://schemas.microsoft.com/office/word/2010/wordprocessingCanvas" xmlns:cx="http://schemas.microsoft.com/office/drawing/2014/chartex" xmlns:cx1="http://schemas.microsoft.com/office/drawing/2015/9/8/chartex" xmlns:cx2="http://schemas.microsoft.com/office/drawing/2015/10/21/chartex" xmlns:cx3="http://schemas.microsoft.com/office/drawing/2016/5/9/chartex" xmlns:cx4="http://schemas.microsoft.com/office/drawing/2016/5/10/chartex" xmlns:cx5="http://schemas.microsoft.com/office/drawing/2016/5/11/chartex" xmlns:cx6="http://schemas.microsoft.com/office/drawing/2016/5/12/chartex" xmlns:cx7="http://schemas.microsoft.com/office/drawing/2016/5/13/chartex" xmlns:cx8="http://schemas.microsoft.com/office/drawing/2016/5/14/chartex" xmlns:mc="http://schemas.openxmlformats.org/markup-compatibility/2006" xmlns:m="http://schemas.openxmlformats.org/officeDocument/2006/math" xmlns:aink="http://schemas.microsoft.com/office/drawing/2016/ink" xmlns:am3d="http://schemas.microsoft.com/office/drawing/2017/model3d" xmlns:oel="http://schemas.microsoft.com/office/2019/extlst" xmlns:r="http://schemas.openxmlformats.org/officeDocument/2006/relationships" xmlns:wp14="http://schemas.microsoft.com/office/word/2010/wordprocessingDrawing" xmlns:wp="http://schemas.openxmlformats.org/drawingml/2006/wordprocessingDrawing" xmlns:wpg="http://schemas.microsoft.com/office/word/2010/wordprocessingGroup" xmlns:wpi="http://schemas.microsoft.com/office/word/2010/wordprocessingInk" xmlns:wps="http://schemas.microsoft.com/office/word/2010/wordprocessingShape" xmlns:o="urn:schemas-microsoft-com:office:office" xmlns:v="urn:schemas-microsoft-com:vml" xmlns:w10="urn:schemas-microsoft-com:office:word" xmlns:w="http://schemas.openxmlformats.org/wordprocessingml/2006/main" xmlns:w14="http://schemas.microsoft.com/office/word/2010/wordml" xmlns:w15="http://schemas.microsoft.com/office/word/2012/wordml" xmlns:w16cex="http://schemas.microsoft.com/office/word/2018/wordml/cex" xmlns:w16cid="http://schemas.microsoft.com/office/word/2016/wordml/cid" xmlns:w16="http://schemas.microsoft.com/office/word/2018/wordml" xmlns:w16sdtdh="http://schemas.microsoft.com/office/word/2020/wordml/sdtdatahash" xmlns:w16sdtfl="http://schemas.microsoft.com/office/word/2024/wordml/sdtformatlock" xmlns:w16se="http://schemas.microsoft.com/office/word/2015/wordml/symex" xmlns:w16du="http://schemas.microsoft.com/office/word/2023/wordml/word16du" xmlns:wne="http://schemas.microsoft.com/office/word/2006/wordml" mc:Ignorable="w14 w15 w16se w16cid w16 w16cex w16sdtdh w16sdtfl w16du wp14">
   <w:body>
     <w:p>
       <w:pPr>
@@ -8,19 +8,36 @@
         <w:tabs>
           <w:tab w:val="right" w:pos="11100"/>
         </w:tabs>
+        <w:rPr>
+          <w:lang w:val="ru-RU"/>
+        </w:rPr>
       </w:pPr>
       <w:r>
+        <w:rPr>
+          <w:lang w:val="ru-RU"/>
+        </w:rPr>
         <w:t xml:space="preserve">29.06.2026 Карточка преподавателя </w:t>
+      </w:r>
+      <w:proofErr w:type="spellStart"/>
+      <w:r>
+        <w:rPr>
+          <w:b/>
+          <w:lang w:val="ru-RU"/>
+        </w:rPr>
+        <w:t>Фунтикова</w:t>
+      </w:r>
+      <w:proofErr w:type="spellEnd"/>
+      <w:r>
+        <w:rPr>
+          <w:b/>
+          <w:lang w:val="ru-RU"/>
+        </w:rPr>
+        <w:t xml:space="preserve"> Евгения Александровна</w:t>
       </w:r>
       <w:r>
         <w:rPr>
           <w:b/>
-        </w:rPr>
-        <w:t>Фунтикова Евгения Александровна</w:t>
-      </w:r>
-      <w:r>
-        <w:rPr>
-          <w:b/>
+          <w:lang w:val="ru-RU"/>
         </w:rPr>
         <w:tab/>
       </w:r>
@@ -68,7 +85,7 @@
     </w:p>
     <w:tbl>
       <w:tblPr>
-        <w:tblStyle w:val="aff0"/>
+        <w:tblStyle w:val="TableGrid"/>
         <w:tblW w:w="0" w:type="auto"/>
         <w:tblLayout w:type="fixed"/>
         <w:tblLook w:val="04A0" w:firstRow="1" w:lastRow="0" w:firstColumn="1" w:lastColumn="0" w:noHBand="0" w:noVBand="1"/>
@@ -92,7 +109,13 @@
           <w:tcPr>
             <w:tcW w:w="420" w:type="dxa"/>
           </w:tcPr>
-          <w:p/>
+          <w:p>
+            <w:pPr>
+              <w:rPr>
+                <w:lang w:val="ru-RU"/>
+              </w:rPr>
+            </w:pPr>
+          </w:p>
         </w:tc>
         <w:tc>
           <w:tcPr>
@@ -268,16 +291,78 @@
           <w:p>
             <w:pPr>
               <w:spacing w:before="60"/>
+              <w:rPr>
+                <w:lang w:val="ru-RU"/>
+              </w:rPr>
             </w:pPr>
             <w:r>
               <w:rPr>
                 <w:sz w:val="16"/>
-              </w:rPr>
-              <w:t>1 курс ММб; АТПб; МИРб; АТПРб</w:t>
-            </w:r>
+                <w:lang w:val="ru-RU"/>
+              </w:rPr>
+              <w:t xml:space="preserve">1 курс </w:t>
+            </w:r>
+            <w:proofErr w:type="spellStart"/>
             <w:r>
               <w:rPr>
                 <w:sz w:val="16"/>
+                <w:lang w:val="ru-RU"/>
+              </w:rPr>
+              <w:t>ММб</w:t>
+            </w:r>
+            <w:proofErr w:type="spellEnd"/>
+            <w:r>
+              <w:rPr>
+                <w:sz w:val="16"/>
+                <w:lang w:val="ru-RU"/>
+              </w:rPr>
+              <w:t xml:space="preserve">; </w:t>
+            </w:r>
+            <w:proofErr w:type="spellStart"/>
+            <w:r>
+              <w:rPr>
+                <w:sz w:val="16"/>
+                <w:lang w:val="ru-RU"/>
+              </w:rPr>
+              <w:t>АТПб</w:t>
+            </w:r>
+            <w:proofErr w:type="spellEnd"/>
+            <w:r>
+              <w:rPr>
+                <w:sz w:val="16"/>
+                <w:lang w:val="ru-RU"/>
+              </w:rPr>
+              <w:t xml:space="preserve">; </w:t>
+            </w:r>
+            <w:proofErr w:type="spellStart"/>
+            <w:r>
+              <w:rPr>
+                <w:sz w:val="16"/>
+                <w:lang w:val="ru-RU"/>
+              </w:rPr>
+              <w:t>МИРб</w:t>
+            </w:r>
+            <w:proofErr w:type="spellEnd"/>
+            <w:r>
+              <w:rPr>
+                <w:sz w:val="16"/>
+                <w:lang w:val="ru-RU"/>
+              </w:rPr>
+              <w:t xml:space="preserve">; </w:t>
+            </w:r>
+            <w:proofErr w:type="spellStart"/>
+            <w:r>
+              <w:rPr>
+                <w:sz w:val="16"/>
+                <w:lang w:val="ru-RU"/>
+              </w:rPr>
+              <w:t>АТПРб</w:t>
+            </w:r>
+            <w:proofErr w:type="spellEnd"/>
+            <w:r>
+              <w:rPr>
+                <w:sz w:val="16"/>
+                <w:lang w:val="ru-RU"/>
               </w:rPr>
               <w:br/>
             </w:r>
@@ -285,8 +370,27 @@
               <w:rPr>
                 <w:b/>
                 <w:sz w:val="16"/>
-              </w:rPr>
-              <w:t>И-311 (лк)</w:t>
+                <w:lang w:val="ru-RU"/>
+              </w:rPr>
+              <w:t>И-311 (</w:t>
+            </w:r>
+            <w:proofErr w:type="spellStart"/>
+            <w:r>
+              <w:rPr>
+                <w:b/>
+                <w:sz w:val="16"/>
+                <w:lang w:val="ru-RU"/>
+              </w:rPr>
+              <w:t>лк</w:t>
+            </w:r>
+            <w:proofErr w:type="spellEnd"/>
+            <w:r>
+              <w:rPr>
+                <w:b/>
+                <w:sz w:val="16"/>
+                <w:lang w:val="ru-RU"/>
+              </w:rPr>
+              <w:t>)</w:t>
             </w:r>
           </w:p>
           <w:p>
@@ -297,7 +401,21 @@
               <w:rPr>
                 <w:sz w:val="14"/>
               </w:rPr>
-              <w:t>[132 чел.] Информационные технологии</w:t>
+              <w:t xml:space="preserve">[132 </w:t>
+            </w:r>
+            <w:proofErr w:type="spellStart"/>
+            <w:r>
+              <w:rPr>
+                <w:sz w:val="14"/>
+              </w:rPr>
+              <w:t>чел</w:t>
+            </w:r>
+            <w:proofErr w:type="spellEnd"/>
+            <w:r>
+              <w:rPr>
+                <w:sz w:val="14"/>
+              </w:rPr>
+              <w:t>.] Информационные технологии</w:t>
             </w:r>
           </w:p>
         </w:tc>
@@ -316,16 +434,21 @@
           <w:p>
             <w:pPr>
               <w:spacing w:before="60"/>
+              <w:rPr>
+                <w:lang w:val="ru-RU"/>
+              </w:rPr>
             </w:pPr>
             <w:r>
               <w:rPr>
                 <w:sz w:val="16"/>
+                <w:lang w:val="ru-RU"/>
               </w:rPr>
               <w:t>АТПРб-25-1</w:t>
             </w:r>
             <w:r>
               <w:rPr>
                 <w:sz w:val="16"/>
+                <w:lang w:val="ru-RU"/>
               </w:rPr>
               <w:br/>
             </w:r>
@@ -333,17 +456,40 @@
               <w:rPr>
                 <w:b/>
                 <w:sz w:val="16"/>
-              </w:rPr>
-              <w:t>Б-306 (лб)</w:t>
+                <w:lang w:val="ru-RU"/>
+              </w:rPr>
+              <w:t>Б-306 (</w:t>
+            </w:r>
+            <w:proofErr w:type="spellStart"/>
+            <w:r>
+              <w:rPr>
+                <w:b/>
+                <w:sz w:val="16"/>
+                <w:lang w:val="ru-RU"/>
+              </w:rPr>
+              <w:t>лб</w:t>
+            </w:r>
+            <w:proofErr w:type="spellEnd"/>
+            <w:r>
+              <w:rPr>
+                <w:b/>
+                <w:sz w:val="16"/>
+                <w:lang w:val="ru-RU"/>
+              </w:rPr>
+              <w:t>)</w:t>
             </w:r>
           </w:p>
           <w:p>
             <w:pPr>
               <w:spacing w:before="60"/>
+              <w:rPr>
+                <w:lang w:val="ru-RU"/>
+              </w:rPr>
             </w:pPr>
             <w:r>
               <w:rPr>
                 <w:sz w:val="14"/>
+                <w:lang w:val="ru-RU"/>
               </w:rPr>
               <w:t>[32 чел.] Информационные технологии</w:t>
             </w:r>
@@ -364,16 +510,21 @@
           <w:p>
             <w:pPr>
               <w:spacing w:before="60"/>
+              <w:rPr>
+                <w:lang w:val="ru-RU"/>
+              </w:rPr>
             </w:pPr>
             <w:r>
               <w:rPr>
                 <w:sz w:val="16"/>
+                <w:lang w:val="ru-RU"/>
               </w:rPr>
               <w:t>ИСТб-25-3</w:t>
             </w:r>
             <w:r>
               <w:rPr>
                 <w:sz w:val="16"/>
+                <w:lang w:val="ru-RU"/>
               </w:rPr>
               <w:br/>
             </w:r>
@@ -381,17 +532,40 @@
               <w:rPr>
                 <w:b/>
                 <w:sz w:val="16"/>
-              </w:rPr>
-              <w:t>В-105 (пр)</w:t>
+                <w:lang w:val="ru-RU"/>
+              </w:rPr>
+              <w:t>В-105 (</w:t>
+            </w:r>
+            <w:proofErr w:type="spellStart"/>
+            <w:r>
+              <w:rPr>
+                <w:b/>
+                <w:sz w:val="16"/>
+                <w:lang w:val="ru-RU"/>
+              </w:rPr>
+              <w:t>пр</w:t>
+            </w:r>
+            <w:proofErr w:type="spellEnd"/>
+            <w:r>
+              <w:rPr>
+                <w:b/>
+                <w:sz w:val="16"/>
+                <w:lang w:val="ru-RU"/>
+              </w:rPr>
+              <w:t>)</w:t>
             </w:r>
           </w:p>
           <w:p>
             <w:pPr>
               <w:spacing w:before="60"/>
+              <w:rPr>
+                <w:lang w:val="ru-RU"/>
+              </w:rPr>
             </w:pPr>
             <w:r>
               <w:rPr>
                 <w:sz w:val="14"/>
+                <w:lang w:val="ru-RU"/>
               </w:rPr>
               <w:t>[15 чел.] Информатика</w:t>
             </w:r>
@@ -400,7 +574,48 @@
         <w:tc>
           <w:tcPr>
             <w:tcW w:w="1361" w:type="dxa"/>
-            <w:vMerge w:val="restart"/>
+            <w:tcMar>
+              <w:top w:w="50" w:type="dxa"/>
+              <w:left w:w="50" w:type="dxa"/>
+              <w:bottom w:w="50" w:type="dxa"/>
+              <w:right w:w="50" w:type="dxa"/>
+            </w:tcMar>
+            <w:vAlign w:val="center"/>
+          </w:tcPr>
+          <w:p>
+            <w:pPr>
+              <w:spacing w:before="60"/>
+              <w:jc w:val="center"/>
+              <w:rPr>
+                <w:lang w:val="ru-RU"/>
+              </w:rPr>
+            </w:pPr>
+          </w:p>
+        </w:tc>
+        <w:tc>
+          <w:tcPr>
+            <w:tcW w:w="1361" w:type="dxa"/>
+            <w:tcMar>
+              <w:top w:w="50" w:type="dxa"/>
+              <w:left w:w="50" w:type="dxa"/>
+              <w:bottom w:w="50" w:type="dxa"/>
+              <w:right w:w="50" w:type="dxa"/>
+            </w:tcMar>
+            <w:vAlign w:val="center"/>
+          </w:tcPr>
+          <w:p>
+            <w:pPr>
+              <w:spacing w:before="60"/>
+              <w:jc w:val="center"/>
+              <w:rPr>
+                <w:lang w:val="ru-RU"/>
+              </w:rPr>
+            </w:pPr>
+          </w:p>
+        </w:tc>
+        <w:tc>
+          <w:tcPr>
+            <w:tcW w:w="1361" w:type="dxa"/>
             <w:tcMar>
               <w:top w:w="50" w:type="dxa"/>
               <w:left w:w="50" w:type="dxa"/>
@@ -414,78 +629,17 @@
               <w:spacing w:before="60"/>
               <w:jc w:val="center"/>
             </w:pPr>
-            <w:r>
-              <w:rPr>
-                <w:color w:val="888888"/>
-                <w:sz w:val="14"/>
-              </w:rPr>
-              <w:t>Совет</w:t>
-            </w:r>
           </w:p>
         </w:tc>
         <w:tc>
           <w:tcPr>
             <w:tcW w:w="1361" w:type="dxa"/>
-            <w:vMerge w:val="restart"/>
-            <w:tcMar>
-              <w:top w:w="50" w:type="dxa"/>
-              <w:left w:w="50" w:type="dxa"/>
-              <w:bottom w:w="50" w:type="dxa"/>
-              <w:right w:w="50" w:type="dxa"/>
-            </w:tcMar>
-            <w:vAlign w:val="center"/>
-          </w:tcPr>
-          <w:p>
-            <w:pPr>
-              <w:spacing w:before="60"/>
-              <w:jc w:val="center"/>
-            </w:pPr>
-            <w:r>
-              <w:rPr>
-                <w:color w:val="888888"/>
-                <w:sz w:val="14"/>
-              </w:rPr>
-              <w:t>Совет</w:t>
-            </w:r>
-          </w:p>
-        </w:tc>
-        <w:tc>
-          <w:tcPr>
-            <w:tcW w:w="1361" w:type="dxa"/>
-            <w:vMerge w:val="restart"/>
-            <w:tcMar>
-              <w:top w:w="50" w:type="dxa"/>
-              <w:left w:w="50" w:type="dxa"/>
-              <w:bottom w:w="50" w:type="dxa"/>
-              <w:right w:w="50" w:type="dxa"/>
-            </w:tcMar>
-            <w:vAlign w:val="center"/>
-          </w:tcPr>
-          <w:p>
-            <w:pPr>
-              <w:spacing w:before="60"/>
-              <w:jc w:val="center"/>
-            </w:pPr>
-            <w:r>
-              <w:rPr>
-                <w:color w:val="888888"/>
-                <w:sz w:val="14"/>
-              </w:rPr>
-              <w:t>Совет</w:t>
-            </w:r>
-          </w:p>
-        </w:tc>
-        <w:tc>
-          <w:tcPr>
-            <w:tcW w:w="1361" w:type="dxa"/>
-            <w:vMerge w:val="restart"/>
           </w:tcPr>
           <w:p/>
         </w:tc>
         <w:tc>
           <w:tcPr>
             <w:tcW w:w="1361" w:type="dxa"/>
-            <w:vMerge w:val="restart"/>
           </w:tcPr>
           <w:p/>
         </w:tc>
@@ -516,16 +670,21 @@
           <w:p>
             <w:pPr>
               <w:spacing w:before="60"/>
+              <w:rPr>
+                <w:lang w:val="ru-RU"/>
+              </w:rPr>
             </w:pPr>
             <w:r>
               <w:rPr>
                 <w:sz w:val="16"/>
+                <w:lang w:val="ru-RU"/>
               </w:rPr>
               <w:t>ММб-25-1</w:t>
             </w:r>
             <w:r>
               <w:rPr>
                 <w:sz w:val="16"/>
+                <w:lang w:val="ru-RU"/>
               </w:rPr>
               <w:br/>
             </w:r>
@@ -533,20 +692,214 @@
               <w:rPr>
                 <w:b/>
                 <w:sz w:val="16"/>
-              </w:rPr>
-              <w:t>Б-306 (лб)</w:t>
+                <w:lang w:val="ru-RU"/>
+              </w:rPr>
+              <w:t>Б-306 (</w:t>
+            </w:r>
+            <w:proofErr w:type="spellStart"/>
+            <w:r>
+              <w:rPr>
+                <w:b/>
+                <w:sz w:val="16"/>
+                <w:lang w:val="ru-RU"/>
+              </w:rPr>
+              <w:t>лб</w:t>
+            </w:r>
+            <w:proofErr w:type="spellEnd"/>
+            <w:r>
+              <w:rPr>
+                <w:b/>
+                <w:sz w:val="16"/>
+                <w:lang w:val="ru-RU"/>
+              </w:rPr>
+              <w:t>)</w:t>
             </w:r>
           </w:p>
           <w:p>
             <w:pPr>
               <w:spacing w:before="60"/>
+              <w:rPr>
+                <w:lang w:val="ru-RU"/>
+              </w:rPr>
             </w:pPr>
             <w:r>
               <w:rPr>
                 <w:sz w:val="14"/>
+                <w:lang w:val="ru-RU"/>
               </w:rPr>
               <w:t>[34 чел.] Информационные технологии</w:t>
             </w:r>
+          </w:p>
+        </w:tc>
+        <w:tc>
+          <w:tcPr>
+            <w:tcW w:w="1361" w:type="dxa"/>
+            <w:shd w:val="clear" w:color="auto" w:fill="FAFAFA"/>
+            <w:tcMar>
+              <w:top w:w="50" w:type="dxa"/>
+              <w:left w:w="50" w:type="dxa"/>
+              <w:bottom w:w="50" w:type="dxa"/>
+              <w:right w:w="50" w:type="dxa"/>
+            </w:tcMar>
+            <w:vAlign w:val="center"/>
+          </w:tcPr>
+          <w:p>
+            <w:pPr>
+              <w:spacing w:before="60"/>
+              <w:rPr>
+                <w:lang w:val="ru-RU"/>
+              </w:rPr>
+            </w:pPr>
+            <w:r>
+              <w:rPr>
+                <w:sz w:val="16"/>
+                <w:lang w:val="ru-RU"/>
+              </w:rPr>
+              <w:t>АМПб-25-1</w:t>
+            </w:r>
+            <w:r>
+              <w:rPr>
+                <w:sz w:val="16"/>
+                <w:lang w:val="ru-RU"/>
+              </w:rPr>
+              <w:br/>
+            </w:r>
+            <w:r>
+              <w:rPr>
+                <w:b/>
+                <w:sz w:val="16"/>
+                <w:lang w:val="ru-RU"/>
+              </w:rPr>
+              <w:t>В-02 (лб)</w:t>
+            </w:r>
+          </w:p>
+          <w:p>
+            <w:pPr>
+              <w:spacing w:before="60"/>
+              <w:rPr>
+                <w:lang w:val="ru-RU"/>
+              </w:rPr>
+            </w:pPr>
+            <w:r>
+              <w:rPr>
+                <w:sz w:val="14"/>
+                <w:lang w:val="ru-RU"/>
+              </w:rPr>
+              <w:t>[</w:t>
+            </w:r>
+            <w:proofErr w:type="spellStart"/>
+            <w:r>
+              <w:rPr>
+                <w:sz w:val="14"/>
+                <w:lang w:val="ru-RU"/>
+              </w:rPr>
+              <w:t>30</w:t>
+            </w:r>
+            <w:proofErr w:type="spellEnd"/>
+            <w:r>
+              <w:rPr>
+                <w:sz w:val="14"/>
+                <w:lang w:val="ru-RU"/>
+              </w:rPr>
+              <w:t xml:space="preserve"> чел.] Информационные технологии</w:t>
+            </w:r>
+          </w:p>
+        </w:tc>
+        <w:tc>
+          <w:tcPr>
+            <w:tcW w:w="1361" w:type="dxa"/>
+          </w:tcPr>
+          <w:p>
+            <w:pPr>
+              <w:rPr>
+                <w:lang w:val="ru-RU"/>
+              </w:rPr>
+            </w:pPr>
+          </w:p>
+        </w:tc>
+        <w:tc>
+          <w:tcPr>
+            <w:tcW w:w="1234" w:type="dxa"/>
+          </w:tcPr>
+          <w:p>
+            <w:pPr>
+              <w:rPr>
+                <w:lang w:val="ru-RU"/>
+              </w:rPr>
+            </w:pPr>
+          </w:p>
+        </w:tc>
+        <w:tc>
+          <w:tcPr>
+            <w:tcW w:w="1234" w:type="dxa"/>
+          </w:tcPr>
+          <w:p>
+            <w:pPr>
+              <w:rPr>
+                <w:lang w:val="ru-RU"/>
+              </w:rPr>
+            </w:pPr>
+          </w:p>
+        </w:tc>
+        <w:tc>
+          <w:tcPr>
+            <w:tcW w:w="1234" w:type="dxa"/>
+          </w:tcPr>
+          <w:p>
+            <w:pPr>
+              <w:rPr>
+                <w:lang w:val="ru-RU"/>
+              </w:rPr>
+            </w:pPr>
+          </w:p>
+        </w:tc>
+        <w:tc>
+          <w:tcPr>
+            <w:tcW w:w="1234" w:type="dxa"/>
+          </w:tcPr>
+          <w:p>
+            <w:pPr>
+              <w:rPr>
+                <w:lang w:val="ru-RU"/>
+              </w:rPr>
+            </w:pPr>
+          </w:p>
+        </w:tc>
+        <w:tc>
+          <w:tcPr>
+            <w:tcW w:w="1234" w:type="dxa"/>
+          </w:tcPr>
+          <w:p>
+            <w:pPr>
+              <w:rPr>
+                <w:lang w:val="ru-RU"/>
+              </w:rPr>
+            </w:pPr>
+          </w:p>
+        </w:tc>
+      </w:tr>
+      <w:tr>
+        <w:trPr>
+          <w:trHeight w:hRule="exact" w:val="1020"/>
+        </w:trPr>
+        <w:tc>
+          <w:tcPr>
+            <w:tcW w:w="420" w:type="dxa"/>
+            <w:vMerge w:val="restart"/>
+            <w:vAlign w:val="center"/>
+          </w:tcPr>
+          <w:p>
+            <w:pPr>
+              <w:jc w:val="center"/>
+            </w:pPr>
+            <w:proofErr w:type="spellStart"/>
+            <w:r>
+              <w:rPr>
+                <w:sz w:val="16"/>
+              </w:rPr>
+              <w:t>Вт</w:t>
+            </w:r>
+            <w:proofErr w:type="spellEnd"/>
           </w:p>
         </w:tc>
         <w:tc>
@@ -569,7 +922,7 @@
               <w:rPr>
                 <w:sz w:val="16"/>
               </w:rPr>
-              <w:t>АМПб-25-1</w:t>
+              <w:t>1 курс ГСХб; ПГСб; ТВб; ЭУНб; СУЗ; КНб; УСТб; АД; СНГб</w:t>
             </w:r>
             <w:r>
               <w:rPr>
@@ -582,7 +935,7 @@
                 <w:b/>
                 <w:sz w:val="16"/>
               </w:rPr>
-              <w:t>В-02 (лб)</w:t>
+              <w:t>Г-амф. (лк)</w:t>
             </w:r>
           </w:p>
           <w:p>
@@ -593,71 +946,7 @@
               <w:rPr>
                 <w:sz w:val="14"/>
               </w:rPr>
-              <w:t>[30 чел.] Информационные технологии</w:t>
-            </w:r>
-          </w:p>
-        </w:tc>
-        <w:tc>
-          <w:tcPr>
-            <w:tcW w:w="1361" w:type="dxa"/>
-          </w:tcPr>
-          <w:p/>
-        </w:tc>
-        <w:tc>
-          <w:tcPr>
-            <w:tcW w:w="1234" w:type="dxa"/>
-            <w:vMerge/>
-          </w:tcPr>
-          <w:p/>
-        </w:tc>
-        <w:tc>
-          <w:tcPr>
-            <w:tcW w:w="1234" w:type="dxa"/>
-            <w:vMerge/>
-          </w:tcPr>
-          <w:p/>
-        </w:tc>
-        <w:tc>
-          <w:tcPr>
-            <w:tcW w:w="1234" w:type="dxa"/>
-            <w:vMerge/>
-          </w:tcPr>
-          <w:p/>
-        </w:tc>
-        <w:tc>
-          <w:tcPr>
-            <w:tcW w:w="1234" w:type="dxa"/>
-            <w:vMerge/>
-          </w:tcPr>
-          <w:p/>
-        </w:tc>
-        <w:tc>
-          <w:tcPr>
-            <w:tcW w:w="1234" w:type="dxa"/>
-            <w:vMerge/>
-          </w:tcPr>
-          <w:p/>
-        </w:tc>
-      </w:tr>
-      <w:tr>
-        <w:trPr>
-          <w:trHeight w:hRule="exact" w:val="1020"/>
-        </w:trPr>
-        <w:tc>
-          <w:tcPr>
-            <w:tcW w:w="420" w:type="dxa"/>
-            <w:vMerge w:val="restart"/>
-            <w:vAlign w:val="center"/>
-          </w:tcPr>
-          <w:p>
-            <w:pPr>
-              <w:jc w:val="center"/>
-            </w:pPr>
-            <w:r>
-              <w:rPr>
-                <w:sz w:val="16"/>
-              </w:rPr>
-              <w:t>Вт</w:t>
+              <w:t>[266 чел.] Информационные технологии</w:t>
             </w:r>
           </w:p>
         </w:tc>
@@ -676,16 +965,21 @@
           <w:p>
             <w:pPr>
               <w:spacing w:before="60"/>
+              <w:rPr>
+                <w:lang w:val="ru-RU"/>
+              </w:rPr>
             </w:pPr>
             <w:r>
               <w:rPr>
                 <w:sz w:val="16"/>
-              </w:rPr>
-              <w:t>1 курс ГСХб; ПГСб; ТВб; ЭУНб; СУЗ; КНб; УСТб; АД; СНГб</w:t>
+                <w:lang w:val="ru-RU"/>
+              </w:rPr>
+              <w:t>АТПб-25-1-2</w:t>
             </w:r>
             <w:r>
               <w:rPr>
                 <w:sz w:val="16"/>
+                <w:lang w:val="ru-RU"/>
               </w:rPr>
               <w:br/>
             </w:r>
@@ -693,19 +987,42 @@
               <w:rPr>
                 <w:b/>
                 <w:sz w:val="16"/>
-              </w:rPr>
-              <w:t>Г-амф. (лк)</w:t>
+                <w:lang w:val="ru-RU"/>
+              </w:rPr>
+              <w:t>Б-310 (</w:t>
+            </w:r>
+            <w:proofErr w:type="spellStart"/>
+            <w:r>
+              <w:rPr>
+                <w:b/>
+                <w:sz w:val="16"/>
+                <w:lang w:val="ru-RU"/>
+              </w:rPr>
+              <w:t>лб</w:t>
+            </w:r>
+            <w:proofErr w:type="spellEnd"/>
+            <w:r>
+              <w:rPr>
+                <w:b/>
+                <w:sz w:val="16"/>
+                <w:lang w:val="ru-RU"/>
+              </w:rPr>
+              <w:t>)</w:t>
             </w:r>
           </w:p>
           <w:p>
             <w:pPr>
               <w:spacing w:before="60"/>
+              <w:rPr>
+                <w:lang w:val="ru-RU"/>
+              </w:rPr>
             </w:pPr>
             <w:r>
               <w:rPr>
                 <w:sz w:val="14"/>
-              </w:rPr>
-              <w:t>[266 чел.] Информационные технологии</w:t>
+                <w:lang w:val="ru-RU"/>
+              </w:rPr>
+              <w:t>[17 чел.] Информационные технологии</w:t>
             </w:r>
           </w:p>
         </w:tc>
@@ -724,16 +1041,21 @@
           <w:p>
             <w:pPr>
               <w:spacing w:before="60"/>
+              <w:rPr>
+                <w:lang w:val="ru-RU"/>
+              </w:rPr>
             </w:pPr>
             <w:r>
               <w:rPr>
                 <w:sz w:val="16"/>
-              </w:rPr>
-              <w:t>АТПб-25-1-2</w:t>
+                <w:lang w:val="ru-RU"/>
+              </w:rPr>
+              <w:t>ЭАПЭб-25-2-1</w:t>
             </w:r>
             <w:r>
               <w:rPr>
                 <w:sz w:val="16"/>
+                <w:lang w:val="ru-RU"/>
               </w:rPr>
               <w:br/>
             </w:r>
@@ -741,20 +1063,121 @@
               <w:rPr>
                 <w:b/>
                 <w:sz w:val="16"/>
-              </w:rPr>
-              <w:t>Б-310 (лб)</w:t>
+                <w:lang w:val="ru-RU"/>
+              </w:rPr>
+              <w:t>В-214 (</w:t>
+            </w:r>
+            <w:proofErr w:type="spellStart"/>
+            <w:r>
+              <w:rPr>
+                <w:b/>
+                <w:sz w:val="16"/>
+                <w:lang w:val="ru-RU"/>
+              </w:rPr>
+              <w:t>лб</w:t>
+            </w:r>
+            <w:proofErr w:type="spellEnd"/>
+            <w:r>
+              <w:rPr>
+                <w:b/>
+                <w:sz w:val="16"/>
+                <w:lang w:val="ru-RU"/>
+              </w:rPr>
+              <w:t>)</w:t>
             </w:r>
           </w:p>
           <w:p>
             <w:pPr>
               <w:spacing w:before="60"/>
+              <w:rPr>
+                <w:lang w:val="ru-RU"/>
+              </w:rPr>
             </w:pPr>
             <w:r>
               <w:rPr>
                 <w:sz w:val="14"/>
-              </w:rPr>
-              <w:t>[17 чел.] Информационные технологии</w:t>
-            </w:r>
+                <w:lang w:val="ru-RU"/>
+              </w:rPr>
+              <w:t>[15 чел.] Информационные технологии</w:t>
+            </w:r>
+          </w:p>
+        </w:tc>
+        <w:tc>
+          <w:tcPr>
+            <w:tcW w:w="1361" w:type="dxa"/>
+          </w:tcPr>
+          <w:p>
+            <w:pPr>
+              <w:rPr>
+                <w:lang w:val="ru-RU"/>
+              </w:rPr>
+            </w:pPr>
+          </w:p>
+        </w:tc>
+        <w:tc>
+          <w:tcPr>
+            <w:tcW w:w="1361" w:type="dxa"/>
+          </w:tcPr>
+          <w:p>
+            <w:pPr>
+              <w:rPr>
+                <w:lang w:val="ru-RU"/>
+              </w:rPr>
+            </w:pPr>
+          </w:p>
+        </w:tc>
+        <w:tc>
+          <w:tcPr>
+            <w:tcW w:w="1361" w:type="dxa"/>
+          </w:tcPr>
+          <w:p>
+            <w:pPr>
+              <w:rPr>
+                <w:lang w:val="ru-RU"/>
+              </w:rPr>
+            </w:pPr>
+          </w:p>
+        </w:tc>
+        <w:tc>
+          <w:tcPr>
+            <w:tcW w:w="1361" w:type="dxa"/>
+          </w:tcPr>
+          <w:p>
+            <w:pPr>
+              <w:rPr>
+                <w:lang w:val="ru-RU"/>
+              </w:rPr>
+            </w:pPr>
+          </w:p>
+        </w:tc>
+        <w:tc>
+          <w:tcPr>
+            <w:tcW w:w="1361" w:type="dxa"/>
+          </w:tcPr>
+          <w:p>
+            <w:pPr>
+              <w:rPr>
+                <w:lang w:val="ru-RU"/>
+              </w:rPr>
+            </w:pPr>
+          </w:p>
+        </w:tc>
+      </w:tr>
+      <w:tr>
+        <w:trPr>
+          <w:trHeight w:hRule="exact" w:val="1020"/>
+        </w:trPr>
+        <w:tc>
+          <w:tcPr>
+            <w:tcW w:w="1234" w:type="dxa"/>
+            <w:vMerge/>
+          </w:tcPr>
+          <w:p>
+            <w:pPr>
+              <w:rPr>
+                <w:lang w:val="ru-RU"/>
+              </w:rPr>
+            </w:pPr>
           </w:p>
         </w:tc>
         <w:tc>
@@ -772,16 +1195,21 @@
           <w:p>
             <w:pPr>
               <w:spacing w:before="60"/>
+              <w:rPr>
+                <w:lang w:val="ru-RU"/>
+              </w:rPr>
             </w:pPr>
             <w:r>
               <w:rPr>
                 <w:sz w:val="16"/>
-              </w:rPr>
-              <w:t>ЭАПЭб-25-2-1</w:t>
+                <w:lang w:val="ru-RU"/>
+              </w:rPr>
+              <w:t>СНГб-25-1-1</w:t>
             </w:r>
             <w:r>
               <w:rPr>
                 <w:sz w:val="16"/>
+                <w:lang w:val="ru-RU"/>
               </w:rPr>
               <w:br/>
             </w:r>
@@ -789,112 +1217,40 @@
               <w:rPr>
                 <w:b/>
                 <w:sz w:val="16"/>
-              </w:rPr>
-              <w:t>В-214 (лб)</w:t>
+                <w:lang w:val="ru-RU"/>
+              </w:rPr>
+              <w:t>Б-303 (</w:t>
+            </w:r>
+            <w:proofErr w:type="spellStart"/>
+            <w:r>
+              <w:rPr>
+                <w:b/>
+                <w:sz w:val="16"/>
+                <w:lang w:val="ru-RU"/>
+              </w:rPr>
+              <w:t>лб</w:t>
+            </w:r>
+            <w:proofErr w:type="spellEnd"/>
+            <w:r>
+              <w:rPr>
+                <w:b/>
+                <w:sz w:val="16"/>
+                <w:lang w:val="ru-RU"/>
+              </w:rPr>
+              <w:t>)</w:t>
             </w:r>
           </w:p>
           <w:p>
             <w:pPr>
               <w:spacing w:before="60"/>
+              <w:rPr>
+                <w:lang w:val="ru-RU"/>
+              </w:rPr>
             </w:pPr>
             <w:r>
               <w:rPr>
                 <w:sz w:val="14"/>
-              </w:rPr>
-              <w:t>[15 чел.] Информационные технологии</w:t>
-            </w:r>
-          </w:p>
-        </w:tc>
-        <w:tc>
-          <w:tcPr>
-            <w:tcW w:w="1361" w:type="dxa"/>
-            <w:vMerge w:val="restart"/>
-          </w:tcPr>
-          <w:p/>
-        </w:tc>
-        <w:tc>
-          <w:tcPr>
-            <w:tcW w:w="1361" w:type="dxa"/>
-            <w:vMerge w:val="restart"/>
-          </w:tcPr>
-          <w:p/>
-        </w:tc>
-        <w:tc>
-          <w:tcPr>
-            <w:tcW w:w="1361" w:type="dxa"/>
-            <w:vMerge w:val="restart"/>
-          </w:tcPr>
-          <w:p/>
-        </w:tc>
-        <w:tc>
-          <w:tcPr>
-            <w:tcW w:w="1361" w:type="dxa"/>
-            <w:vMerge w:val="restart"/>
-          </w:tcPr>
-          <w:p/>
-        </w:tc>
-        <w:tc>
-          <w:tcPr>
-            <w:tcW w:w="1361" w:type="dxa"/>
-            <w:vMerge w:val="restart"/>
-          </w:tcPr>
-          <w:p/>
-        </w:tc>
-      </w:tr>
-      <w:tr>
-        <w:trPr>
-          <w:trHeight w:hRule="exact" w:val="1020"/>
-        </w:trPr>
-        <w:tc>
-          <w:tcPr>
-            <w:tcW w:w="1234" w:type="dxa"/>
-            <w:vMerge/>
-          </w:tcPr>
-          <w:p/>
-        </w:tc>
-        <w:tc>
-          <w:tcPr>
-            <w:tcW w:w="1361" w:type="dxa"/>
-            <w:shd w:val="clear" w:color="auto" w:fill="FAFAFA"/>
-            <w:tcMar>
-              <w:top w:w="50" w:type="dxa"/>
-              <w:left w:w="50" w:type="dxa"/>
-              <w:bottom w:w="50" w:type="dxa"/>
-              <w:right w:w="50" w:type="dxa"/>
-            </w:tcMar>
-            <w:vAlign w:val="center"/>
-          </w:tcPr>
-          <w:p>
-            <w:pPr>
-              <w:spacing w:before="60"/>
-            </w:pPr>
-            <w:r>
-              <w:rPr>
-                <w:sz w:val="16"/>
-              </w:rPr>
-              <w:t>СНГб-25-1-1</w:t>
-            </w:r>
-            <w:r>
-              <w:rPr>
-                <w:sz w:val="16"/>
-              </w:rPr>
-              <w:br/>
-            </w:r>
-            <w:r>
-              <w:rPr>
-                <w:b/>
-                <w:sz w:val="16"/>
-              </w:rPr>
-              <w:t>Б-303 (лб)</w:t>
-            </w:r>
-          </w:p>
-          <w:p>
-            <w:pPr>
-              <w:spacing w:before="60"/>
-            </w:pPr>
-            <w:r>
-              <w:rPr>
-                <w:sz w:val="14"/>
+                <w:lang w:val="ru-RU"/>
               </w:rPr>
               <w:t>[17 чел.] Информационные технологии</w:t>
             </w:r>
@@ -915,16 +1271,21 @@
           <w:p>
             <w:pPr>
               <w:spacing w:before="60"/>
+              <w:rPr>
+                <w:lang w:val="ru-RU"/>
+              </w:rPr>
             </w:pPr>
             <w:r>
               <w:rPr>
                 <w:sz w:val="16"/>
+                <w:lang w:val="ru-RU"/>
               </w:rPr>
               <w:t>ЭСб-25-1</w:t>
             </w:r>
             <w:r>
               <w:rPr>
                 <w:sz w:val="16"/>
+                <w:lang w:val="ru-RU"/>
               </w:rPr>
               <w:br/>
             </w:r>
@@ -932,17 +1293,40 @@
               <w:rPr>
                 <w:b/>
                 <w:sz w:val="16"/>
-              </w:rPr>
-              <w:t>В-302 (лб)</w:t>
+                <w:lang w:val="ru-RU"/>
+              </w:rPr>
+              <w:t>В-302 (</w:t>
+            </w:r>
+            <w:proofErr w:type="spellStart"/>
+            <w:r>
+              <w:rPr>
+                <w:b/>
+                <w:sz w:val="16"/>
+                <w:lang w:val="ru-RU"/>
+              </w:rPr>
+              <w:t>лб</w:t>
+            </w:r>
+            <w:proofErr w:type="spellEnd"/>
+            <w:r>
+              <w:rPr>
+                <w:b/>
+                <w:sz w:val="16"/>
+                <w:lang w:val="ru-RU"/>
+              </w:rPr>
+              <w:t>)</w:t>
             </w:r>
           </w:p>
           <w:p>
             <w:pPr>
               <w:spacing w:before="60"/>
+              <w:rPr>
+                <w:lang w:val="ru-RU"/>
+              </w:rPr>
             </w:pPr>
             <w:r>
               <w:rPr>
                 <w:sz w:val="14"/>
+                <w:lang w:val="ru-RU"/>
               </w:rPr>
               <w:t>[30 чел.] Информационные технологии</w:t>
             </w:r>
@@ -952,42 +1336,73 @@
           <w:tcPr>
             <w:tcW w:w="1361" w:type="dxa"/>
           </w:tcPr>
-          <w:p/>
+          <w:p>
+            <w:pPr>
+              <w:rPr>
+                <w:lang w:val="ru-RU"/>
+              </w:rPr>
+            </w:pPr>
+          </w:p>
         </w:tc>
         <w:tc>
           <w:tcPr>
             <w:tcW w:w="1234" w:type="dxa"/>
-            <w:vMerge/>
           </w:tcPr>
-          <w:p/>
+          <w:p>
+            <w:pPr>
+              <w:rPr>
+                <w:lang w:val="ru-RU"/>
+              </w:rPr>
+            </w:pPr>
+          </w:p>
         </w:tc>
         <w:tc>
           <w:tcPr>
             <w:tcW w:w="1234" w:type="dxa"/>
-            <w:vMerge/>
           </w:tcPr>
-          <w:p/>
+          <w:p>
+            <w:pPr>
+              <w:rPr>
+                <w:lang w:val="ru-RU"/>
+              </w:rPr>
+            </w:pPr>
+          </w:p>
         </w:tc>
         <w:tc>
           <w:tcPr>
             <w:tcW w:w="1234" w:type="dxa"/>
-            <w:vMerge/>
           </w:tcPr>
-          <w:p/>
+          <w:p>
+            <w:pPr>
+              <w:rPr>
+                <w:lang w:val="ru-RU"/>
+              </w:rPr>
+            </w:pPr>
+          </w:p>
         </w:tc>
         <w:tc>
           <w:tcPr>
             <w:tcW w:w="1234" w:type="dxa"/>
-            <w:vMerge/>
           </w:tcPr>
-          <w:p/>
+          <w:p>
+            <w:pPr>
+              <w:rPr>
+                <w:lang w:val="ru-RU"/>
+              </w:rPr>
+            </w:pPr>
+          </w:p>
         </w:tc>
         <w:tc>
           <w:tcPr>
             <w:tcW w:w="1234" w:type="dxa"/>
-            <w:vMerge/>
           </w:tcPr>
-          <w:p/>
+          <w:p>
+            <w:pPr>
+              <w:rPr>
+                <w:lang w:val="ru-RU"/>
+              </w:rPr>
+            </w:pPr>
+          </w:p>
         </w:tc>
       </w:tr>
       <w:tr>
@@ -1004,18 +1419,19 @@
             <w:pPr>
               <w:jc w:val="center"/>
             </w:pPr>
+            <w:proofErr w:type="spellStart"/>
             <w:r>
               <w:rPr>
                 <w:sz w:val="16"/>
               </w:rPr>
               <w:t>Ср</w:t>
             </w:r>
+            <w:proofErr w:type="spellEnd"/>
           </w:p>
         </w:tc>
         <w:tc>
           <w:tcPr>
             <w:tcW w:w="1361" w:type="dxa"/>
-            <w:vMerge w:val="restart"/>
             <w:tcMar>
               <w:top w:w="50" w:type="dxa"/>
               <w:left w:w="50" w:type="dxa"/>
@@ -1029,62 +1445,6 @@
               <w:spacing w:before="60"/>
               <w:jc w:val="center"/>
             </w:pPr>
-            <w:r>
-              <w:rPr>
-                <w:color w:val="888888"/>
-                <w:sz w:val="14"/>
-              </w:rPr>
-              <w:t>Освободить</w:t>
-            </w:r>
-          </w:p>
-        </w:tc>
-        <w:tc>
-          <w:tcPr>
-            <w:tcW w:w="1361" w:type="dxa"/>
-            <w:vMerge w:val="restart"/>
-            <w:shd w:val="clear" w:color="auto" w:fill="FAFAFA"/>
-            <w:tcMar>
-              <w:top w:w="50" w:type="dxa"/>
-              <w:left w:w="50" w:type="dxa"/>
-              <w:bottom w:w="50" w:type="dxa"/>
-              <w:right w:w="50" w:type="dxa"/>
-            </w:tcMar>
-            <w:vAlign w:val="center"/>
-          </w:tcPr>
-          <w:p>
-            <w:pPr>
-              <w:spacing w:before="60"/>
-            </w:pPr>
-            <w:r>
-              <w:rPr>
-                <w:sz w:val="16"/>
-              </w:rPr>
-              <w:t>МЦб-24-1</w:t>
-            </w:r>
-            <w:r>
-              <w:rPr>
-                <w:sz w:val="16"/>
-              </w:rPr>
-              <w:br/>
-            </w:r>
-            <w:r>
-              <w:rPr>
-                <w:b/>
-                <w:sz w:val="16"/>
-              </w:rPr>
-              <w:t>В-201 (пр)</w:t>
-            </w:r>
-          </w:p>
-          <w:p>
-            <w:pPr>
-              <w:spacing w:before="60"/>
-            </w:pPr>
-            <w:r>
-              <w:rPr>
-                <w:sz w:val="14"/>
-              </w:rPr>
-              <w:t>[24 чел.] Разработка прикладного ПО на языке Python</w:t>
-            </w:r>
           </w:p>
         </w:tc>
         <w:tc>
@@ -1102,16 +1462,21 @@
           <w:p>
             <w:pPr>
               <w:spacing w:before="60"/>
+              <w:rPr>
+                <w:lang w:val="ru-RU"/>
+              </w:rPr>
             </w:pPr>
             <w:r>
               <w:rPr>
                 <w:sz w:val="16"/>
-              </w:rPr>
-              <w:t>УСТб-25-1</w:t>
+                <w:lang w:val="ru-RU"/>
+              </w:rPr>
+              <w:t>МЦб-24-1</w:t>
             </w:r>
             <w:r>
               <w:rPr>
                 <w:sz w:val="16"/>
+                <w:lang w:val="ru-RU"/>
               </w:rPr>
               <w:br/>
             </w:r>
@@ -1119,19 +1484,48 @@
               <w:rPr>
                 <w:b/>
                 <w:sz w:val="16"/>
-              </w:rPr>
-              <w:t>В-02 (лб)</w:t>
+                <w:lang w:val="ru-RU"/>
+              </w:rPr>
+              <w:t>В-201 (</w:t>
+            </w:r>
+            <w:proofErr w:type="spellStart"/>
+            <w:r>
+              <w:rPr>
+                <w:b/>
+                <w:sz w:val="16"/>
+                <w:lang w:val="ru-RU"/>
+              </w:rPr>
+              <w:t>пр</w:t>
+            </w:r>
+            <w:proofErr w:type="spellEnd"/>
+            <w:r>
+              <w:rPr>
+                <w:b/>
+                <w:sz w:val="16"/>
+                <w:lang w:val="ru-RU"/>
+              </w:rPr>
+              <w:t>)</w:t>
             </w:r>
           </w:p>
           <w:p>
             <w:pPr>
               <w:spacing w:before="60"/>
+              <w:rPr>
+                <w:lang w:val="ru-RU"/>
+              </w:rPr>
             </w:pPr>
             <w:r>
               <w:rPr>
                 <w:sz w:val="14"/>
-              </w:rPr>
-              <w:t>[32 чел.] Информационные технологии</w:t>
+                <w:lang w:val="ru-RU"/>
+              </w:rPr>
+              <w:t xml:space="preserve">[24 чел.] Разработка прикладного ПО на языке </w:t>
+            </w:r>
+            <w:r>
+              <w:rPr>
+                <w:sz w:val="14"/>
+              </w:rPr>
+              <w:t>Python</w:t>
             </w:r>
           </w:p>
         </w:tc>
@@ -1150,16 +1544,21 @@
           <w:p>
             <w:pPr>
               <w:spacing w:before="60"/>
+              <w:rPr>
+                <w:lang w:val="ru-RU"/>
+              </w:rPr>
             </w:pPr>
             <w:r>
               <w:rPr>
                 <w:sz w:val="16"/>
-              </w:rPr>
-              <w:t>КНб-25-1</w:t>
+                <w:lang w:val="ru-RU"/>
+              </w:rPr>
+              <w:t>УСТб-25-1</w:t>
             </w:r>
             <w:r>
               <w:rPr>
                 <w:sz w:val="16"/>
+                <w:lang w:val="ru-RU"/>
               </w:rPr>
               <w:br/>
             </w:r>
@@ -1167,121 +1566,42 @@
               <w:rPr>
                 <w:b/>
                 <w:sz w:val="16"/>
-              </w:rPr>
-              <w:t>Б-306 (лб)</w:t>
+                <w:lang w:val="ru-RU"/>
+              </w:rPr>
+              <w:t>В-02 (</w:t>
+            </w:r>
+            <w:proofErr w:type="spellStart"/>
+            <w:r>
+              <w:rPr>
+                <w:b/>
+                <w:sz w:val="16"/>
+                <w:lang w:val="ru-RU"/>
+              </w:rPr>
+              <w:t>лб</w:t>
+            </w:r>
+            <w:proofErr w:type="spellEnd"/>
+            <w:r>
+              <w:rPr>
+                <w:b/>
+                <w:sz w:val="16"/>
+                <w:lang w:val="ru-RU"/>
+              </w:rPr>
+              <w:t>)</w:t>
             </w:r>
           </w:p>
           <w:p>
             <w:pPr>
               <w:spacing w:before="60"/>
+              <w:rPr>
+                <w:lang w:val="ru-RU"/>
+              </w:rPr>
             </w:pPr>
             <w:r>
               <w:rPr>
                 <w:sz w:val="14"/>
-              </w:rPr>
-              <w:t>[26 чел.] Информационные технологии</w:t>
-            </w:r>
-          </w:p>
-        </w:tc>
-        <w:tc>
-          <w:tcPr>
-            <w:tcW w:w="1361" w:type="dxa"/>
-            <w:vMerge w:val="restart"/>
-          </w:tcPr>
-          <w:p/>
-        </w:tc>
-        <w:tc>
-          <w:tcPr>
-            <w:tcW w:w="1361" w:type="dxa"/>
-            <w:vMerge w:val="restart"/>
-          </w:tcPr>
-          <w:p/>
-        </w:tc>
-        <w:tc>
-          <w:tcPr>
-            <w:tcW w:w="1361" w:type="dxa"/>
-            <w:vMerge w:val="restart"/>
-          </w:tcPr>
-          <w:p/>
-        </w:tc>
-        <w:tc>
-          <w:tcPr>
-            <w:tcW w:w="1361" w:type="dxa"/>
-            <w:vMerge w:val="restart"/>
-          </w:tcPr>
-          <w:p/>
-        </w:tc>
-      </w:tr>
-      <w:tr>
-        <w:trPr>
-          <w:trHeight w:hRule="exact" w:val="1020"/>
-        </w:trPr>
-        <w:tc>
-          <w:tcPr>
-            <w:tcW w:w="1234" w:type="dxa"/>
-            <w:vMerge/>
-          </w:tcPr>
-          <w:p/>
-        </w:tc>
-        <w:tc>
-          <w:tcPr>
-            <w:tcW w:w="1234" w:type="dxa"/>
-            <w:vMerge/>
-          </w:tcPr>
-          <w:p/>
-        </w:tc>
-        <w:tc>
-          <w:tcPr>
-            <w:tcW w:w="1234" w:type="dxa"/>
-            <w:vMerge/>
-          </w:tcPr>
-          <w:p/>
-        </w:tc>
-        <w:tc>
-          <w:tcPr>
-            <w:tcW w:w="1361" w:type="dxa"/>
-            <w:shd w:val="clear" w:color="auto" w:fill="FAFAFA"/>
-            <w:tcMar>
-              <w:top w:w="50" w:type="dxa"/>
-              <w:left w:w="50" w:type="dxa"/>
-              <w:bottom w:w="50" w:type="dxa"/>
-              <w:right w:w="50" w:type="dxa"/>
-            </w:tcMar>
-            <w:vAlign w:val="center"/>
-          </w:tcPr>
-          <w:p>
-            <w:pPr>
-              <w:spacing w:before="60"/>
-            </w:pPr>
-            <w:r>
-              <w:rPr>
-                <w:sz w:val="16"/>
-              </w:rPr>
-              <w:t>ЭПб-25-1</w:t>
-            </w:r>
-            <w:r>
-              <w:rPr>
-                <w:sz w:val="16"/>
-              </w:rPr>
-              <w:br/>
-            </w:r>
-            <w:r>
-              <w:rPr>
-                <w:b/>
-                <w:sz w:val="16"/>
-              </w:rPr>
-              <w:t>В-202 (лб)</w:t>
-            </w:r>
-          </w:p>
-          <w:p>
-            <w:pPr>
-              <w:spacing w:before="60"/>
-            </w:pPr>
-            <w:r>
-              <w:rPr>
-                <w:sz w:val="14"/>
-              </w:rPr>
-              <w:t>[24 чел.] Информационные технологии</w:t>
+                <w:lang w:val="ru-RU"/>
+              </w:rPr>
+              <w:t>[32 чел.] Информационные технологии</w:t>
             </w:r>
           </w:p>
         </w:tc>
@@ -1300,16 +1620,21 @@
           <w:p>
             <w:pPr>
               <w:spacing w:before="60"/>
+              <w:rPr>
+                <w:lang w:val="ru-RU"/>
+              </w:rPr>
             </w:pPr>
             <w:r>
               <w:rPr>
                 <w:sz w:val="16"/>
-              </w:rPr>
-              <w:t>ИСТб-25-3</w:t>
+                <w:lang w:val="ru-RU"/>
+              </w:rPr>
+              <w:t>КНб-25-1</w:t>
             </w:r>
             <w:r>
               <w:rPr>
                 <w:sz w:val="16"/>
+                <w:lang w:val="ru-RU"/>
               </w:rPr>
               <w:br/>
             </w:r>
@@ -1317,212 +1642,92 @@
               <w:rPr>
                 <w:b/>
                 <w:sz w:val="16"/>
-              </w:rPr>
-              <w:t>Б-305 (пр)</w:t>
+                <w:lang w:val="ru-RU"/>
+              </w:rPr>
+              <w:t>Б-306 (</w:t>
+            </w:r>
+            <w:proofErr w:type="spellStart"/>
+            <w:r>
+              <w:rPr>
+                <w:b/>
+                <w:sz w:val="16"/>
+                <w:lang w:val="ru-RU"/>
+              </w:rPr>
+              <w:t>лб</w:t>
+            </w:r>
+            <w:proofErr w:type="spellEnd"/>
+            <w:r>
+              <w:rPr>
+                <w:b/>
+                <w:sz w:val="16"/>
+                <w:lang w:val="ru-RU"/>
+              </w:rPr>
+              <w:t>)</w:t>
             </w:r>
           </w:p>
           <w:p>
             <w:pPr>
               <w:spacing w:before="60"/>
+              <w:rPr>
+                <w:lang w:val="ru-RU"/>
+              </w:rPr>
             </w:pPr>
             <w:r>
               <w:rPr>
                 <w:sz w:val="14"/>
-              </w:rPr>
-              <w:t>[15 чел.] Информатика</w:t>
-            </w:r>
-          </w:p>
-        </w:tc>
-        <w:tc>
-          <w:tcPr>
-            <w:tcW w:w="1234" w:type="dxa"/>
-            <w:vMerge/>
-          </w:tcPr>
-          <w:p/>
-        </w:tc>
-        <w:tc>
-          <w:tcPr>
-            <w:tcW w:w="1234" w:type="dxa"/>
-            <w:vMerge/>
-          </w:tcPr>
-          <w:p/>
-        </w:tc>
-        <w:tc>
-          <w:tcPr>
-            <w:tcW w:w="1234" w:type="dxa"/>
-            <w:vMerge/>
-          </w:tcPr>
-          <w:p/>
-        </w:tc>
-        <w:tc>
-          <w:tcPr>
-            <w:tcW w:w="1234" w:type="dxa"/>
-            <w:vMerge/>
-          </w:tcPr>
-          <w:p/>
-        </w:tc>
-      </w:tr>
-      <w:tr>
-        <w:trPr>
-          <w:trHeight w:hRule="exact" w:val="1020"/>
-        </w:trPr>
-        <w:tc>
-          <w:tcPr>
-            <w:tcW w:w="420" w:type="dxa"/>
-            <w:vMerge w:val="restart"/>
-            <w:vAlign w:val="center"/>
-          </w:tcPr>
-          <w:p>
-            <w:pPr>
-              <w:jc w:val="center"/>
-            </w:pPr>
-            <w:r>
-              <w:rPr>
-                <w:sz w:val="16"/>
-              </w:rPr>
-              <w:t>Чт</w:t>
+                <w:lang w:val="ru-RU"/>
+              </w:rPr>
+              <w:t>[26 чел.] Информационные технологии</w:t>
             </w:r>
           </w:p>
         </w:tc>
         <w:tc>
           <w:tcPr>
             <w:tcW w:w="1361" w:type="dxa"/>
-            <w:vMerge w:val="restart"/>
-            <w:shd w:val="clear" w:color="auto" w:fill="FAFAFA"/>
-            <w:tcMar>
-              <w:top w:w="50" w:type="dxa"/>
-              <w:left w:w="50" w:type="dxa"/>
-              <w:bottom w:w="50" w:type="dxa"/>
-              <w:right w:w="50" w:type="dxa"/>
-            </w:tcMar>
-            <w:vAlign w:val="center"/>
           </w:tcPr>
           <w:p>
             <w:pPr>
-              <w:spacing w:before="60"/>
+              <w:rPr>
+                <w:lang w:val="ru-RU"/>
+              </w:rPr>
             </w:pPr>
-            <w:r>
-              <w:rPr>
-                <w:sz w:val="16"/>
-              </w:rPr>
-              <w:t>ИСТб-25-1</w:t>
-            </w:r>
-            <w:r>
-              <w:rPr>
-                <w:sz w:val="16"/>
-              </w:rPr>
-              <w:br/>
-            </w:r>
-            <w:r>
-              <w:rPr>
-                <w:b/>
-                <w:sz w:val="16"/>
-              </w:rPr>
-              <w:t>В-202 (пр)</w:t>
-            </w:r>
-          </w:p>
-          <w:p>
-            <w:pPr>
-              <w:spacing w:before="60"/>
-            </w:pPr>
-            <w:r>
-              <w:rPr>
-                <w:sz w:val="14"/>
-              </w:rPr>
-              <w:t>[30 чел.] Информатика</w:t>
-            </w:r>
           </w:p>
         </w:tc>
         <w:tc>
           <w:tcPr>
             <w:tcW w:w="1361" w:type="dxa"/>
-            <w:vMerge w:val="restart"/>
-            <w:shd w:val="clear" w:color="auto" w:fill="FAFAFA"/>
-            <w:tcMar>
-              <w:top w:w="50" w:type="dxa"/>
-              <w:left w:w="50" w:type="dxa"/>
-              <w:bottom w:w="50" w:type="dxa"/>
-              <w:right w:w="50" w:type="dxa"/>
-            </w:tcMar>
-            <w:vAlign w:val="center"/>
           </w:tcPr>
           <w:p>
             <w:pPr>
-              <w:spacing w:before="60"/>
+              <w:rPr>
+                <w:lang w:val="ru-RU"/>
+              </w:rPr>
             </w:pPr>
-            <w:r>
-              <w:rPr>
-                <w:sz w:val="16"/>
-              </w:rPr>
-              <w:t xml:space="preserve">ИСТб-25        </w:t>
-            </w:r>
-            <w:r>
-              <w:rPr>
-                <w:sz w:val="16"/>
-              </w:rPr>
-              <w:br/>
-            </w:r>
-            <w:r>
-              <w:rPr>
-                <w:b/>
-                <w:sz w:val="16"/>
-              </w:rPr>
-              <w:t>К-303 (лк)</w:t>
-            </w:r>
-          </w:p>
-          <w:p>
-            <w:pPr>
-              <w:spacing w:before="60"/>
-            </w:pPr>
-            <w:r>
-              <w:rPr>
-                <w:sz w:val="14"/>
-              </w:rPr>
-              <w:t>[75 чел.] Информатика</w:t>
-            </w:r>
           </w:p>
         </w:tc>
         <w:tc>
           <w:tcPr>
             <w:tcW w:w="1361" w:type="dxa"/>
-            <w:vMerge w:val="restart"/>
           </w:tcPr>
-          <w:p/>
+          <w:p>
+            <w:pPr>
+              <w:rPr>
+                <w:lang w:val="ru-RU"/>
+              </w:rPr>
+            </w:pPr>
+          </w:p>
         </w:tc>
         <w:tc>
           <w:tcPr>
             <w:tcW w:w="1361" w:type="dxa"/>
-            <w:vMerge w:val="restart"/>
           </w:tcPr>
-          <w:p/>
-        </w:tc>
-        <w:tc>
-          <w:tcPr>
-            <w:tcW w:w="1361" w:type="dxa"/>
-            <w:vMerge w:val="restart"/>
-          </w:tcPr>
-          <w:p/>
-        </w:tc>
-        <w:tc>
-          <w:tcPr>
-            <w:tcW w:w="1361" w:type="dxa"/>
-            <w:vMerge w:val="restart"/>
-          </w:tcPr>
-          <w:p/>
-        </w:tc>
-        <w:tc>
-          <w:tcPr>
-            <w:tcW w:w="1361" w:type="dxa"/>
-            <w:vMerge w:val="restart"/>
-          </w:tcPr>
-          <w:p/>
-        </w:tc>
-        <w:tc>
-          <w:tcPr>
-            <w:tcW w:w="1361" w:type="dxa"/>
-            <w:vMerge w:val="restart"/>
-          </w:tcPr>
-          <w:p/>
+          <w:p>
+            <w:pPr>
+              <w:rPr>
+                <w:lang w:val="ru-RU"/>
+              </w:rPr>
+            </w:pPr>
+          </w:p>
         </w:tc>
       </w:tr>
       <w:tr>
@@ -1534,85 +1739,37 @@
             <w:tcW w:w="1234" w:type="dxa"/>
             <w:vMerge/>
           </w:tcPr>
-          <w:p/>
+          <w:p>
+            <w:pPr>
+              <w:rPr>
+                <w:lang w:val="ru-RU"/>
+              </w:rPr>
+            </w:pPr>
+          </w:p>
         </w:tc>
         <w:tc>
           <w:tcPr>
             <w:tcW w:w="1234" w:type="dxa"/>
-            <w:vMerge/>
           </w:tcPr>
-          <w:p/>
+          <w:p>
+            <w:pPr>
+              <w:rPr>
+                <w:lang w:val="ru-RU"/>
+              </w:rPr>
+            </w:pPr>
+          </w:p>
         </w:tc>
         <w:tc>
           <w:tcPr>
             <w:tcW w:w="1234" w:type="dxa"/>
-            <w:vMerge/>
-          </w:tcPr>
-          <w:p/>
-        </w:tc>
-        <w:tc>
-          <w:tcPr>
-            <w:tcW w:w="1234" w:type="dxa"/>
-            <w:vMerge/>
-          </w:tcPr>
-          <w:p/>
-        </w:tc>
-        <w:tc>
-          <w:tcPr>
-            <w:tcW w:w="1234" w:type="dxa"/>
-            <w:vMerge/>
-          </w:tcPr>
-          <w:p/>
-        </w:tc>
-        <w:tc>
-          <w:tcPr>
-            <w:tcW w:w="1234" w:type="dxa"/>
-            <w:vMerge/>
-          </w:tcPr>
-          <w:p/>
-        </w:tc>
-        <w:tc>
-          <w:tcPr>
-            <w:tcW w:w="1234" w:type="dxa"/>
-            <w:vMerge/>
-          </w:tcPr>
-          <w:p/>
-        </w:tc>
-        <w:tc>
-          <w:tcPr>
-            <w:tcW w:w="1234" w:type="dxa"/>
-            <w:vMerge/>
-          </w:tcPr>
-          <w:p/>
-        </w:tc>
-        <w:tc>
-          <w:tcPr>
-            <w:tcW w:w="1234" w:type="dxa"/>
-            <w:vMerge/>
-          </w:tcPr>
-          <w:p/>
-        </w:tc>
-      </w:tr>
-      <w:tr>
-        <w:trPr>
-          <w:trHeight w:hRule="exact" w:val="1020"/>
-        </w:trPr>
-        <w:tc>
-          <w:tcPr>
-            <w:tcW w:w="420" w:type="dxa"/>
-            <w:vMerge w:val="restart"/>
-            <w:vAlign w:val="center"/>
+            <w:shd w:val="clear" w:color="auto" w:fill="FAFAFA"/>
           </w:tcPr>
           <w:p>
             <w:pPr>
-              <w:jc w:val="center"/>
+              <w:rPr>
+                <w:lang w:val="ru-RU"/>
+              </w:rPr>
             </w:pPr>
-            <w:r>
-              <w:rPr>
-                <w:sz w:val="16"/>
-              </w:rPr>
-              <w:t>Пт</w:t>
-            </w:r>
           </w:p>
         </w:tc>
         <w:tc>
@@ -1630,16 +1787,21 @@
           <w:p>
             <w:pPr>
               <w:spacing w:before="60"/>
+              <w:rPr>
+                <w:lang w:val="ru-RU"/>
+              </w:rPr>
             </w:pPr>
             <w:r>
               <w:rPr>
                 <w:sz w:val="16"/>
-              </w:rPr>
-              <w:t>АМПб-25-1</w:t>
+                <w:lang w:val="ru-RU"/>
+              </w:rPr>
+              <w:t>ЭПб-25-1</w:t>
             </w:r>
             <w:r>
               <w:rPr>
                 <w:sz w:val="16"/>
+                <w:lang w:val="ru-RU"/>
               </w:rPr>
               <w:br/>
             </w:r>
@@ -1647,19 +1809,42 @@
               <w:rPr>
                 <w:b/>
                 <w:sz w:val="16"/>
-              </w:rPr>
-              <w:t>Б-306 (лб)</w:t>
+                <w:lang w:val="ru-RU"/>
+              </w:rPr>
+              <w:t>В-202 (</w:t>
+            </w:r>
+            <w:proofErr w:type="spellStart"/>
+            <w:r>
+              <w:rPr>
+                <w:b/>
+                <w:sz w:val="16"/>
+                <w:lang w:val="ru-RU"/>
+              </w:rPr>
+              <w:t>лб</w:t>
+            </w:r>
+            <w:proofErr w:type="spellEnd"/>
+            <w:r>
+              <w:rPr>
+                <w:b/>
+                <w:sz w:val="16"/>
+                <w:lang w:val="ru-RU"/>
+              </w:rPr>
+              <w:t>)</w:t>
             </w:r>
           </w:p>
           <w:p>
             <w:pPr>
               <w:spacing w:before="60"/>
+              <w:rPr>
+                <w:lang w:val="ru-RU"/>
+              </w:rPr>
             </w:pPr>
             <w:r>
               <w:rPr>
                 <w:sz w:val="14"/>
-              </w:rPr>
-              <w:t>[30 чел.] Информационные технологии</w:t>
+                <w:lang w:val="ru-RU"/>
+              </w:rPr>
+              <w:t>[24 чел.] Информационные технологии</w:t>
             </w:r>
           </w:p>
         </w:tc>
@@ -1678,16 +1863,21 @@
           <w:p>
             <w:pPr>
               <w:spacing w:before="60"/>
+              <w:rPr>
+                <w:lang w:val="ru-RU"/>
+              </w:rPr>
             </w:pPr>
             <w:r>
               <w:rPr>
                 <w:sz w:val="16"/>
-              </w:rPr>
-              <w:t>ДИб-25-1</w:t>
+                <w:lang w:val="ru-RU"/>
+              </w:rPr>
+              <w:t>ИСТб-25-3</w:t>
             </w:r>
             <w:r>
               <w:rPr>
                 <w:sz w:val="16"/>
+                <w:lang w:val="ru-RU"/>
               </w:rPr>
               <w:br/>
             </w:r>
@@ -1695,20 +1885,116 @@
               <w:rPr>
                 <w:b/>
                 <w:sz w:val="16"/>
-              </w:rPr>
-              <w:t>Б-306 (лб)</w:t>
+                <w:lang w:val="ru-RU"/>
+              </w:rPr>
+              <w:t>Б-305 (</w:t>
+            </w:r>
+            <w:proofErr w:type="spellStart"/>
+            <w:r>
+              <w:rPr>
+                <w:b/>
+                <w:sz w:val="16"/>
+                <w:lang w:val="ru-RU"/>
+              </w:rPr>
+              <w:t>пр</w:t>
+            </w:r>
+            <w:proofErr w:type="spellEnd"/>
+            <w:r>
+              <w:rPr>
+                <w:b/>
+                <w:sz w:val="16"/>
+                <w:lang w:val="ru-RU"/>
+              </w:rPr>
+              <w:t>)</w:t>
             </w:r>
           </w:p>
           <w:p>
             <w:pPr>
               <w:spacing w:before="60"/>
+              <w:rPr>
+                <w:lang w:val="ru-RU"/>
+              </w:rPr>
             </w:pPr>
             <w:r>
               <w:rPr>
                 <w:sz w:val="14"/>
-              </w:rPr>
-              <w:t>[26 чел.] Информационные технологии</w:t>
-            </w:r>
+                <w:lang w:val="ru-RU"/>
+              </w:rPr>
+              <w:t>[15 чел.] Информатика</w:t>
+            </w:r>
+          </w:p>
+        </w:tc>
+        <w:tc>
+          <w:tcPr>
+            <w:tcW w:w="1234" w:type="dxa"/>
+          </w:tcPr>
+          <w:p>
+            <w:pPr>
+              <w:rPr>
+                <w:lang w:val="ru-RU"/>
+              </w:rPr>
+            </w:pPr>
+          </w:p>
+        </w:tc>
+        <w:tc>
+          <w:tcPr>
+            <w:tcW w:w="1234" w:type="dxa"/>
+          </w:tcPr>
+          <w:p>
+            <w:pPr>
+              <w:rPr>
+                <w:lang w:val="ru-RU"/>
+              </w:rPr>
+            </w:pPr>
+          </w:p>
+        </w:tc>
+        <w:tc>
+          <w:tcPr>
+            <w:tcW w:w="1234" w:type="dxa"/>
+          </w:tcPr>
+          <w:p>
+            <w:pPr>
+              <w:rPr>
+                <w:lang w:val="ru-RU"/>
+              </w:rPr>
+            </w:pPr>
+          </w:p>
+        </w:tc>
+        <w:tc>
+          <w:tcPr>
+            <w:tcW w:w="1234" w:type="dxa"/>
+          </w:tcPr>
+          <w:p>
+            <w:pPr>
+              <w:rPr>
+                <w:lang w:val="ru-RU"/>
+              </w:rPr>
+            </w:pPr>
+          </w:p>
+        </w:tc>
+      </w:tr>
+      <w:tr>
+        <w:trPr>
+          <w:trHeight w:hRule="exact" w:val="1020"/>
+        </w:trPr>
+        <w:tc>
+          <w:tcPr>
+            <w:tcW w:w="420" w:type="dxa"/>
+            <w:vMerge w:val="restart"/>
+            <w:vAlign w:val="center"/>
+          </w:tcPr>
+          <w:p>
+            <w:pPr>
+              <w:jc w:val="center"/>
+            </w:pPr>
+            <w:proofErr w:type="spellStart"/>
+            <w:r>
+              <w:rPr>
+                <w:sz w:val="16"/>
+              </w:rPr>
+              <w:t>Чт</w:t>
+            </w:r>
+            <w:proofErr w:type="spellEnd"/>
           </w:p>
         </w:tc>
         <w:tc>
@@ -1726,16 +2012,21 @@
           <w:p>
             <w:pPr>
               <w:spacing w:before="60"/>
+              <w:rPr>
+                <w:lang w:val="ru-RU"/>
+              </w:rPr>
             </w:pPr>
             <w:r>
               <w:rPr>
                 <w:sz w:val="16"/>
-              </w:rPr>
-              <w:t>АТПб-25-1-1</w:t>
+                <w:lang w:val="ru-RU"/>
+              </w:rPr>
+              <w:t>ИСТб-25-1</w:t>
             </w:r>
             <w:r>
               <w:rPr>
                 <w:sz w:val="16"/>
+                <w:lang w:val="ru-RU"/>
               </w:rPr>
               <w:br/>
             </w:r>
@@ -1743,56 +2034,192 @@
               <w:rPr>
                 <w:b/>
                 <w:sz w:val="16"/>
-              </w:rPr>
-              <w:t>Б-310 (лб)</w:t>
+                <w:lang w:val="ru-RU"/>
+              </w:rPr>
+              <w:t>В-202 (</w:t>
+            </w:r>
+            <w:proofErr w:type="spellStart"/>
+            <w:r>
+              <w:rPr>
+                <w:b/>
+                <w:sz w:val="16"/>
+                <w:lang w:val="ru-RU"/>
+              </w:rPr>
+              <w:t>пр</w:t>
+            </w:r>
+            <w:proofErr w:type="spellEnd"/>
+            <w:r>
+              <w:rPr>
+                <w:b/>
+                <w:sz w:val="16"/>
+                <w:lang w:val="ru-RU"/>
+              </w:rPr>
+              <w:t>)</w:t>
             </w:r>
           </w:p>
           <w:p>
             <w:pPr>
               <w:spacing w:before="60"/>
+              <w:rPr>
+                <w:lang w:val="ru-RU"/>
+              </w:rPr>
             </w:pPr>
             <w:r>
               <w:rPr>
                 <w:sz w:val="14"/>
-              </w:rPr>
-              <w:t>[17 чел.] Информационные технологии</w:t>
+                <w:lang w:val="ru-RU"/>
+              </w:rPr>
+              <w:t>[30 чел.] Информатика</w:t>
             </w:r>
           </w:p>
         </w:tc>
         <w:tc>
           <w:tcPr>
             <w:tcW w:w="1361" w:type="dxa"/>
-            <w:vMerge w:val="restart"/>
+            <w:shd w:val="clear" w:color="auto" w:fill="FAFAFA"/>
+            <w:tcMar>
+              <w:top w:w="50" w:type="dxa"/>
+              <w:left w:w="50" w:type="dxa"/>
+              <w:bottom w:w="50" w:type="dxa"/>
+              <w:right w:w="50" w:type="dxa"/>
+            </w:tcMar>
+            <w:vAlign w:val="center"/>
           </w:tcPr>
-          <w:p/>
+          <w:p>
+            <w:pPr>
+              <w:spacing w:before="60"/>
+              <w:rPr>
+                <w:lang w:val="ru-RU"/>
+              </w:rPr>
+            </w:pPr>
+            <w:r>
+              <w:rPr>
+                <w:sz w:val="16"/>
+                <w:lang w:val="ru-RU"/>
+              </w:rPr>
+              <w:t xml:space="preserve">ИСТб-25        </w:t>
+            </w:r>
+            <w:r>
+              <w:rPr>
+                <w:sz w:val="16"/>
+                <w:lang w:val="ru-RU"/>
+              </w:rPr>
+              <w:br/>
+            </w:r>
+            <w:r>
+              <w:rPr>
+                <w:b/>
+                <w:sz w:val="16"/>
+                <w:lang w:val="ru-RU"/>
+              </w:rPr>
+              <w:t>К-303 (</w:t>
+            </w:r>
+            <w:proofErr w:type="spellStart"/>
+            <w:r>
+              <w:rPr>
+                <w:b/>
+                <w:sz w:val="16"/>
+                <w:lang w:val="ru-RU"/>
+              </w:rPr>
+              <w:t>лк</w:t>
+            </w:r>
+            <w:proofErr w:type="spellEnd"/>
+            <w:r>
+              <w:rPr>
+                <w:b/>
+                <w:sz w:val="16"/>
+                <w:lang w:val="ru-RU"/>
+              </w:rPr>
+              <w:t>)</w:t>
+            </w:r>
+          </w:p>
+          <w:p>
+            <w:pPr>
+              <w:spacing w:before="60"/>
+              <w:rPr>
+                <w:lang w:val="ru-RU"/>
+              </w:rPr>
+            </w:pPr>
+            <w:r>
+              <w:rPr>
+                <w:sz w:val="14"/>
+                <w:lang w:val="ru-RU"/>
+              </w:rPr>
+              <w:t>[75 чел.] Информатика</w:t>
+            </w:r>
+          </w:p>
         </w:tc>
         <w:tc>
           <w:tcPr>
             <w:tcW w:w="1361" w:type="dxa"/>
-            <w:vMerge w:val="restart"/>
           </w:tcPr>
-          <w:p/>
+          <w:p>
+            <w:pPr>
+              <w:rPr>
+                <w:lang w:val="ru-RU"/>
+              </w:rPr>
+            </w:pPr>
+          </w:p>
         </w:tc>
         <w:tc>
           <w:tcPr>
             <w:tcW w:w="1361" w:type="dxa"/>
-            <w:vMerge w:val="restart"/>
           </w:tcPr>
-          <w:p/>
+          <w:p>
+            <w:pPr>
+              <w:rPr>
+                <w:lang w:val="ru-RU"/>
+              </w:rPr>
+            </w:pPr>
+          </w:p>
         </w:tc>
         <w:tc>
           <w:tcPr>
             <w:tcW w:w="1361" w:type="dxa"/>
-            <w:vMerge w:val="restart"/>
           </w:tcPr>
-          <w:p/>
+          <w:p>
+            <w:pPr>
+              <w:rPr>
+                <w:lang w:val="ru-RU"/>
+              </w:rPr>
+            </w:pPr>
+          </w:p>
         </w:tc>
         <w:tc>
           <w:tcPr>
             <w:tcW w:w="1361" w:type="dxa"/>
-            <w:vMerge w:val="restart"/>
           </w:tcPr>
-          <w:p/>
+          <w:p>
+            <w:pPr>
+              <w:rPr>
+                <w:lang w:val="ru-RU"/>
+              </w:rPr>
+            </w:pPr>
+          </w:p>
+        </w:tc>
+        <w:tc>
+          <w:tcPr>
+            <w:tcW w:w="1361" w:type="dxa"/>
+          </w:tcPr>
+          <w:p>
+            <w:pPr>
+              <w:rPr>
+                <w:lang w:val="ru-RU"/>
+              </w:rPr>
+            </w:pPr>
+          </w:p>
+        </w:tc>
+        <w:tc>
+          <w:tcPr>
+            <w:tcW w:w="1361" w:type="dxa"/>
+          </w:tcPr>
+          <w:p>
+            <w:pPr>
+              <w:rPr>
+                <w:lang w:val="ru-RU"/>
+              </w:rPr>
+            </w:pPr>
+          </w:p>
         </w:tc>
       </w:tr>
       <w:tr>
@@ -1804,7 +2231,442 @@
             <w:tcW w:w="1234" w:type="dxa"/>
             <w:vMerge/>
           </w:tcPr>
-          <w:p/>
+          <w:p>
+            <w:pPr>
+              <w:rPr>
+                <w:lang w:val="ru-RU"/>
+              </w:rPr>
+            </w:pPr>
+          </w:p>
+        </w:tc>
+        <w:tc>
+          <w:tcPr>
+            <w:tcW w:w="1234" w:type="dxa"/>
+            <w:shd w:val="clear" w:color="auto" w:fill="FAFAFA"/>
+          </w:tcPr>
+          <w:p>
+            <w:pPr>
+              <w:rPr>
+                <w:lang w:val="ru-RU"/>
+              </w:rPr>
+            </w:pPr>
+          </w:p>
+        </w:tc>
+        <w:tc>
+          <w:tcPr>
+            <w:tcW w:w="1234" w:type="dxa"/>
+            <w:shd w:val="clear" w:color="auto" w:fill="FAFAFA"/>
+          </w:tcPr>
+          <w:p>
+            <w:pPr>
+              <w:rPr>
+                <w:lang w:val="ru-RU"/>
+              </w:rPr>
+            </w:pPr>
+          </w:p>
+        </w:tc>
+        <w:tc>
+          <w:tcPr>
+            <w:tcW w:w="1234" w:type="dxa"/>
+          </w:tcPr>
+          <w:p>
+            <w:pPr>
+              <w:rPr>
+                <w:lang w:val="ru-RU"/>
+              </w:rPr>
+            </w:pPr>
+          </w:p>
+        </w:tc>
+        <w:tc>
+          <w:tcPr>
+            <w:tcW w:w="1234" w:type="dxa"/>
+          </w:tcPr>
+          <w:p>
+            <w:pPr>
+              <w:rPr>
+                <w:lang w:val="ru-RU"/>
+              </w:rPr>
+            </w:pPr>
+          </w:p>
+        </w:tc>
+        <w:tc>
+          <w:tcPr>
+            <w:tcW w:w="1234" w:type="dxa"/>
+          </w:tcPr>
+          <w:p>
+            <w:pPr>
+              <w:rPr>
+                <w:lang w:val="ru-RU"/>
+              </w:rPr>
+            </w:pPr>
+          </w:p>
+        </w:tc>
+        <w:tc>
+          <w:tcPr>
+            <w:tcW w:w="1234" w:type="dxa"/>
+          </w:tcPr>
+          <w:p>
+            <w:pPr>
+              <w:rPr>
+                <w:lang w:val="ru-RU"/>
+              </w:rPr>
+            </w:pPr>
+          </w:p>
+        </w:tc>
+        <w:tc>
+          <w:tcPr>
+            <w:tcW w:w="1234" w:type="dxa"/>
+          </w:tcPr>
+          <w:p>
+            <w:pPr>
+              <w:rPr>
+                <w:lang w:val="ru-RU"/>
+              </w:rPr>
+            </w:pPr>
+          </w:p>
+        </w:tc>
+        <w:tc>
+          <w:tcPr>
+            <w:tcW w:w="1234" w:type="dxa"/>
+          </w:tcPr>
+          <w:p>
+            <w:pPr>
+              <w:rPr>
+                <w:lang w:val="ru-RU"/>
+              </w:rPr>
+            </w:pPr>
+          </w:p>
+        </w:tc>
+      </w:tr>
+      <w:tr>
+        <w:trPr>
+          <w:trHeight w:hRule="exact" w:val="1020"/>
+        </w:trPr>
+        <w:tc>
+          <w:tcPr>
+            <w:tcW w:w="420" w:type="dxa"/>
+            <w:vMerge w:val="restart"/>
+            <w:vAlign w:val="center"/>
+          </w:tcPr>
+          <w:p>
+            <w:pPr>
+              <w:jc w:val="center"/>
+            </w:pPr>
+            <w:proofErr w:type="spellStart"/>
+            <w:r>
+              <w:rPr>
+                <w:sz w:val="16"/>
+              </w:rPr>
+              <w:t>Пт</w:t>
+            </w:r>
+            <w:proofErr w:type="spellEnd"/>
+          </w:p>
+        </w:tc>
+        <w:tc>
+          <w:tcPr>
+            <w:tcW w:w="1361" w:type="dxa"/>
+            <w:shd w:val="clear" w:color="auto" w:fill="FAFAFA"/>
+            <w:tcMar>
+              <w:top w:w="50" w:type="dxa"/>
+              <w:left w:w="50" w:type="dxa"/>
+              <w:bottom w:w="50" w:type="dxa"/>
+              <w:right w:w="50" w:type="dxa"/>
+            </w:tcMar>
+            <w:vAlign w:val="center"/>
+          </w:tcPr>
+          <w:p>
+            <w:pPr>
+              <w:spacing w:before="60"/>
+              <w:rPr>
+                <w:lang w:val="ru-RU"/>
+              </w:rPr>
+            </w:pPr>
+            <w:r>
+              <w:rPr>
+                <w:sz w:val="16"/>
+                <w:lang w:val="ru-RU"/>
+              </w:rPr>
+              <w:t>АМПб-25-1</w:t>
+            </w:r>
+            <w:r>
+              <w:rPr>
+                <w:sz w:val="16"/>
+                <w:lang w:val="ru-RU"/>
+              </w:rPr>
+              <w:br/>
+            </w:r>
+            <w:r>
+              <w:rPr>
+                <w:b/>
+                <w:sz w:val="16"/>
+                <w:lang w:val="ru-RU"/>
+              </w:rPr>
+              <w:t>Б-306 (</w:t>
+            </w:r>
+            <w:proofErr w:type="spellStart"/>
+            <w:r>
+              <w:rPr>
+                <w:b/>
+                <w:sz w:val="16"/>
+                <w:lang w:val="ru-RU"/>
+              </w:rPr>
+              <w:t>лб</w:t>
+            </w:r>
+            <w:proofErr w:type="spellEnd"/>
+            <w:r>
+              <w:rPr>
+                <w:b/>
+                <w:sz w:val="16"/>
+                <w:lang w:val="ru-RU"/>
+              </w:rPr>
+              <w:t>)</w:t>
+            </w:r>
+          </w:p>
+          <w:p>
+            <w:pPr>
+              <w:spacing w:before="60"/>
+              <w:rPr>
+                <w:lang w:val="ru-RU"/>
+              </w:rPr>
+            </w:pPr>
+            <w:r>
+              <w:rPr>
+                <w:sz w:val="14"/>
+                <w:lang w:val="ru-RU"/>
+              </w:rPr>
+              <w:t>[30 чел.] Информационные технологии</w:t>
+            </w:r>
+          </w:p>
+        </w:tc>
+        <w:tc>
+          <w:tcPr>
+            <w:tcW w:w="1361" w:type="dxa"/>
+            <w:shd w:val="clear" w:color="auto" w:fill="FAFAFA"/>
+            <w:tcMar>
+              <w:top w:w="50" w:type="dxa"/>
+              <w:left w:w="50" w:type="dxa"/>
+              <w:bottom w:w="50" w:type="dxa"/>
+              <w:right w:w="50" w:type="dxa"/>
+            </w:tcMar>
+            <w:vAlign w:val="center"/>
+          </w:tcPr>
+          <w:p>
+            <w:pPr>
+              <w:spacing w:before="60"/>
+              <w:rPr>
+                <w:lang w:val="ru-RU"/>
+              </w:rPr>
+            </w:pPr>
+            <w:r>
+              <w:rPr>
+                <w:sz w:val="16"/>
+                <w:lang w:val="ru-RU"/>
+              </w:rPr>
+              <w:t>ДИб-25-1</w:t>
+            </w:r>
+            <w:r>
+              <w:rPr>
+                <w:sz w:val="16"/>
+                <w:lang w:val="ru-RU"/>
+              </w:rPr>
+              <w:br/>
+            </w:r>
+            <w:r>
+              <w:rPr>
+                <w:b/>
+                <w:sz w:val="16"/>
+                <w:lang w:val="ru-RU"/>
+              </w:rPr>
+              <w:t>Б-306 (</w:t>
+            </w:r>
+            <w:proofErr w:type="spellStart"/>
+            <w:r>
+              <w:rPr>
+                <w:b/>
+                <w:sz w:val="16"/>
+                <w:lang w:val="ru-RU"/>
+              </w:rPr>
+              <w:t>лб</w:t>
+            </w:r>
+            <w:proofErr w:type="spellEnd"/>
+            <w:r>
+              <w:rPr>
+                <w:b/>
+                <w:sz w:val="16"/>
+                <w:lang w:val="ru-RU"/>
+              </w:rPr>
+              <w:t>)</w:t>
+            </w:r>
+          </w:p>
+          <w:p>
+            <w:pPr>
+              <w:spacing w:before="60"/>
+              <w:rPr>
+                <w:lang w:val="ru-RU"/>
+              </w:rPr>
+            </w:pPr>
+            <w:r>
+              <w:rPr>
+                <w:sz w:val="14"/>
+                <w:lang w:val="ru-RU"/>
+              </w:rPr>
+              <w:t>[26 чел.] Информационные технологии</w:t>
+            </w:r>
+          </w:p>
+        </w:tc>
+        <w:tc>
+          <w:tcPr>
+            <w:tcW w:w="1361" w:type="dxa"/>
+            <w:shd w:val="clear" w:color="auto" w:fill="FAFAFA"/>
+            <w:tcMar>
+              <w:top w:w="50" w:type="dxa"/>
+              <w:left w:w="50" w:type="dxa"/>
+              <w:bottom w:w="50" w:type="dxa"/>
+              <w:right w:w="50" w:type="dxa"/>
+            </w:tcMar>
+            <w:vAlign w:val="center"/>
+          </w:tcPr>
+          <w:p>
+            <w:pPr>
+              <w:spacing w:before="60"/>
+              <w:rPr>
+                <w:lang w:val="ru-RU"/>
+              </w:rPr>
+            </w:pPr>
+            <w:r>
+              <w:rPr>
+                <w:sz w:val="16"/>
+                <w:lang w:val="ru-RU"/>
+              </w:rPr>
+              <w:t>АТПб-25-1-1</w:t>
+            </w:r>
+            <w:r>
+              <w:rPr>
+                <w:sz w:val="16"/>
+                <w:lang w:val="ru-RU"/>
+              </w:rPr>
+              <w:br/>
+            </w:r>
+            <w:r>
+              <w:rPr>
+                <w:b/>
+                <w:sz w:val="16"/>
+                <w:lang w:val="ru-RU"/>
+              </w:rPr>
+              <w:t>Б-310 (</w:t>
+            </w:r>
+            <w:proofErr w:type="spellStart"/>
+            <w:r>
+              <w:rPr>
+                <w:b/>
+                <w:sz w:val="16"/>
+                <w:lang w:val="ru-RU"/>
+              </w:rPr>
+              <w:t>лб</w:t>
+            </w:r>
+            <w:proofErr w:type="spellEnd"/>
+            <w:r>
+              <w:rPr>
+                <w:b/>
+                <w:sz w:val="16"/>
+                <w:lang w:val="ru-RU"/>
+              </w:rPr>
+              <w:t>)</w:t>
+            </w:r>
+          </w:p>
+          <w:p>
+            <w:pPr>
+              <w:spacing w:before="60"/>
+              <w:rPr>
+                <w:lang w:val="ru-RU"/>
+              </w:rPr>
+            </w:pPr>
+            <w:r>
+              <w:rPr>
+                <w:sz w:val="14"/>
+                <w:lang w:val="ru-RU"/>
+              </w:rPr>
+              <w:t>[17 чел.] Информационные технологии</w:t>
+            </w:r>
+          </w:p>
+        </w:tc>
+        <w:tc>
+          <w:tcPr>
+            <w:tcW w:w="1361" w:type="dxa"/>
+          </w:tcPr>
+          <w:p>
+            <w:pPr>
+              <w:rPr>
+                <w:lang w:val="ru-RU"/>
+              </w:rPr>
+            </w:pPr>
+          </w:p>
+        </w:tc>
+        <w:tc>
+          <w:tcPr>
+            <w:tcW w:w="1361" w:type="dxa"/>
+          </w:tcPr>
+          <w:p>
+            <w:pPr>
+              <w:rPr>
+                <w:lang w:val="ru-RU"/>
+              </w:rPr>
+            </w:pPr>
+          </w:p>
+        </w:tc>
+        <w:tc>
+          <w:tcPr>
+            <w:tcW w:w="1361" w:type="dxa"/>
+          </w:tcPr>
+          <w:p>
+            <w:pPr>
+              <w:rPr>
+                <w:lang w:val="ru-RU"/>
+              </w:rPr>
+            </w:pPr>
+          </w:p>
+        </w:tc>
+        <w:tc>
+          <w:tcPr>
+            <w:tcW w:w="1361" w:type="dxa"/>
+          </w:tcPr>
+          <w:p>
+            <w:pPr>
+              <w:rPr>
+                <w:lang w:val="ru-RU"/>
+              </w:rPr>
+            </w:pPr>
+          </w:p>
+        </w:tc>
+        <w:tc>
+          <w:tcPr>
+            <w:tcW w:w="1361" w:type="dxa"/>
+          </w:tcPr>
+          <w:p>
+            <w:pPr>
+              <w:rPr>
+                <w:lang w:val="ru-RU"/>
+              </w:rPr>
+            </w:pPr>
+          </w:p>
+        </w:tc>
+      </w:tr>
+      <w:tr>
+        <w:trPr>
+          <w:trHeight w:hRule="exact" w:val="1020"/>
+        </w:trPr>
+        <w:tc>
+          <w:tcPr>
+            <w:tcW w:w="1234" w:type="dxa"/>
+            <w:vMerge/>
+          </w:tcPr>
+          <w:p>
+            <w:pPr>
+              <w:rPr>
+                <w:lang w:val="ru-RU"/>
+              </w:rPr>
+            </w:pPr>
+          </w:p>
         </w:tc>
         <w:tc>
           <w:tcPr>
@@ -1822,6 +2684,7 @@
               <w:spacing w:before="60"/>
               <w:jc w:val="center"/>
             </w:pPr>
+            <w:proofErr w:type="spellStart"/>
             <w:r>
               <w:rPr>
                 <w:color w:val="888888"/>
@@ -1829,6 +2692,7 @@
               </w:rPr>
               <w:t>Освободить</w:t>
             </w:r>
+            <w:proofErr w:type="spellEnd"/>
           </w:p>
         </w:tc>
         <w:tc>
@@ -1846,16 +2710,21 @@
           <w:p>
             <w:pPr>
               <w:spacing w:before="60"/>
+              <w:rPr>
+                <w:lang w:val="ru-RU"/>
+              </w:rPr>
             </w:pPr>
             <w:r>
               <w:rPr>
                 <w:sz w:val="16"/>
+                <w:lang w:val="ru-RU"/>
               </w:rPr>
               <w:t>АД-25-1</w:t>
             </w:r>
             <w:r>
               <w:rPr>
                 <w:sz w:val="16"/>
+                <w:lang w:val="ru-RU"/>
               </w:rPr>
               <w:br/>
             </w:r>
@@ -1863,17 +2732,40 @@
               <w:rPr>
                 <w:b/>
                 <w:sz w:val="16"/>
-              </w:rPr>
-              <w:t>Б-306 (лб)</w:t>
+                <w:lang w:val="ru-RU"/>
+              </w:rPr>
+              <w:t>Б-306 (</w:t>
+            </w:r>
+            <w:proofErr w:type="spellStart"/>
+            <w:r>
+              <w:rPr>
+                <w:b/>
+                <w:sz w:val="16"/>
+                <w:lang w:val="ru-RU"/>
+              </w:rPr>
+              <w:t>лб</w:t>
+            </w:r>
+            <w:proofErr w:type="spellEnd"/>
+            <w:r>
+              <w:rPr>
+                <w:b/>
+                <w:sz w:val="16"/>
+                <w:lang w:val="ru-RU"/>
+              </w:rPr>
+              <w:t>)</w:t>
             </w:r>
           </w:p>
           <w:p>
             <w:pPr>
               <w:spacing w:before="60"/>
+              <w:rPr>
+                <w:lang w:val="ru-RU"/>
+              </w:rPr>
             </w:pPr>
             <w:r>
               <w:rPr>
                 <w:sz w:val="14"/>
+                <w:lang w:val="ru-RU"/>
               </w:rPr>
               <w:t>[26 чел.] Информационные технологии</w:t>
             </w:r>
@@ -1894,16 +2786,21 @@
           <w:p>
             <w:pPr>
               <w:spacing w:before="60"/>
+              <w:rPr>
+                <w:lang w:val="ru-RU"/>
+              </w:rPr>
             </w:pPr>
             <w:r>
               <w:rPr>
                 <w:sz w:val="16"/>
+                <w:lang w:val="ru-RU"/>
               </w:rPr>
               <w:t>МИРб-25-1</w:t>
             </w:r>
             <w:r>
               <w:rPr>
                 <w:sz w:val="16"/>
+                <w:lang w:val="ru-RU"/>
               </w:rPr>
               <w:br/>
             </w:r>
@@ -1911,17 +2808,40 @@
               <w:rPr>
                 <w:b/>
                 <w:sz w:val="16"/>
-              </w:rPr>
-              <w:t>Б-306 (лб)</w:t>
+                <w:lang w:val="ru-RU"/>
+              </w:rPr>
+              <w:t>Б-306 (</w:t>
+            </w:r>
+            <w:proofErr w:type="spellStart"/>
+            <w:r>
+              <w:rPr>
+                <w:b/>
+                <w:sz w:val="16"/>
+                <w:lang w:val="ru-RU"/>
+              </w:rPr>
+              <w:t>лб</w:t>
+            </w:r>
+            <w:proofErr w:type="spellEnd"/>
+            <w:r>
+              <w:rPr>
+                <w:b/>
+                <w:sz w:val="16"/>
+                <w:lang w:val="ru-RU"/>
+              </w:rPr>
+              <w:t>)</w:t>
             </w:r>
           </w:p>
           <w:p>
             <w:pPr>
               <w:spacing w:before="60"/>
+              <w:rPr>
+                <w:lang w:val="ru-RU"/>
+              </w:rPr>
             </w:pPr>
             <w:r>
               <w:rPr>
                 <w:sz w:val="14"/>
+                <w:lang w:val="ru-RU"/>
               </w:rPr>
               <w:t>[32 чел.] Информационные технологии</w:t>
             </w:r>
@@ -1930,37 +2850,62 @@
         <w:tc>
           <w:tcPr>
             <w:tcW w:w="1234" w:type="dxa"/>
-            <w:vMerge/>
           </w:tcPr>
-          <w:p/>
+          <w:p>
+            <w:pPr>
+              <w:rPr>
+                <w:lang w:val="ru-RU"/>
+              </w:rPr>
+            </w:pPr>
+          </w:p>
         </w:tc>
         <w:tc>
           <w:tcPr>
             <w:tcW w:w="1234" w:type="dxa"/>
-            <w:vMerge/>
           </w:tcPr>
-          <w:p/>
+          <w:p>
+            <w:pPr>
+              <w:rPr>
+                <w:lang w:val="ru-RU"/>
+              </w:rPr>
+            </w:pPr>
+          </w:p>
         </w:tc>
         <w:tc>
           <w:tcPr>
             <w:tcW w:w="1234" w:type="dxa"/>
-            <w:vMerge/>
           </w:tcPr>
-          <w:p/>
+          <w:p>
+            <w:pPr>
+              <w:rPr>
+                <w:lang w:val="ru-RU"/>
+              </w:rPr>
+            </w:pPr>
+          </w:p>
         </w:tc>
         <w:tc>
           <w:tcPr>
             <w:tcW w:w="1234" w:type="dxa"/>
-            <w:vMerge/>
           </w:tcPr>
-          <w:p/>
+          <w:p>
+            <w:pPr>
+              <w:rPr>
+                <w:lang w:val="ru-RU"/>
+              </w:rPr>
+            </w:pPr>
+          </w:p>
         </w:tc>
         <w:tc>
           <w:tcPr>
             <w:tcW w:w="1234" w:type="dxa"/>
-            <w:vMerge/>
           </w:tcPr>
-          <w:p/>
+          <w:p>
+            <w:pPr>
+              <w:rPr>
+                <w:lang w:val="ru-RU"/>
+              </w:rPr>
+            </w:pPr>
+          </w:p>
         </w:tc>
       </w:tr>
       <w:tr>
@@ -1977,18 +2922,19 @@
             <w:pPr>
               <w:jc w:val="center"/>
             </w:pPr>
+            <w:proofErr w:type="spellStart"/>
             <w:r>
               <w:rPr>
                 <w:sz w:val="16"/>
               </w:rPr>
               <w:t>Сб</w:t>
             </w:r>
+            <w:proofErr w:type="spellEnd"/>
           </w:p>
         </w:tc>
         <w:tc>
           <w:tcPr>
             <w:tcW w:w="1361" w:type="dxa"/>
-            <w:vMerge w:val="restart"/>
             <w:tcMar>
               <w:top w:w="50" w:type="dxa"/>
               <w:left w:w="50" w:type="dxa"/>
@@ -2002,19 +2948,11 @@
               <w:spacing w:before="60"/>
               <w:jc w:val="center"/>
             </w:pPr>
-            <w:r>
-              <w:rPr>
-                <w:color w:val="888888"/>
-                <w:sz w:val="14"/>
-              </w:rPr>
-              <w:t>Освободить</w:t>
-            </w:r>
           </w:p>
         </w:tc>
         <w:tc>
           <w:tcPr>
             <w:tcW w:w="1361" w:type="dxa"/>
-            <w:vMerge w:val="restart"/>
             <w:tcMar>
               <w:top w:w="50" w:type="dxa"/>
               <w:left w:w="50" w:type="dxa"/>
@@ -2028,19 +2966,11 @@
               <w:spacing w:before="60"/>
               <w:jc w:val="center"/>
             </w:pPr>
-            <w:r>
-              <w:rPr>
-                <w:color w:val="888888"/>
-                <w:sz w:val="14"/>
-              </w:rPr>
-              <w:t>Освободить</w:t>
-            </w:r>
           </w:p>
         </w:tc>
         <w:tc>
           <w:tcPr>
             <w:tcW w:w="1361" w:type="dxa"/>
-            <w:vMerge w:val="restart"/>
             <w:tcMar>
               <w:top w:w="50" w:type="dxa"/>
               <w:left w:w="50" w:type="dxa"/>
@@ -2054,19 +2984,11 @@
               <w:spacing w:before="60"/>
               <w:jc w:val="center"/>
             </w:pPr>
-            <w:r>
-              <w:rPr>
-                <w:color w:val="888888"/>
-                <w:sz w:val="14"/>
-              </w:rPr>
-              <w:t>Освободить</w:t>
-            </w:r>
           </w:p>
         </w:tc>
         <w:tc>
           <w:tcPr>
             <w:tcW w:w="1361" w:type="dxa"/>
-            <w:vMerge w:val="restart"/>
             <w:tcMar>
               <w:top w:w="50" w:type="dxa"/>
               <w:left w:w="50" w:type="dxa"/>
@@ -2080,19 +3002,34 @@
               <w:spacing w:before="60"/>
               <w:jc w:val="center"/>
             </w:pPr>
-            <w:r>
-              <w:rPr>
-                <w:color w:val="888888"/>
-                <w:sz w:val="14"/>
-              </w:rPr>
-              <w:t>Освободить</w:t>
-            </w:r>
           </w:p>
         </w:tc>
         <w:tc>
           <w:tcPr>
             <w:tcW w:w="1361" w:type="dxa"/>
-            <w:vMerge w:val="restart"/>
+            <w:tcMar>
+              <w:top w:w="50" w:type="dxa"/>
+              <w:left w:w="50" w:type="dxa"/>
+              <w:bottom w:w="50" w:type="dxa"/>
+              <w:right w:w="50" w:type="dxa"/>
+            </w:tcMar>
+            <w:vAlign w:val="center"/>
+          </w:tcPr>
+          <w:p>
+            <w:pPr>
+              <w:spacing w:before="60"/>
+              <w:jc w:val="center"/>
+              <w:rPr>
+                <w:color w:val="888888"/>
+                <w:sz w:val="14"/>
+                <w:lang w:val="ru-RU"/>
+              </w:rPr>
+            </w:pPr>
+          </w:p>
+        </w:tc>
+        <w:tc>
+          <w:tcPr>
+            <w:tcW w:w="1361" w:type="dxa"/>
             <w:tcMar>
               <w:top w:w="50" w:type="dxa"/>
               <w:left w:w="50" w:type="dxa"/>
@@ -2106,19 +3043,11 @@
               <w:spacing w:before="60"/>
               <w:jc w:val="center"/>
             </w:pPr>
-            <w:r>
-              <w:rPr>
-                <w:color w:val="888888"/>
-                <w:sz w:val="14"/>
-              </w:rPr>
-              <w:t>Освободить</w:t>
-            </w:r>
           </w:p>
         </w:tc>
         <w:tc>
           <w:tcPr>
             <w:tcW w:w="1361" w:type="dxa"/>
-            <w:vMerge w:val="restart"/>
             <w:tcMar>
               <w:top w:w="50" w:type="dxa"/>
               <w:left w:w="50" w:type="dxa"/>
@@ -2132,19 +3061,11 @@
               <w:spacing w:before="60"/>
               <w:jc w:val="center"/>
             </w:pPr>
-            <w:r>
-              <w:rPr>
-                <w:color w:val="888888"/>
-                <w:sz w:val="14"/>
-              </w:rPr>
-              <w:t>Освободить</w:t>
-            </w:r>
           </w:p>
         </w:tc>
         <w:tc>
           <w:tcPr>
             <w:tcW w:w="1361" w:type="dxa"/>
-            <w:vMerge w:val="restart"/>
             <w:tcMar>
               <w:top w:w="50" w:type="dxa"/>
               <w:left w:w="50" w:type="dxa"/>
@@ -2158,39 +3079,6 @@
               <w:spacing w:before="60"/>
               <w:jc w:val="center"/>
             </w:pPr>
-            <w:r>
-              <w:rPr>
-                <w:color w:val="888888"/>
-                <w:sz w:val="14"/>
-              </w:rPr>
-              <w:t>Освободить</w:t>
-            </w:r>
-          </w:p>
-        </w:tc>
-        <w:tc>
-          <w:tcPr>
-            <w:tcW w:w="1361" w:type="dxa"/>
-            <w:vMerge w:val="restart"/>
-            <w:tcMar>
-              <w:top w:w="50" w:type="dxa"/>
-              <w:left w:w="50" w:type="dxa"/>
-              <w:bottom w:w="50" w:type="dxa"/>
-              <w:right w:w="50" w:type="dxa"/>
-            </w:tcMar>
-            <w:vAlign w:val="center"/>
-          </w:tcPr>
-          <w:p>
-            <w:pPr>
-              <w:spacing w:before="60"/>
-              <w:jc w:val="center"/>
-            </w:pPr>
-            <w:r>
-              <w:rPr>
-                <w:color w:val="888888"/>
-                <w:sz w:val="14"/>
-              </w:rPr>
-              <w:t>Освободить</w:t>
-            </w:r>
           </w:p>
         </w:tc>
       </w:tr>
@@ -2208,56 +3096,48 @@
         <w:tc>
           <w:tcPr>
             <w:tcW w:w="1234" w:type="dxa"/>
-            <w:vMerge/>
           </w:tcPr>
           <w:p/>
         </w:tc>
         <w:tc>
           <w:tcPr>
             <w:tcW w:w="1234" w:type="dxa"/>
-            <w:vMerge/>
           </w:tcPr>
           <w:p/>
         </w:tc>
         <w:tc>
           <w:tcPr>
             <w:tcW w:w="1234" w:type="dxa"/>
-            <w:vMerge/>
           </w:tcPr>
           <w:p/>
         </w:tc>
         <w:tc>
           <w:tcPr>
             <w:tcW w:w="1234" w:type="dxa"/>
-            <w:vMerge/>
           </w:tcPr>
           <w:p/>
         </w:tc>
         <w:tc>
           <w:tcPr>
             <w:tcW w:w="1234" w:type="dxa"/>
-            <w:vMerge/>
           </w:tcPr>
           <w:p/>
         </w:tc>
         <w:tc>
           <w:tcPr>
             <w:tcW w:w="1234" w:type="dxa"/>
-            <w:vMerge/>
           </w:tcPr>
           <w:p/>
         </w:tc>
         <w:tc>
           <w:tcPr>
             <w:tcW w:w="1234" w:type="dxa"/>
-            <w:vMerge/>
           </w:tcPr>
           <w:p/>
         </w:tc>
         <w:tc>
           <w:tcPr>
             <w:tcW w:w="1234" w:type="dxa"/>
-            <w:vMerge/>
           </w:tcPr>
           <w:p/>
         </w:tc>
@@ -2269,13 +3149,57 @@
           <w:tab w:val="right" w:pos="11100"/>
         </w:tabs>
         <w:spacing w:before="240"/>
+        <w:rPr>
+          <w:lang w:val="ru-RU"/>
+        </w:rPr>
       </w:pPr>
+      <w:proofErr w:type="gramStart"/>
       <w:r>
-        <w:t>Подпись  ________________ Фунтикова Евгения Александровна</w:t>
+        <w:rPr>
+          <w:lang w:val="ru-RU"/>
+        </w:rPr>
+        <w:t>Подпись  _</w:t>
+      </w:r>
+      <w:proofErr w:type="gramEnd"/>
+      <w:r>
+        <w:rPr>
+          <w:lang w:val="ru-RU"/>
+        </w:rPr>
+        <w:t xml:space="preserve">_______________ </w:t>
+      </w:r>
+      <w:proofErr w:type="spellStart"/>
+      <w:r>
+        <w:rPr>
+          <w:lang w:val="ru-RU"/>
+        </w:rPr>
+        <w:t>Фунтикова</w:t>
+      </w:r>
+      <w:proofErr w:type="spellEnd"/>
+      <w:r>
+        <w:rPr>
+          <w:lang w:val="ru-RU"/>
+        </w:rPr>
+        <w:t xml:space="preserve"> Евгения Александровна</w:t>
       </w:r>
       <w:r>
+        <w:rPr>
+          <w:lang w:val="ru-RU"/>
+        </w:rPr>
         <w:tab/>
-        <w:t>Дата  ________________</w:t>
+      </w:r>
+      <w:proofErr w:type="gramStart"/>
+      <w:r>
+        <w:rPr>
+          <w:lang w:val="ru-RU"/>
+        </w:rPr>
+        <w:t>Дата  _</w:t>
+      </w:r>
+      <w:proofErr w:type="gramEnd"/>
+      <w:r>
+        <w:rPr>
+          <w:lang w:val="ru-RU"/>
+        </w:rPr>
+        <w:t>_______________</w:t>
       </w:r>
     </w:p>
     <w:sectPr>
@@ -2289,7 +3213,7 @@
 </file>
 
 <file path=word/numbering.xml><?xml version="1.0" encoding="utf-8"?>
-<w:numbering xmlns:wpc="http://schemas.microsoft.com/office/word/2010/wordprocessingCanvas" xmlns:cx="http://schemas.microsoft.com/office/drawing/2014/chartex" xmlns:cx1="http://schemas.microsoft.com/office/drawing/2015/9/8/chartex" xmlns:cx2="http://schemas.microsoft.com/office/drawing/2015/10/21/chartex" xmlns:cx3="http://schemas.microsoft.com/office/drawing/2016/5/9/chartex" xmlns:cx4="http://schemas.microsoft.com/office/drawing/2016/5/10/chartex" xmlns:cx5="http://schemas.microsoft.com/office/drawing/2016/5/11/chartex" xmlns:cx6="http://schemas.microsoft.com/office/drawing/2016/5/12/chartex" xmlns:cx7="http://schemas.microsoft.com/office/drawing/2016/5/13/chartex" xmlns:cx8="http://schemas.microsoft.com/office/drawing/2016/5/14/chartex" xmlns:mc="http://schemas.openxmlformats.org/markup-compatibility/2006" xmlns:aink="http://schemas.microsoft.com/office/drawing/2016/ink" xmlns:am3d="http://schemas.microsoft.com/office/drawing/2017/model3d" xmlns:o="urn:schemas-microsoft-com:office:office" xmlns:oel="http://schemas.microsoft.com/office/2019/extlst" xmlns:r="http://schemas.openxmlformats.org/officeDocument/2006/relationships" xmlns:m="http://schemas.openxmlformats.org/officeDocument/2006/math" xmlns:v="urn:schemas-microsoft-com:vml" xmlns:wp14="http://schemas.microsoft.com/office/word/2010/wordprocessingDrawing" xmlns:wp="http://schemas.openxmlformats.org/drawingml/2006/wordprocessingDrawing" xmlns:w10="urn:schemas-microsoft-com:office:word" xmlns:w="http://schemas.openxmlformats.org/wordprocessingml/2006/main" xmlns:w14="http://schemas.microsoft.com/office/word/2010/wordml" xmlns:w15="http://schemas.microsoft.com/office/word/2012/wordml" xmlns:w16cex="http://schemas.microsoft.com/office/word/2018/wordml/cex" xmlns:w16cid="http://schemas.microsoft.com/office/word/2016/wordml/cid" xmlns:w16="http://schemas.microsoft.com/office/word/2018/wordml" xmlns:w16du="http://schemas.microsoft.com/office/word/2023/wordml/word16du" xmlns:w16sdtdh="http://schemas.microsoft.com/office/word/2020/wordml/sdtdatahash" xmlns:w16sdtfl="http://schemas.microsoft.com/office/word/2024/wordml/sdtformatlock" xmlns:w16se="http://schemas.microsoft.com/office/word/2015/wordml/symex" xmlns:wpg="http://schemas.microsoft.com/office/word/2010/wordprocessingGroup" xmlns:wpi="http://schemas.microsoft.com/office/word/2010/wordprocessingInk" xmlns:wne="http://schemas.microsoft.com/office/word/2006/wordml" xmlns:wps="http://schemas.microsoft.com/office/word/2010/wordprocessingShape" mc:Ignorable="w14 w15 w16se w16cid w16 w16cex w16sdtdh w16sdtfl w16du wp14">
+<w:numbering xmlns:wpc="http://schemas.microsoft.com/office/word/2010/wordprocessingCanvas" xmlns:cx="http://schemas.microsoft.com/office/drawing/2014/chartex" xmlns:cx1="http://schemas.microsoft.com/office/drawing/2015/9/8/chartex" xmlns:cx2="http://schemas.microsoft.com/office/drawing/2015/10/21/chartex" xmlns:cx3="http://schemas.microsoft.com/office/drawing/2016/5/9/chartex" xmlns:cx4="http://schemas.microsoft.com/office/drawing/2016/5/10/chartex" xmlns:cx5="http://schemas.microsoft.com/office/drawing/2016/5/11/chartex" xmlns:cx6="http://schemas.microsoft.com/office/drawing/2016/5/12/chartex" xmlns:cx7="http://schemas.microsoft.com/office/drawing/2016/5/13/chartex" xmlns:cx8="http://schemas.microsoft.com/office/drawing/2016/5/14/chartex" xmlns:mc="http://schemas.openxmlformats.org/markup-compatibility/2006" xmlns:m="http://schemas.openxmlformats.org/officeDocument/2006/math" xmlns:aink="http://schemas.microsoft.com/office/drawing/2016/ink" xmlns:am3d="http://schemas.microsoft.com/office/drawing/2017/model3d" xmlns:oel="http://schemas.microsoft.com/office/2019/extlst" xmlns:r="http://schemas.openxmlformats.org/officeDocument/2006/relationships" xmlns:wp14="http://schemas.microsoft.com/office/word/2010/wordprocessingDrawing" xmlns:wp="http://schemas.openxmlformats.org/drawingml/2006/wordprocessingDrawing" xmlns:wpg="http://schemas.microsoft.com/office/word/2010/wordprocessingGroup" xmlns:wpi="http://schemas.microsoft.com/office/word/2010/wordprocessingInk" xmlns:wps="http://schemas.microsoft.com/office/word/2010/wordprocessingShape" xmlns:o="urn:schemas-microsoft-com:office:office" xmlns:v="urn:schemas-microsoft-com:vml" xmlns:w10="urn:schemas-microsoft-com:office:word" xmlns:w="http://schemas.openxmlformats.org/wordprocessingml/2006/main" xmlns:w14="http://schemas.microsoft.com/office/word/2010/wordml" xmlns:w15="http://schemas.microsoft.com/office/word/2012/wordml" xmlns:w16cex="http://schemas.microsoft.com/office/word/2018/wordml/cex" xmlns:w16cid="http://schemas.microsoft.com/office/word/2016/wordml/cid" xmlns:w16="http://schemas.microsoft.com/office/word/2018/wordml" xmlns:w16sdtdh="http://schemas.microsoft.com/office/word/2020/wordml/sdtdatahash" xmlns:w16sdtfl="http://schemas.microsoft.com/office/word/2024/wordml/sdtformatlock" xmlns:w16se="http://schemas.microsoft.com/office/word/2015/wordml/symex" xmlns:w16du="http://schemas.microsoft.com/office/word/2023/wordml/word16du" xmlns:wne="http://schemas.microsoft.com/office/word/2006/wordml" mc:Ignorable="w14 w15 w16se w16cid w16 w16cex w16sdtdh w16sdtfl w16du wp14">
   <w:abstractNum w:abstractNumId="0" w15:restartNumberingAfterBreak="0">
     <w:nsid w:val="FFFFFF7C"/>
     <w:multiLevelType w:val="singleLevel"/>
@@ -2331,7 +3255,7 @@
     <w:lvl w:ilvl="0">
       <w:start w:val="1"/>
       <w:numFmt w:val="decimal"/>
-      <w:pStyle w:val="3"/>
+      <w:pStyle w:val="ListNumber3"/>
       <w:lvlText w:val="%1."/>
       <w:lvlJc w:val="left"/>
       <w:pPr>
@@ -2349,7 +3273,7 @@
     <w:lvl w:ilvl="0">
       <w:start w:val="1"/>
       <w:numFmt w:val="decimal"/>
-      <w:pStyle w:val="2"/>
+      <w:pStyle w:val="ListNumber2"/>
       <w:lvlText w:val="%1."/>
       <w:lvlJc w:val="left"/>
       <w:pPr>
@@ -2387,7 +3311,7 @@
     <w:lvl w:ilvl="0">
       <w:start w:val="1"/>
       <w:numFmt w:val="bullet"/>
-      <w:pStyle w:val="30"/>
+      <w:pStyle w:val="ListBullet3"/>
       <w:lvlText w:val=""/>
       <w:lvlJc w:val="left"/>
       <w:pPr>
@@ -2408,7 +3332,7 @@
     <w:lvl w:ilvl="0">
       <w:start w:val="1"/>
       <w:numFmt w:val="bullet"/>
-      <w:pStyle w:val="20"/>
+      <w:pStyle w:val="ListBullet2"/>
       <w:lvlText w:val=""/>
       <w:lvlJc w:val="left"/>
       <w:pPr>
@@ -2429,7 +3353,7 @@
     <w:lvl w:ilvl="0">
       <w:start w:val="1"/>
       <w:numFmt w:val="decimal"/>
-      <w:pStyle w:val="a"/>
+      <w:pStyle w:val="ListNumber"/>
       <w:lvlText w:val="%1."/>
       <w:lvlJc w:val="left"/>
       <w:pPr>
@@ -2447,7 +3371,7 @@
     <w:lvl w:ilvl="0">
       <w:start w:val="1"/>
       <w:numFmt w:val="bullet"/>
-      <w:pStyle w:val="a0"/>
+      <w:pStyle w:val="ListBullet"/>
       <w:lvlText w:val=""/>
       <w:lvlJc w:val="left"/>
       <w:pPr>
@@ -2492,7 +3416,7 @@
 </file>
 
 <file path=word/styles.xml><?xml version="1.0" encoding="utf-8"?>
-<w:styles xmlns:mc="http://schemas.openxmlformats.org/markup-compatibility/2006" xmlns:r="http://schemas.openxmlformats.org/officeDocument/2006/relationships" xmlns:w="http://schemas.openxmlformats.org/wordprocessingml/2006/main" xmlns:w14="http://schemas.microsoft.com/office/word/2010/wordml" xmlns:w15="http://schemas.microsoft.com/office/word/2012/wordml" xmlns:w16cex="http://schemas.microsoft.com/office/word/2018/wordml/cex" xmlns:w16cid="http://schemas.microsoft.com/office/word/2016/wordml/cid" xmlns:w16="http://schemas.microsoft.com/office/word/2018/wordml" xmlns:w16du="http://schemas.microsoft.com/office/word/2023/wordml/word16du" xmlns:w16sdtdh="http://schemas.microsoft.com/office/word/2020/wordml/sdtdatahash" xmlns:w16sdtfl="http://schemas.microsoft.com/office/word/2024/wordml/sdtformatlock" xmlns:w16se="http://schemas.microsoft.com/office/word/2015/wordml/symex" mc:Ignorable="w14 w15 w16se w16cid w16 w16cex w16sdtdh w16sdtfl w16du">
+<w:styles xmlns:mc="http://schemas.openxmlformats.org/markup-compatibility/2006" xmlns:r="http://schemas.openxmlformats.org/officeDocument/2006/relationships" xmlns:w="http://schemas.openxmlformats.org/wordprocessingml/2006/main" xmlns:w14="http://schemas.microsoft.com/office/word/2010/wordml" xmlns:w15="http://schemas.microsoft.com/office/word/2012/wordml" xmlns:w16cex="http://schemas.microsoft.com/office/word/2018/wordml/cex" xmlns:w16cid="http://schemas.microsoft.com/office/word/2016/wordml/cid" xmlns:w16="http://schemas.microsoft.com/office/word/2018/wordml" xmlns:w16sdtdh="http://schemas.microsoft.com/office/word/2020/wordml/sdtdatahash" xmlns:w16sdtfl="http://schemas.microsoft.com/office/word/2024/wordml/sdtformatlock" xmlns:w16se="http://schemas.microsoft.com/office/word/2015/wordml/symex" xmlns:w16du="http://schemas.microsoft.com/office/word/2023/wordml/word16du" mc:Ignorable="w14 w15 w16se w16cid w16 w16cex w16sdtdh w16sdtfl w16du">
   <w:docDefaults>
     <w:rPrDefault>
       <w:rPr>
@@ -2877,16 +3801,16 @@
     <w:lsdException w:name="Unresolved Mention" w:semiHidden="1" w:unhideWhenUsed="1"/>
     <w:lsdException w:name="Smart Link" w:semiHidden="1" w:unhideWhenUsed="1"/>
   </w:latentStyles>
-  <w:style w:type="paragraph" w:default="1" w:styleId="a1">
+  <w:style w:type="paragraph" w:default="1" w:styleId="Normal">
     <w:name w:val="Normal"/>
     <w:qFormat/>
     <w:rsid w:val="00FC693F"/>
   </w:style>
-  <w:style w:type="paragraph" w:styleId="1">
+  <w:style w:type="paragraph" w:styleId="Heading1">
     <w:name w:val="heading 1"/>
-    <w:basedOn w:val="a1"/>
-    <w:next w:val="a1"/>
-    <w:link w:val="10"/>
+    <w:basedOn w:val="Normal"/>
+    <w:next w:val="Normal"/>
+    <w:link w:val="Heading1Char"/>
     <w:uiPriority w:val="9"/>
     <w:qFormat/>
     <w:rsid w:val="00FC693F"/>
@@ -2905,11 +3829,11 @@
       <w:szCs w:val="28"/>
     </w:rPr>
   </w:style>
-  <w:style w:type="paragraph" w:styleId="21">
+  <w:style w:type="paragraph" w:styleId="Heading2">
     <w:name w:val="heading 2"/>
-    <w:basedOn w:val="a1"/>
-    <w:next w:val="a1"/>
-    <w:link w:val="22"/>
+    <w:basedOn w:val="Normal"/>
+    <w:next w:val="Normal"/>
+    <w:link w:val="Heading2Char"/>
     <w:uiPriority w:val="9"/>
     <w:unhideWhenUsed/>
     <w:qFormat/>
@@ -2929,11 +3853,11 @@
       <w:szCs w:val="26"/>
     </w:rPr>
   </w:style>
-  <w:style w:type="paragraph" w:styleId="31">
+  <w:style w:type="paragraph" w:styleId="Heading3">
     <w:name w:val="heading 3"/>
-    <w:basedOn w:val="a1"/>
-    <w:next w:val="a1"/>
-    <w:link w:val="32"/>
+    <w:basedOn w:val="Normal"/>
+    <w:next w:val="Normal"/>
+    <w:link w:val="Heading3Char"/>
     <w:uiPriority w:val="9"/>
     <w:unhideWhenUsed/>
     <w:qFormat/>
@@ -2951,11 +3875,11 @@
       <w:color w:val="4F81BD" w:themeColor="accent1"/>
     </w:rPr>
   </w:style>
-  <w:style w:type="paragraph" w:styleId="4">
+  <w:style w:type="paragraph" w:styleId="Heading4">
     <w:name w:val="heading 4"/>
-    <w:basedOn w:val="a1"/>
-    <w:next w:val="a1"/>
-    <w:link w:val="40"/>
+    <w:basedOn w:val="Normal"/>
+    <w:next w:val="Normal"/>
+    <w:link w:val="Heading4Char"/>
     <w:uiPriority w:val="9"/>
     <w:semiHidden/>
     <w:unhideWhenUsed/>
@@ -2976,11 +3900,11 @@
       <w:color w:val="4F81BD" w:themeColor="accent1"/>
     </w:rPr>
   </w:style>
-  <w:style w:type="paragraph" w:styleId="5">
+  <w:style w:type="paragraph" w:styleId="Heading5">
     <w:name w:val="heading 5"/>
-    <w:basedOn w:val="a1"/>
-    <w:next w:val="a1"/>
-    <w:link w:val="50"/>
+    <w:basedOn w:val="Normal"/>
+    <w:next w:val="Normal"/>
+    <w:link w:val="Heading5Char"/>
     <w:uiPriority w:val="9"/>
     <w:semiHidden/>
     <w:unhideWhenUsed/>
@@ -2997,11 +3921,11 @@
       <w:color w:val="243F60" w:themeColor="accent1" w:themeShade="7F"/>
     </w:rPr>
   </w:style>
-  <w:style w:type="paragraph" w:styleId="6">
+  <w:style w:type="paragraph" w:styleId="Heading6">
     <w:name w:val="heading 6"/>
-    <w:basedOn w:val="a1"/>
-    <w:next w:val="a1"/>
-    <w:link w:val="60"/>
+    <w:basedOn w:val="Normal"/>
+    <w:next w:val="Normal"/>
+    <w:link w:val="Heading6Char"/>
     <w:uiPriority w:val="9"/>
     <w:semiHidden/>
     <w:unhideWhenUsed/>
@@ -3020,11 +3944,11 @@
       <w:color w:val="243F60" w:themeColor="accent1" w:themeShade="7F"/>
     </w:rPr>
   </w:style>
-  <w:style w:type="paragraph" w:styleId="7">
+  <w:style w:type="paragraph" w:styleId="Heading7">
     <w:name w:val="heading 7"/>
-    <w:basedOn w:val="a1"/>
-    <w:next w:val="a1"/>
-    <w:link w:val="70"/>
+    <w:basedOn w:val="Normal"/>
+    <w:next w:val="Normal"/>
+    <w:link w:val="Heading7Char"/>
     <w:uiPriority w:val="9"/>
     <w:semiHidden/>
     <w:unhideWhenUsed/>
@@ -3043,11 +3967,11 @@
       <w:color w:val="404040" w:themeColor="text1" w:themeTint="BF"/>
     </w:rPr>
   </w:style>
-  <w:style w:type="paragraph" w:styleId="8">
+  <w:style w:type="paragraph" w:styleId="Heading8">
     <w:name w:val="heading 8"/>
-    <w:basedOn w:val="a1"/>
-    <w:next w:val="a1"/>
-    <w:link w:val="80"/>
+    <w:basedOn w:val="Normal"/>
+    <w:next w:val="Normal"/>
+    <w:link w:val="Heading8Char"/>
     <w:uiPriority w:val="9"/>
     <w:semiHidden/>
     <w:unhideWhenUsed/>
@@ -3066,11 +3990,11 @@
       <w:szCs w:val="20"/>
     </w:rPr>
   </w:style>
-  <w:style w:type="paragraph" w:styleId="9">
+  <w:style w:type="paragraph" w:styleId="Heading9">
     <w:name w:val="heading 9"/>
-    <w:basedOn w:val="a1"/>
-    <w:next w:val="a1"/>
-    <w:link w:val="90"/>
+    <w:basedOn w:val="Normal"/>
+    <w:next w:val="Normal"/>
+    <w:link w:val="Heading9Char"/>
     <w:uiPriority w:val="9"/>
     <w:semiHidden/>
     <w:unhideWhenUsed/>
@@ -3091,13 +4015,13 @@
       <w:szCs w:val="20"/>
     </w:rPr>
   </w:style>
-  <w:style w:type="character" w:default="1" w:styleId="a2">
+  <w:style w:type="character" w:default="1" w:styleId="DefaultParagraphFont">
     <w:name w:val="Default Paragraph Font"/>
     <w:uiPriority w:val="1"/>
     <w:semiHidden/>
     <w:unhideWhenUsed/>
   </w:style>
-  <w:style w:type="table" w:default="1" w:styleId="a3">
+  <w:style w:type="table" w:default="1" w:styleId="TableNormal">
     <w:name w:val="Normal Table"/>
     <w:uiPriority w:val="99"/>
     <w:semiHidden/>
@@ -3112,16 +4036,16 @@
       </w:tblCellMar>
     </w:tblPr>
   </w:style>
-  <w:style w:type="numbering" w:default="1" w:styleId="a4">
+  <w:style w:type="numbering" w:default="1" w:styleId="NoList">
     <w:name w:val="No List"/>
     <w:uiPriority w:val="99"/>
     <w:semiHidden/>
     <w:unhideWhenUsed/>
   </w:style>
-  <w:style w:type="paragraph" w:styleId="a5">
+  <w:style w:type="paragraph" w:styleId="Header">
     <w:name w:val="header"/>
-    <w:basedOn w:val="a1"/>
-    <w:link w:val="a6"/>
+    <w:basedOn w:val="Normal"/>
+    <w:link w:val="HeaderChar"/>
     <w:uiPriority w:val="99"/>
     <w:unhideWhenUsed/>
     <w:rsid w:val="00E618BF"/>
@@ -3133,17 +4057,17 @@
       <w:spacing w:after="0" w:line="240" w:lineRule="auto"/>
     </w:pPr>
   </w:style>
-  <w:style w:type="character" w:customStyle="1" w:styleId="a6">
-    <w:name w:val="Верхний колонтитул Знак"/>
-    <w:basedOn w:val="a2"/>
-    <w:link w:val="a5"/>
+  <w:style w:type="character" w:customStyle="1" w:styleId="HeaderChar">
+    <w:name w:val="Header Char"/>
+    <w:basedOn w:val="DefaultParagraphFont"/>
+    <w:link w:val="Header"/>
     <w:uiPriority w:val="99"/>
     <w:rsid w:val="00E618BF"/>
   </w:style>
-  <w:style w:type="paragraph" w:styleId="a7">
+  <w:style w:type="paragraph" w:styleId="Footer">
     <w:name w:val="footer"/>
-    <w:basedOn w:val="a1"/>
-    <w:link w:val="a8"/>
+    <w:basedOn w:val="Normal"/>
+    <w:link w:val="FooterChar"/>
     <w:uiPriority w:val="99"/>
     <w:unhideWhenUsed/>
     <w:rsid w:val="00E618BF"/>
@@ -3155,14 +4079,14 @@
       <w:spacing w:after="0" w:line="240" w:lineRule="auto"/>
     </w:pPr>
   </w:style>
-  <w:style w:type="character" w:customStyle="1" w:styleId="a8">
-    <w:name w:val="Нижний колонтитул Знак"/>
-    <w:basedOn w:val="a2"/>
-    <w:link w:val="a7"/>
+  <w:style w:type="character" w:customStyle="1" w:styleId="FooterChar">
+    <w:name w:val="Footer Char"/>
+    <w:basedOn w:val="DefaultParagraphFont"/>
+    <w:link w:val="Footer"/>
     <w:uiPriority w:val="99"/>
     <w:rsid w:val="00E618BF"/>
   </w:style>
-  <w:style w:type="paragraph" w:styleId="a9">
+  <w:style w:type="paragraph" w:styleId="NoSpacing">
     <w:name w:val="No Spacing"/>
     <w:uiPriority w:val="1"/>
     <w:qFormat/>
@@ -3171,10 +4095,10 @@
       <w:spacing w:after="0" w:line="240" w:lineRule="auto"/>
     </w:pPr>
   </w:style>
-  <w:style w:type="character" w:customStyle="1" w:styleId="10">
-    <w:name w:val="Заголовок 1 Знак"/>
-    <w:basedOn w:val="a2"/>
-    <w:link w:val="1"/>
+  <w:style w:type="character" w:customStyle="1" w:styleId="Heading1Char">
+    <w:name w:val="Heading 1 Char"/>
+    <w:basedOn w:val="DefaultParagraphFont"/>
+    <w:link w:val="Heading1"/>
     <w:uiPriority w:val="9"/>
     <w:rsid w:val="00FC693F"/>
     <w:rPr>
@@ -3186,10 +4110,10 @@
       <w:szCs w:val="28"/>
     </w:rPr>
   </w:style>
-  <w:style w:type="character" w:customStyle="1" w:styleId="22">
-    <w:name w:val="Заголовок 2 Знак"/>
-    <w:basedOn w:val="a2"/>
-    <w:link w:val="21"/>
+  <w:style w:type="character" w:customStyle="1" w:styleId="Heading2Char">
+    <w:name w:val="Heading 2 Char"/>
+    <w:basedOn w:val="DefaultParagraphFont"/>
+    <w:link w:val="Heading2"/>
     <w:uiPriority w:val="9"/>
     <w:rsid w:val="00FC693F"/>
     <w:rPr>
@@ -3201,10 +4125,10 @@
       <w:szCs w:val="26"/>
     </w:rPr>
   </w:style>
-  <w:style w:type="character" w:customStyle="1" w:styleId="32">
-    <w:name w:val="Заголовок 3 Знак"/>
-    <w:basedOn w:val="a2"/>
-    <w:link w:val="31"/>
+  <w:style w:type="character" w:customStyle="1" w:styleId="Heading3Char">
+    <w:name w:val="Heading 3 Char"/>
+    <w:basedOn w:val="DefaultParagraphFont"/>
+    <w:link w:val="Heading3"/>
     <w:uiPriority w:val="9"/>
     <w:rsid w:val="00FC693F"/>
     <w:rPr>
@@ -3214,11 +4138,11 @@
       <w:color w:val="4F81BD" w:themeColor="accent1"/>
     </w:rPr>
   </w:style>
-  <w:style w:type="paragraph" w:styleId="aa">
+  <w:style w:type="paragraph" w:styleId="Title">
     <w:name w:val="Title"/>
-    <w:basedOn w:val="a1"/>
-    <w:next w:val="a1"/>
-    <w:link w:val="ab"/>
+    <w:basedOn w:val="Normal"/>
+    <w:next w:val="Normal"/>
+    <w:link w:val="TitleChar"/>
     <w:uiPriority w:val="10"/>
     <w:qFormat/>
     <w:rsid w:val="00FC693F"/>
@@ -3238,10 +4162,10 @@
       <w:szCs w:val="52"/>
     </w:rPr>
   </w:style>
-  <w:style w:type="character" w:customStyle="1" w:styleId="ab">
-    <w:name w:val="Заголовок Знак"/>
-    <w:basedOn w:val="a2"/>
-    <w:link w:val="aa"/>
+  <w:style w:type="character" w:customStyle="1" w:styleId="TitleChar">
+    <w:name w:val="Title Char"/>
+    <w:basedOn w:val="DefaultParagraphFont"/>
+    <w:link w:val="Title"/>
     <w:uiPriority w:val="10"/>
     <w:rsid w:val="00FC693F"/>
     <w:rPr>
@@ -3253,11 +4177,11 @@
       <w:szCs w:val="52"/>
     </w:rPr>
   </w:style>
-  <w:style w:type="paragraph" w:styleId="ac">
+  <w:style w:type="paragraph" w:styleId="Subtitle">
     <w:name w:val="Subtitle"/>
-    <w:basedOn w:val="a1"/>
-    <w:next w:val="a1"/>
-    <w:link w:val="ad"/>
+    <w:basedOn w:val="Normal"/>
+    <w:next w:val="Normal"/>
+    <w:link w:val="SubtitleChar"/>
     <w:uiPriority w:val="11"/>
     <w:qFormat/>
     <w:rsid w:val="00FC693F"/>
@@ -3276,10 +4200,10 @@
       <w:szCs w:val="24"/>
     </w:rPr>
   </w:style>
-  <w:style w:type="character" w:customStyle="1" w:styleId="ad">
-    <w:name w:val="Подзаголовок Знак"/>
-    <w:basedOn w:val="a2"/>
-    <w:link w:val="ac"/>
+  <w:style w:type="character" w:customStyle="1" w:styleId="SubtitleChar">
+    <w:name w:val="Subtitle Char"/>
+    <w:basedOn w:val="DefaultParagraphFont"/>
+    <w:link w:val="Subtitle"/>
     <w:uiPriority w:val="11"/>
     <w:rsid w:val="00FC693F"/>
     <w:rPr>
@@ -3292,9 +4216,9 @@
       <w:szCs w:val="24"/>
     </w:rPr>
   </w:style>
-  <w:style w:type="paragraph" w:styleId="ae">
+  <w:style w:type="paragraph" w:styleId="ListParagraph">
     <w:name w:val="List Paragraph"/>
-    <w:basedOn w:val="a1"/>
+    <w:basedOn w:val="Normal"/>
     <w:uiPriority w:val="34"/>
     <w:qFormat/>
     <w:rsid w:val="00FC693F"/>
@@ -3303,10 +4227,10 @@
       <w:contextualSpacing/>
     </w:pPr>
   </w:style>
-  <w:style w:type="paragraph" w:styleId="af">
+  <w:style w:type="paragraph" w:styleId="BodyText">
     <w:name w:val="Body Text"/>
-    <w:basedOn w:val="a1"/>
-    <w:link w:val="af0"/>
+    <w:basedOn w:val="Normal"/>
+    <w:link w:val="BodyTextChar"/>
     <w:uiPriority w:val="99"/>
     <w:unhideWhenUsed/>
     <w:rsid w:val="00AA1D8D"/>
@@ -3314,17 +4238,17 @@
       <w:spacing w:after="120"/>
     </w:pPr>
   </w:style>
-  <w:style w:type="character" w:customStyle="1" w:styleId="af0">
-    <w:name w:val="Основной текст Знак"/>
-    <w:basedOn w:val="a2"/>
-    <w:link w:val="af"/>
+  <w:style w:type="character" w:customStyle="1" w:styleId="BodyTextChar">
+    <w:name w:val="Body Text Char"/>
+    <w:basedOn w:val="DefaultParagraphFont"/>
+    <w:link w:val="BodyText"/>
     <w:uiPriority w:val="99"/>
     <w:rsid w:val="00AA1D8D"/>
   </w:style>
-  <w:style w:type="paragraph" w:styleId="23">
+  <w:style w:type="paragraph" w:styleId="BodyText2">
     <w:name w:val="Body Text 2"/>
-    <w:basedOn w:val="a1"/>
-    <w:link w:val="24"/>
+    <w:basedOn w:val="Normal"/>
+    <w:link w:val="BodyText2Char"/>
     <w:uiPriority w:val="99"/>
     <w:unhideWhenUsed/>
     <w:rsid w:val="00AA1D8D"/>
@@ -3332,17 +4256,17 @@
       <w:spacing w:after="120" w:line="480" w:lineRule="auto"/>
     </w:pPr>
   </w:style>
-  <w:style w:type="character" w:customStyle="1" w:styleId="24">
-    <w:name w:val="Основной текст 2 Знак"/>
-    <w:basedOn w:val="a2"/>
-    <w:link w:val="23"/>
+  <w:style w:type="character" w:customStyle="1" w:styleId="BodyText2Char">
+    <w:name w:val="Body Text 2 Char"/>
+    <w:basedOn w:val="DefaultParagraphFont"/>
+    <w:link w:val="BodyText2"/>
     <w:uiPriority w:val="99"/>
     <w:rsid w:val="00AA1D8D"/>
   </w:style>
-  <w:style w:type="paragraph" w:styleId="33">
+  <w:style w:type="paragraph" w:styleId="BodyText3">
     <w:name w:val="Body Text 3"/>
-    <w:basedOn w:val="a1"/>
-    <w:link w:val="34"/>
+    <w:basedOn w:val="Normal"/>
+    <w:link w:val="BodyText3Char"/>
     <w:uiPriority w:val="99"/>
     <w:unhideWhenUsed/>
     <w:rsid w:val="00AA1D8D"/>
@@ -3354,10 +4278,10 @@
       <w:szCs w:val="16"/>
     </w:rPr>
   </w:style>
-  <w:style w:type="character" w:customStyle="1" w:styleId="34">
-    <w:name w:val="Основной текст 3 Знак"/>
-    <w:basedOn w:val="a2"/>
-    <w:link w:val="33"/>
+  <w:style w:type="character" w:customStyle="1" w:styleId="BodyText3Char">
+    <w:name w:val="Body Text 3 Char"/>
+    <w:basedOn w:val="DefaultParagraphFont"/>
+    <w:link w:val="BodyText3"/>
     <w:uiPriority w:val="99"/>
     <w:rsid w:val="00AA1D8D"/>
     <w:rPr>
@@ -3365,9 +4289,9 @@
       <w:szCs w:val="16"/>
     </w:rPr>
   </w:style>
-  <w:style w:type="paragraph" w:styleId="af1">
+  <w:style w:type="paragraph" w:styleId="List">
     <w:name w:val="List"/>
-    <w:basedOn w:val="a1"/>
+    <w:basedOn w:val="Normal"/>
     <w:uiPriority w:val="99"/>
     <w:unhideWhenUsed/>
     <w:rsid w:val="00AA1D8D"/>
@@ -3376,9 +4300,9 @@
       <w:contextualSpacing/>
     </w:pPr>
   </w:style>
-  <w:style w:type="paragraph" w:styleId="25">
+  <w:style w:type="paragraph" w:styleId="List2">
     <w:name w:val="List 2"/>
-    <w:basedOn w:val="a1"/>
+    <w:basedOn w:val="Normal"/>
     <w:uiPriority w:val="99"/>
     <w:unhideWhenUsed/>
     <w:rsid w:val="00326F90"/>
@@ -3387,9 +4311,9 @@
       <w:contextualSpacing/>
     </w:pPr>
   </w:style>
-  <w:style w:type="paragraph" w:styleId="35">
+  <w:style w:type="paragraph" w:styleId="List3">
     <w:name w:val="List 3"/>
-    <w:basedOn w:val="a1"/>
+    <w:basedOn w:val="Normal"/>
     <w:uiPriority w:val="99"/>
     <w:unhideWhenUsed/>
     <w:rsid w:val="00326F90"/>
@@ -3398,9 +4322,9 @@
       <w:contextualSpacing/>
     </w:pPr>
   </w:style>
-  <w:style w:type="paragraph" w:styleId="a0">
+  <w:style w:type="paragraph" w:styleId="ListBullet">
     <w:name w:val="List Bullet"/>
-    <w:basedOn w:val="a1"/>
+    <w:basedOn w:val="Normal"/>
     <w:uiPriority w:val="99"/>
     <w:unhideWhenUsed/>
     <w:rsid w:val="00326F90"/>
@@ -3411,9 +4335,9 @@
       <w:contextualSpacing/>
     </w:pPr>
   </w:style>
-  <w:style w:type="paragraph" w:styleId="20">
+  <w:style w:type="paragraph" w:styleId="ListBullet2">
     <w:name w:val="List Bullet 2"/>
-    <w:basedOn w:val="a1"/>
+    <w:basedOn w:val="Normal"/>
     <w:uiPriority w:val="99"/>
     <w:unhideWhenUsed/>
     <w:rsid w:val="00326F90"/>
@@ -3424,9 +4348,9 @@
       <w:contextualSpacing/>
     </w:pPr>
   </w:style>
-  <w:style w:type="paragraph" w:styleId="30">
+  <w:style w:type="paragraph" w:styleId="ListBullet3">
     <w:name w:val="List Bullet 3"/>
-    <w:basedOn w:val="a1"/>
+    <w:basedOn w:val="Normal"/>
     <w:uiPriority w:val="99"/>
     <w:unhideWhenUsed/>
     <w:rsid w:val="00326F90"/>
@@ -3437,9 +4361,9 @@
       <w:contextualSpacing/>
     </w:pPr>
   </w:style>
-  <w:style w:type="paragraph" w:styleId="a">
+  <w:style w:type="paragraph" w:styleId="ListNumber">
     <w:name w:val="List Number"/>
-    <w:basedOn w:val="a1"/>
+    <w:basedOn w:val="Normal"/>
     <w:uiPriority w:val="99"/>
     <w:unhideWhenUsed/>
     <w:rsid w:val="00326F90"/>
@@ -3450,9 +4374,9 @@
       <w:contextualSpacing/>
     </w:pPr>
   </w:style>
-  <w:style w:type="paragraph" w:styleId="2">
+  <w:style w:type="paragraph" w:styleId="ListNumber2">
     <w:name w:val="List Number 2"/>
-    <w:basedOn w:val="a1"/>
+    <w:basedOn w:val="Normal"/>
     <w:uiPriority w:val="99"/>
     <w:unhideWhenUsed/>
     <w:rsid w:val="0029639D"/>
@@ -3463,9 +4387,9 @@
       <w:contextualSpacing/>
     </w:pPr>
   </w:style>
-  <w:style w:type="paragraph" w:styleId="3">
+  <w:style w:type="paragraph" w:styleId="ListNumber3">
     <w:name w:val="List Number 3"/>
-    <w:basedOn w:val="a1"/>
+    <w:basedOn w:val="Normal"/>
     <w:uiPriority w:val="99"/>
     <w:unhideWhenUsed/>
     <w:rsid w:val="0029639D"/>
@@ -3476,9 +4400,9 @@
       <w:contextualSpacing/>
     </w:pPr>
   </w:style>
-  <w:style w:type="paragraph" w:styleId="af2">
+  <w:style w:type="paragraph" w:styleId="ListContinue">
     <w:name w:val="List Continue"/>
-    <w:basedOn w:val="a1"/>
+    <w:basedOn w:val="Normal"/>
     <w:uiPriority w:val="99"/>
     <w:unhideWhenUsed/>
     <w:rsid w:val="0029639D"/>
@@ -3488,9 +4412,9 @@
       <w:contextualSpacing/>
     </w:pPr>
   </w:style>
-  <w:style w:type="paragraph" w:styleId="26">
+  <w:style w:type="paragraph" w:styleId="ListContinue2">
     <w:name w:val="List Continue 2"/>
-    <w:basedOn w:val="a1"/>
+    <w:basedOn w:val="Normal"/>
     <w:uiPriority w:val="99"/>
     <w:unhideWhenUsed/>
     <w:rsid w:val="0029639D"/>
@@ -3500,9 +4424,9 @@
       <w:contextualSpacing/>
     </w:pPr>
   </w:style>
-  <w:style w:type="paragraph" w:styleId="36">
+  <w:style w:type="paragraph" w:styleId="ListContinue3">
     <w:name w:val="List Continue 3"/>
-    <w:basedOn w:val="a1"/>
+    <w:basedOn w:val="Normal"/>
     <w:uiPriority w:val="99"/>
     <w:unhideWhenUsed/>
     <w:rsid w:val="0029639D"/>
@@ -3512,9 +4436,9 @@
       <w:contextualSpacing/>
     </w:pPr>
   </w:style>
-  <w:style w:type="paragraph" w:styleId="af3">
+  <w:style w:type="paragraph" w:styleId="MacroText">
     <w:name w:val="macro"/>
-    <w:link w:val="af4"/>
+    <w:link w:val="MacroTextChar"/>
     <w:uiPriority w:val="99"/>
     <w:unhideWhenUsed/>
     <w:rsid w:val="0029639D"/>
@@ -3535,10 +4459,10 @@
       <w:szCs w:val="20"/>
     </w:rPr>
   </w:style>
-  <w:style w:type="character" w:customStyle="1" w:styleId="af4">
-    <w:name w:val="Текст макроса Знак"/>
-    <w:basedOn w:val="a2"/>
-    <w:link w:val="af3"/>
+  <w:style w:type="character" w:customStyle="1" w:styleId="MacroTextChar">
+    <w:name w:val="Macro Text Char"/>
+    <w:basedOn w:val="DefaultParagraphFont"/>
+    <w:link w:val="MacroText"/>
     <w:uiPriority w:val="99"/>
     <w:rsid w:val="0029639D"/>
     <w:rPr>
@@ -3547,11 +4471,11 @@
       <w:szCs w:val="20"/>
     </w:rPr>
   </w:style>
-  <w:style w:type="paragraph" w:styleId="27">
+  <w:style w:type="paragraph" w:styleId="Quote">
     <w:name w:val="Quote"/>
-    <w:basedOn w:val="a1"/>
-    <w:next w:val="a1"/>
-    <w:link w:val="28"/>
+    <w:basedOn w:val="Normal"/>
+    <w:next w:val="Normal"/>
+    <w:link w:val="QuoteChar"/>
     <w:uiPriority w:val="29"/>
     <w:qFormat/>
     <w:rsid w:val="00FC693F"/>
@@ -3561,10 +4485,10 @@
       <w:color w:val="000000" w:themeColor="text1"/>
     </w:rPr>
   </w:style>
-  <w:style w:type="character" w:customStyle="1" w:styleId="28">
-    <w:name w:val="Цитата 2 Знак"/>
-    <w:basedOn w:val="a2"/>
-    <w:link w:val="27"/>
+  <w:style w:type="character" w:customStyle="1" w:styleId="QuoteChar">
+    <w:name w:val="Quote Char"/>
+    <w:basedOn w:val="DefaultParagraphFont"/>
+    <w:link w:val="Quote"/>
     <w:uiPriority w:val="29"/>
     <w:rsid w:val="00FC693F"/>
     <w:rPr>
@@ -3573,10 +4497,10 @@
       <w:color w:val="000000" w:themeColor="text1"/>
     </w:rPr>
   </w:style>
-  <w:style w:type="character" w:customStyle="1" w:styleId="40">
-    <w:name w:val="Заголовок 4 Знак"/>
-    <w:basedOn w:val="a2"/>
-    <w:link w:val="4"/>
+  <w:style w:type="character" w:customStyle="1" w:styleId="Heading4Char">
+    <w:name w:val="Heading 4 Char"/>
+    <w:basedOn w:val="DefaultParagraphFont"/>
+    <w:link w:val="Heading4"/>
     <w:uiPriority w:val="9"/>
     <w:semiHidden/>
     <w:rsid w:val="00FC693F"/>
@@ -3589,10 +4513,10 @@
       <w:color w:val="4F81BD" w:themeColor="accent1"/>
     </w:rPr>
   </w:style>
-  <w:style w:type="character" w:customStyle="1" w:styleId="50">
-    <w:name w:val="Заголовок 5 Знак"/>
-    <w:basedOn w:val="a2"/>
-    <w:link w:val="5"/>
+  <w:style w:type="character" w:customStyle="1" w:styleId="Heading5Char">
+    <w:name w:val="Heading 5 Char"/>
+    <w:basedOn w:val="DefaultParagraphFont"/>
+    <w:link w:val="Heading5"/>
     <w:uiPriority w:val="9"/>
     <w:semiHidden/>
     <w:rsid w:val="00FC693F"/>
@@ -3601,10 +4525,10 @@
       <w:color w:val="243F60" w:themeColor="accent1" w:themeShade="7F"/>
     </w:rPr>
   </w:style>
-  <w:style w:type="character" w:customStyle="1" w:styleId="60">
-    <w:name w:val="Заголовок 6 Знак"/>
-    <w:basedOn w:val="a2"/>
-    <w:link w:val="6"/>
+  <w:style w:type="character" w:customStyle="1" w:styleId="Heading6Char">
+    <w:name w:val="Heading 6 Char"/>
+    <w:basedOn w:val="DefaultParagraphFont"/>
+    <w:link w:val="Heading6"/>
     <w:uiPriority w:val="9"/>
     <w:semiHidden/>
     <w:rsid w:val="00FC693F"/>
@@ -3615,10 +4539,10 @@
       <w:color w:val="243F60" w:themeColor="accent1" w:themeShade="7F"/>
     </w:rPr>
   </w:style>
-  <w:style w:type="character" w:customStyle="1" w:styleId="70">
-    <w:name w:val="Заголовок 7 Знак"/>
-    <w:basedOn w:val="a2"/>
-    <w:link w:val="7"/>
+  <w:style w:type="character" w:customStyle="1" w:styleId="Heading7Char">
+    <w:name w:val="Heading 7 Char"/>
+    <w:basedOn w:val="DefaultParagraphFont"/>
+    <w:link w:val="Heading7"/>
     <w:uiPriority w:val="9"/>
     <w:semiHidden/>
     <w:rsid w:val="00FC693F"/>
@@ -3629,10 +4553,10 @@
       <w:color w:val="404040" w:themeColor="text1" w:themeTint="BF"/>
     </w:rPr>
   </w:style>
-  <w:style w:type="character" w:customStyle="1" w:styleId="80">
-    <w:name w:val="Заголовок 8 Знак"/>
-    <w:basedOn w:val="a2"/>
-    <w:link w:val="8"/>
+  <w:style w:type="character" w:customStyle="1" w:styleId="Heading8Char">
+    <w:name w:val="Heading 8 Char"/>
+    <w:basedOn w:val="DefaultParagraphFont"/>
+    <w:link w:val="Heading8"/>
     <w:uiPriority w:val="9"/>
     <w:semiHidden/>
     <w:rsid w:val="00FC693F"/>
@@ -3643,10 +4567,10 @@
       <w:szCs w:val="20"/>
     </w:rPr>
   </w:style>
-  <w:style w:type="character" w:customStyle="1" w:styleId="90">
-    <w:name w:val="Заголовок 9 Знак"/>
-    <w:basedOn w:val="a2"/>
-    <w:link w:val="9"/>
+  <w:style w:type="character" w:customStyle="1" w:styleId="Heading9Char">
+    <w:name w:val="Heading 9 Char"/>
+    <w:basedOn w:val="DefaultParagraphFont"/>
+    <w:link w:val="Heading9"/>
     <w:uiPriority w:val="9"/>
     <w:semiHidden/>
     <w:rsid w:val="00FC693F"/>
@@ -3659,10 +4583,10 @@
       <w:szCs w:val="20"/>
     </w:rPr>
   </w:style>
-  <w:style w:type="paragraph" w:styleId="af5">
+  <w:style w:type="paragraph" w:styleId="Caption">
     <w:name w:val="caption"/>
-    <w:basedOn w:val="a1"/>
-    <w:next w:val="a1"/>
+    <w:basedOn w:val="Normal"/>
+    <w:next w:val="Normal"/>
     <w:uiPriority w:val="35"/>
     <w:semiHidden/>
     <w:unhideWhenUsed/>
@@ -3679,9 +4603,9 @@
       <w:szCs w:val="18"/>
     </w:rPr>
   </w:style>
-  <w:style w:type="character" w:styleId="af6">
+  <w:style w:type="character" w:styleId="Strong">
     <w:name w:val="Strong"/>
-    <w:basedOn w:val="a2"/>
+    <w:basedOn w:val="DefaultParagraphFont"/>
     <w:uiPriority w:val="22"/>
     <w:qFormat/>
     <w:rsid w:val="00FC693F"/>
@@ -3690,9 +4614,9 @@
       <w:bCs/>
     </w:rPr>
   </w:style>
-  <w:style w:type="character" w:styleId="af7">
+  <w:style w:type="character" w:styleId="Emphasis">
     <w:name w:val="Emphasis"/>
-    <w:basedOn w:val="a2"/>
+    <w:basedOn w:val="DefaultParagraphFont"/>
     <w:uiPriority w:val="20"/>
     <w:qFormat/>
     <w:rsid w:val="00FC693F"/>
@@ -3701,11 +4625,11 @@
       <w:iCs/>
     </w:rPr>
   </w:style>
-  <w:style w:type="paragraph" w:styleId="af8">
+  <w:style w:type="paragraph" w:styleId="IntenseQuote">
     <w:name w:val="Intense Quote"/>
-    <w:basedOn w:val="a1"/>
-    <w:next w:val="a1"/>
-    <w:link w:val="af9"/>
+    <w:basedOn w:val="Normal"/>
+    <w:next w:val="Normal"/>
+    <w:link w:val="IntenseQuoteChar"/>
     <w:uiPriority w:val="30"/>
     <w:qFormat/>
     <w:rsid w:val="00FC693F"/>
@@ -3724,10 +4648,10 @@
       <w:color w:val="4F81BD" w:themeColor="accent1"/>
     </w:rPr>
   </w:style>
-  <w:style w:type="character" w:customStyle="1" w:styleId="af9">
-    <w:name w:val="Выделенная цитата Знак"/>
-    <w:basedOn w:val="a2"/>
-    <w:link w:val="af8"/>
+  <w:style w:type="character" w:customStyle="1" w:styleId="IntenseQuoteChar">
+    <w:name w:val="Intense Quote Char"/>
+    <w:basedOn w:val="DefaultParagraphFont"/>
+    <w:link w:val="IntenseQuote"/>
     <w:uiPriority w:val="30"/>
     <w:rsid w:val="00FC693F"/>
     <w:rPr>
@@ -3738,9 +4662,9 @@
       <w:color w:val="4F81BD" w:themeColor="accent1"/>
     </w:rPr>
   </w:style>
-  <w:style w:type="character" w:styleId="afa">
+  <w:style w:type="character" w:styleId="SubtleEmphasis">
     <w:name w:val="Subtle Emphasis"/>
-    <w:basedOn w:val="a2"/>
+    <w:basedOn w:val="DefaultParagraphFont"/>
     <w:uiPriority w:val="19"/>
     <w:qFormat/>
     <w:rsid w:val="00FC693F"/>
@@ -3750,9 +4674,9 @@
       <w:color w:val="808080" w:themeColor="text1" w:themeTint="7F"/>
     </w:rPr>
   </w:style>
-  <w:style w:type="character" w:styleId="afb">
+  <w:style w:type="character" w:styleId="IntenseEmphasis">
     <w:name w:val="Intense Emphasis"/>
-    <w:basedOn w:val="a2"/>
+    <w:basedOn w:val="DefaultParagraphFont"/>
     <w:uiPriority w:val="21"/>
     <w:qFormat/>
     <w:rsid w:val="00FC693F"/>
@@ -3764,9 +4688,9 @@
       <w:color w:val="4F81BD" w:themeColor="accent1"/>
     </w:rPr>
   </w:style>
-  <w:style w:type="character" w:styleId="afc">
+  <w:style w:type="character" w:styleId="SubtleReference">
     <w:name w:val="Subtle Reference"/>
-    <w:basedOn w:val="a2"/>
+    <w:basedOn w:val="DefaultParagraphFont"/>
     <w:uiPriority w:val="31"/>
     <w:qFormat/>
     <w:rsid w:val="00FC693F"/>
@@ -3776,9 +4700,9 @@
       <w:u w:val="single"/>
     </w:rPr>
   </w:style>
-  <w:style w:type="character" w:styleId="afd">
+  <w:style w:type="character" w:styleId="IntenseReference">
     <w:name w:val="Intense Reference"/>
-    <w:basedOn w:val="a2"/>
+    <w:basedOn w:val="DefaultParagraphFont"/>
     <w:uiPriority w:val="32"/>
     <w:qFormat/>
     <w:rsid w:val="00FC693F"/>
@@ -3791,9 +4715,9 @@
       <w:u w:val="single"/>
     </w:rPr>
   </w:style>
-  <w:style w:type="character" w:styleId="afe">
+  <w:style w:type="character" w:styleId="BookTitle">
     <w:name w:val="Book Title"/>
-    <w:basedOn w:val="a2"/>
+    <w:basedOn w:val="DefaultParagraphFont"/>
     <w:uiPriority w:val="33"/>
     <w:qFormat/>
     <w:rsid w:val="00FC693F"/>
@@ -3804,10 +4728,10 @@
       <w:spacing w:val="5"/>
     </w:rPr>
   </w:style>
-  <w:style w:type="paragraph" w:styleId="aff">
+  <w:style w:type="paragraph" w:styleId="TOCHeading">
     <w:name w:val="TOC Heading"/>
-    <w:basedOn w:val="1"/>
-    <w:next w:val="a1"/>
+    <w:basedOn w:val="Heading1"/>
+    <w:next w:val="Normal"/>
     <w:uiPriority w:val="39"/>
     <w:semiHidden/>
     <w:unhideWhenUsed/>
@@ -3817,9 +4741,9 @@
       <w:outlineLvl w:val="9"/>
     </w:pPr>
   </w:style>
-  <w:style w:type="table" w:styleId="aff0">
+  <w:style w:type="table" w:styleId="TableGrid">
     <w:name w:val="Table Grid"/>
-    <w:basedOn w:val="a3"/>
+    <w:basedOn w:val="TableNormal"/>
     <w:uiPriority w:val="59"/>
     <w:rsid w:val="00FC693F"/>
     <w:pPr>
@@ -3836,9 +4760,9 @@
       </w:tblBorders>
     </w:tblPr>
   </w:style>
-  <w:style w:type="table" w:styleId="aff1">
+  <w:style w:type="table" w:styleId="LightShading">
     <w:name w:val="Light Shading"/>
-    <w:basedOn w:val="a3"/>
+    <w:basedOn w:val="TableNormal"/>
     <w:uiPriority w:val="60"/>
     <w:rsid w:val="00FC693F"/>
     <w:pPr>
@@ -3932,9 +4856,9 @@
       </w:tcPr>
     </w:tblStylePr>
   </w:style>
-  <w:style w:type="table" w:styleId="-1">
+  <w:style w:type="table" w:styleId="LightShading-Accent1">
     <w:name w:val="Light Shading Accent 1"/>
-    <w:basedOn w:val="a3"/>
+    <w:basedOn w:val="TableNormal"/>
     <w:uiPriority w:val="60"/>
     <w:rsid w:val="00FC693F"/>
     <w:pPr>
@@ -4028,9 +4952,9 @@
       </w:tcPr>
     </w:tblStylePr>
   </w:style>
-  <w:style w:type="table" w:styleId="-2">
+  <w:style w:type="table" w:styleId="LightShading-Accent2">
     <w:name w:val="Light Shading Accent 2"/>
-    <w:basedOn w:val="a3"/>
+    <w:basedOn w:val="TableNormal"/>
     <w:uiPriority w:val="60"/>
     <w:rsid w:val="00FC693F"/>
     <w:pPr>
@@ -4124,9 +5048,9 @@
       </w:tcPr>
     </w:tblStylePr>
   </w:style>
-  <w:style w:type="table" w:styleId="-3">
+  <w:style w:type="table" w:styleId="LightShading-Accent3">
     <w:name w:val="Light Shading Accent 3"/>
-    <w:basedOn w:val="a3"/>
+    <w:basedOn w:val="TableNormal"/>
     <w:uiPriority w:val="60"/>
     <w:rsid w:val="00FC693F"/>
     <w:pPr>
@@ -4220,9 +5144,9 @@
       </w:tcPr>
     </w:tblStylePr>
   </w:style>
-  <w:style w:type="table" w:styleId="-4">
+  <w:style w:type="table" w:styleId="LightShading-Accent4">
     <w:name w:val="Light Shading Accent 4"/>
-    <w:basedOn w:val="a3"/>
+    <w:basedOn w:val="TableNormal"/>
     <w:uiPriority w:val="60"/>
     <w:rsid w:val="00FC693F"/>
     <w:pPr>
@@ -4316,9 +5240,9 @@
       </w:tcPr>
     </w:tblStylePr>
   </w:style>
-  <w:style w:type="table" w:styleId="-5">
+  <w:style w:type="table" w:styleId="LightShading-Accent5">
     <w:name w:val="Light Shading Accent 5"/>
-    <w:basedOn w:val="a3"/>
+    <w:basedOn w:val="TableNormal"/>
     <w:uiPriority w:val="60"/>
     <w:rsid w:val="00FC693F"/>
     <w:pPr>
@@ -4412,9 +5336,9 @@
       </w:tcPr>
     </w:tblStylePr>
   </w:style>
-  <w:style w:type="table" w:styleId="-6">
+  <w:style w:type="table" w:styleId="LightShading-Accent6">
     <w:name w:val="Light Shading Accent 6"/>
-    <w:basedOn w:val="a3"/>
+    <w:basedOn w:val="TableNormal"/>
     <w:uiPriority w:val="60"/>
     <w:rsid w:val="00FC693F"/>
     <w:pPr>
@@ -4508,9 +5432,9 @@
       </w:tcPr>
     </w:tblStylePr>
   </w:style>
-  <w:style w:type="table" w:styleId="aff2">
+  <w:style w:type="table" w:styleId="LightList">
     <w:name w:val="Light List"/>
-    <w:basedOn w:val="a3"/>
+    <w:basedOn w:val="TableNormal"/>
     <w:uiPriority w:val="61"/>
     <w:rsid w:val="00FC693F"/>
     <w:pPr>
@@ -4593,9 +5517,9 @@
       </w:tcPr>
     </w:tblStylePr>
   </w:style>
-  <w:style w:type="table" w:styleId="-10">
+  <w:style w:type="table" w:styleId="LightList-Accent1">
     <w:name w:val="Light List Accent 1"/>
-    <w:basedOn w:val="a3"/>
+    <w:basedOn w:val="TableNormal"/>
     <w:uiPriority w:val="61"/>
     <w:rsid w:val="00FC693F"/>
     <w:pPr>
@@ -4678,9 +5602,9 @@
       </w:tcPr>
     </w:tblStylePr>
   </w:style>
-  <w:style w:type="table" w:styleId="-20">
+  <w:style w:type="table" w:styleId="LightList-Accent2">
     <w:name w:val="Light List Accent 2"/>
-    <w:basedOn w:val="a3"/>
+    <w:basedOn w:val="TableNormal"/>
     <w:uiPriority w:val="61"/>
     <w:rsid w:val="00CB0664"/>
     <w:pPr>
@@ -4763,9 +5687,9 @@
       </w:tcPr>
     </w:tblStylePr>
   </w:style>
-  <w:style w:type="table" w:styleId="-30">
+  <w:style w:type="table" w:styleId="LightList-Accent3">
     <w:name w:val="Light List Accent 3"/>
-    <w:basedOn w:val="a3"/>
+    <w:basedOn w:val="TableNormal"/>
     <w:uiPriority w:val="61"/>
     <w:rsid w:val="00CB0664"/>
     <w:pPr>
@@ -4848,9 +5772,9 @@
       </w:tcPr>
     </w:tblStylePr>
   </w:style>
-  <w:style w:type="table" w:styleId="-40">
+  <w:style w:type="table" w:styleId="LightList-Accent4">
     <w:name w:val="Light List Accent 4"/>
-    <w:basedOn w:val="a3"/>
+    <w:basedOn w:val="TableNormal"/>
     <w:uiPriority w:val="61"/>
     <w:rsid w:val="00CB0664"/>
     <w:pPr>
@@ -4933,9 +5857,9 @@
       </w:tcPr>
     </w:tblStylePr>
   </w:style>
-  <w:style w:type="table" w:styleId="-50">
+  <w:style w:type="table" w:styleId="LightList-Accent5">
     <w:name w:val="Light List Accent 5"/>
-    <w:basedOn w:val="a3"/>
+    <w:basedOn w:val="TableNormal"/>
     <w:uiPriority w:val="61"/>
     <w:rsid w:val="00CB0664"/>
     <w:pPr>
@@ -5018,9 +5942,9 @@
       </w:tcPr>
     </w:tblStylePr>
   </w:style>
-  <w:style w:type="table" w:styleId="-60">
+  <w:style w:type="table" w:styleId="LightList-Accent6">
     <w:name w:val="Light List Accent 6"/>
-    <w:basedOn w:val="a3"/>
+    <w:basedOn w:val="TableNormal"/>
     <w:uiPriority w:val="61"/>
     <w:rsid w:val="00CB0664"/>
     <w:pPr>
@@ -5103,9 +6027,9 @@
       </w:tcPr>
     </w:tblStylePr>
   </w:style>
-  <w:style w:type="table" w:styleId="aff3">
+  <w:style w:type="table" w:styleId="LightGrid">
     <w:name w:val="Light Grid"/>
-    <w:basedOn w:val="a3"/>
+    <w:basedOn w:val="TableNormal"/>
     <w:uiPriority w:val="62"/>
     <w:rsid w:val="00CB0664"/>
     <w:pPr>
@@ -5226,9 +6150,9 @@
       </w:tcPr>
     </w:tblStylePr>
   </w:style>
-  <w:style w:type="table" w:styleId="-11">
+  <w:style w:type="table" w:styleId="LightGrid-Accent1">
     <w:name w:val="Light Grid Accent 1"/>
-    <w:basedOn w:val="a3"/>
+    <w:basedOn w:val="TableNormal"/>
     <w:uiPriority w:val="62"/>
     <w:rsid w:val="00CB0664"/>
     <w:pPr>
@@ -5349,9 +6273,9 @@
       </w:tcPr>
     </w:tblStylePr>
   </w:style>
-  <w:style w:type="table" w:styleId="-21">
+  <w:style w:type="table" w:styleId="LightGrid-Accent2">
     <w:name w:val="Light Grid Accent 2"/>
-    <w:basedOn w:val="a3"/>
+    <w:basedOn w:val="TableNormal"/>
     <w:uiPriority w:val="62"/>
     <w:rsid w:val="00CB0664"/>
     <w:pPr>
@@ -5472,9 +6396,9 @@
       </w:tcPr>
     </w:tblStylePr>
   </w:style>
-  <w:style w:type="table" w:styleId="-31">
+  <w:style w:type="table" w:styleId="LightGrid-Accent3">
     <w:name w:val="Light Grid Accent 3"/>
-    <w:basedOn w:val="a3"/>
+    <w:basedOn w:val="TableNormal"/>
     <w:uiPriority w:val="62"/>
     <w:rsid w:val="00CB0664"/>
     <w:pPr>
@@ -5595,9 +6519,9 @@
       </w:tcPr>
     </w:tblStylePr>
   </w:style>
-  <w:style w:type="table" w:styleId="-41">
+  <w:style w:type="table" w:styleId="LightGrid-Accent4">
     <w:name w:val="Light Grid Accent 4"/>
-    <w:basedOn w:val="a3"/>
+    <w:basedOn w:val="TableNormal"/>
     <w:uiPriority w:val="62"/>
     <w:rsid w:val="00CB0664"/>
     <w:pPr>
@@ -5718,9 +6642,9 @@
       </w:tcPr>
     </w:tblStylePr>
   </w:style>
-  <w:style w:type="table" w:styleId="-51">
+  <w:style w:type="table" w:styleId="LightGrid-Accent5">
     <w:name w:val="Light Grid Accent 5"/>
-    <w:basedOn w:val="a3"/>
+    <w:basedOn w:val="TableNormal"/>
     <w:uiPriority w:val="62"/>
     <w:rsid w:val="00CB0664"/>
     <w:pPr>
@@ -5841,9 +6765,9 @@
       </w:tcPr>
     </w:tblStylePr>
   </w:style>
-  <w:style w:type="table" w:styleId="-61">
+  <w:style w:type="table" w:styleId="LightGrid-Accent6">
     <w:name w:val="Light Grid Accent 6"/>
-    <w:basedOn w:val="a3"/>
+    <w:basedOn w:val="TableNormal"/>
     <w:uiPriority w:val="62"/>
     <w:rsid w:val="00CB0664"/>
     <w:pPr>
@@ -5964,9 +6888,9 @@
       </w:tcPr>
     </w:tblStylePr>
   </w:style>
-  <w:style w:type="table" w:styleId="11">
+  <w:style w:type="table" w:styleId="MediumShading1">
     <w:name w:val="Medium Shading 1"/>
-    <w:basedOn w:val="a3"/>
+    <w:basedOn w:val="TableNormal"/>
     <w:uiPriority w:val="63"/>
     <w:rsid w:val="00CB0664"/>
     <w:pPr>
@@ -6063,9 +6987,9 @@
       </w:tcPr>
     </w:tblStylePr>
   </w:style>
-  <w:style w:type="table" w:styleId="1-1">
+  <w:style w:type="table" w:styleId="MediumShading1-Accent1">
     <w:name w:val="Medium Shading 1 Accent 1"/>
-    <w:basedOn w:val="a3"/>
+    <w:basedOn w:val="TableNormal"/>
     <w:uiPriority w:val="63"/>
     <w:rsid w:val="00CB0664"/>
     <w:pPr>
@@ -6162,9 +7086,9 @@
       </w:tcPr>
     </w:tblStylePr>
   </w:style>
-  <w:style w:type="table" w:styleId="1-2">
+  <w:style w:type="table" w:styleId="MediumShading1-Accent2">
     <w:name w:val="Medium Shading 1 Accent 2"/>
-    <w:basedOn w:val="a3"/>
+    <w:basedOn w:val="TableNormal"/>
     <w:uiPriority w:val="63"/>
     <w:rsid w:val="00CB0664"/>
     <w:pPr>
@@ -6261,9 +7185,9 @@
       </w:tcPr>
     </w:tblStylePr>
   </w:style>
-  <w:style w:type="table" w:styleId="1-3">
+  <w:style w:type="table" w:styleId="MediumShading1-Accent3">
     <w:name w:val="Medium Shading 1 Accent 3"/>
-    <w:basedOn w:val="a3"/>
+    <w:basedOn w:val="TableNormal"/>
     <w:uiPriority w:val="63"/>
     <w:rsid w:val="00CB0664"/>
     <w:pPr>
@@ -6360,9 +7284,9 @@
       </w:tcPr>
     </w:tblStylePr>
   </w:style>
-  <w:style w:type="table" w:styleId="1-4">
+  <w:style w:type="table" w:styleId="MediumShading1-Accent4">
     <w:name w:val="Medium Shading 1 Accent 4"/>
-    <w:basedOn w:val="a3"/>
+    <w:basedOn w:val="TableNormal"/>
     <w:uiPriority w:val="63"/>
     <w:rsid w:val="00CB0664"/>
     <w:pPr>
@@ -6459,9 +7383,9 @@
       </w:tcPr>
     </w:tblStylePr>
   </w:style>
-  <w:style w:type="table" w:styleId="1-5">
+  <w:style w:type="table" w:styleId="MediumShading1-Accent5">
     <w:name w:val="Medium Shading 1 Accent 5"/>
-    <w:basedOn w:val="a3"/>
+    <w:basedOn w:val="TableNormal"/>
     <w:uiPriority w:val="63"/>
     <w:rsid w:val="00CB0664"/>
     <w:pPr>
@@ -6558,9 +7482,9 @@
       </w:tcPr>
     </w:tblStylePr>
   </w:style>
-  <w:style w:type="table" w:styleId="1-6">
+  <w:style w:type="table" w:styleId="MediumShading1-Accent6">
     <w:name w:val="Medium Shading 1 Accent 6"/>
-    <w:basedOn w:val="a3"/>
+    <w:basedOn w:val="TableNormal"/>
     <w:uiPriority w:val="63"/>
     <w:rsid w:val="00CB0664"/>
     <w:pPr>
@@ -6657,9 +7581,9 @@
       </w:tcPr>
     </w:tblStylePr>
   </w:style>
-  <w:style w:type="table" w:styleId="29">
+  <w:style w:type="table" w:styleId="MediumShading2">
     <w:name w:val="Medium Shading 2"/>
-    <w:basedOn w:val="a3"/>
+    <w:basedOn w:val="TableNormal"/>
     <w:uiPriority w:val="64"/>
     <w:rsid w:val="00CB0664"/>
     <w:pPr>
@@ -6799,9 +7723,9 @@
       </w:tcPr>
     </w:tblStylePr>
   </w:style>
-  <w:style w:type="table" w:styleId="2-1">
+  <w:style w:type="table" w:styleId="MediumShading2-Accent1">
     <w:name w:val="Medium Shading 2 Accent 1"/>
-    <w:basedOn w:val="a3"/>
+    <w:basedOn w:val="TableNormal"/>
     <w:uiPriority w:val="64"/>
     <w:rsid w:val="00CB0664"/>
     <w:pPr>
@@ -6941,9 +7865,9 @@
       </w:tcPr>
     </w:tblStylePr>
   </w:style>
-  <w:style w:type="table" w:styleId="2-2">
+  <w:style w:type="table" w:styleId="MediumShading2-Accent2">
     <w:name w:val="Medium Shading 2 Accent 2"/>
-    <w:basedOn w:val="a3"/>
+    <w:basedOn w:val="TableNormal"/>
     <w:uiPriority w:val="64"/>
     <w:rsid w:val="00CB0664"/>
     <w:pPr>
@@ -7083,9 +8007,9 @@
       </w:tcPr>
     </w:tblStylePr>
   </w:style>
-  <w:style w:type="table" w:styleId="2-3">
+  <w:style w:type="table" w:styleId="MediumShading2-Accent3">
     <w:name w:val="Medium Shading 2 Accent 3"/>
-    <w:basedOn w:val="a3"/>
+    <w:basedOn w:val="TableNormal"/>
     <w:uiPriority w:val="64"/>
     <w:rsid w:val="00CB0664"/>
     <w:pPr>
@@ -7225,9 +8149,9 @@
       </w:tcPr>
     </w:tblStylePr>
   </w:style>
-  <w:style w:type="table" w:styleId="2-4">
+  <w:style w:type="table" w:styleId="MediumShading2-Accent4">
     <w:name w:val="Medium Shading 2 Accent 4"/>
-    <w:basedOn w:val="a3"/>
+    <w:basedOn w:val="TableNormal"/>
     <w:uiPriority w:val="64"/>
     <w:rsid w:val="00CB0664"/>
     <w:pPr>
@@ -7367,9 +8291,9 @@
       </w:tcPr>
     </w:tblStylePr>
   </w:style>
-  <w:style w:type="table" w:styleId="2-5">
+  <w:style w:type="table" w:styleId="MediumShading2-Accent5">
     <w:name w:val="Medium Shading 2 Accent 5"/>
-    <w:basedOn w:val="a3"/>
+    <w:basedOn w:val="TableNormal"/>
     <w:uiPriority w:val="64"/>
     <w:rsid w:val="00CB0664"/>
     <w:pPr>
@@ -7509,9 +8433,9 @@
       </w:tcPr>
     </w:tblStylePr>
   </w:style>
-  <w:style w:type="table" w:styleId="2-6">
+  <w:style w:type="table" w:styleId="MediumShading2-Accent6">
     <w:name w:val="Medium Shading 2 Accent 6"/>
-    <w:basedOn w:val="a3"/>
+    <w:basedOn w:val="TableNormal"/>
     <w:uiPriority w:val="64"/>
     <w:rsid w:val="00CB0664"/>
     <w:pPr>
@@ -7651,9 +8575,9 @@
       </w:tcPr>
     </w:tblStylePr>
   </w:style>
-  <w:style w:type="table" w:styleId="12">
+  <w:style w:type="table" w:styleId="MediumList1">
     <w:name w:val="Medium List 1"/>
-    <w:basedOn w:val="a3"/>
+    <w:basedOn w:val="TableNormal"/>
     <w:uiPriority w:val="65"/>
     <w:rsid w:val="00CB0664"/>
     <w:pPr>
@@ -7728,9 +8652,9 @@
       </w:tcPr>
     </w:tblStylePr>
   </w:style>
-  <w:style w:type="table" w:styleId="1-10">
+  <w:style w:type="table" w:styleId="MediumList1-Accent1">
     <w:name w:val="Medium List 1 Accent 1"/>
-    <w:basedOn w:val="a3"/>
+    <w:basedOn w:val="TableNormal"/>
     <w:uiPriority w:val="65"/>
     <w:rsid w:val="00CB0664"/>
     <w:pPr>
@@ -7805,9 +8729,9 @@
       </w:tcPr>
     </w:tblStylePr>
   </w:style>
-  <w:style w:type="table" w:styleId="1-20">
+  <w:style w:type="table" w:styleId="MediumList1-Accent2">
     <w:name w:val="Medium List 1 Accent 2"/>
-    <w:basedOn w:val="a3"/>
+    <w:basedOn w:val="TableNormal"/>
     <w:uiPriority w:val="65"/>
     <w:rsid w:val="00CB0664"/>
     <w:pPr>
@@ -7882,9 +8806,9 @@
       </w:tcPr>
     </w:tblStylePr>
   </w:style>
-  <w:style w:type="table" w:styleId="1-30">
+  <w:style w:type="table" w:styleId="MediumList1-Accent3">
     <w:name w:val="Medium List 1 Accent 3"/>
-    <w:basedOn w:val="a3"/>
+    <w:basedOn w:val="TableNormal"/>
     <w:uiPriority w:val="65"/>
     <w:rsid w:val="00CB0664"/>
     <w:pPr>
@@ -7959,9 +8883,9 @@
       </w:tcPr>
     </w:tblStylePr>
   </w:style>
-  <w:style w:type="table" w:styleId="1-40">
+  <w:style w:type="table" w:styleId="MediumList1-Accent4">
     <w:name w:val="Medium List 1 Accent 4"/>
-    <w:basedOn w:val="a3"/>
+    <w:basedOn w:val="TableNormal"/>
     <w:uiPriority w:val="65"/>
     <w:rsid w:val="00CB0664"/>
     <w:pPr>
@@ -8036,9 +8960,9 @@
       </w:tcPr>
     </w:tblStylePr>
   </w:style>
-  <w:style w:type="table" w:styleId="1-50">
+  <w:style w:type="table" w:styleId="MediumList1-Accent5">
     <w:name w:val="Medium List 1 Accent 5"/>
-    <w:basedOn w:val="a3"/>
+    <w:basedOn w:val="TableNormal"/>
     <w:uiPriority w:val="65"/>
     <w:rsid w:val="00CB0664"/>
     <w:pPr>
@@ -8113,9 +9037,9 @@
       </w:tcPr>
     </w:tblStylePr>
   </w:style>
-  <w:style w:type="table" w:styleId="1-60">
+  <w:style w:type="table" w:styleId="MediumList1-Accent6">
     <w:name w:val="Medium List 1 Accent 6"/>
-    <w:basedOn w:val="a3"/>
+    <w:basedOn w:val="TableNormal"/>
     <w:uiPriority w:val="65"/>
     <w:rsid w:val="00CB0664"/>
     <w:pPr>
@@ -8190,9 +9114,9 @@
       </w:tcPr>
     </w:tblStylePr>
   </w:style>
-  <w:style w:type="table" w:styleId="2a">
+  <w:style w:type="table" w:styleId="MediumList2">
     <w:name w:val="Medium List 2"/>
-    <w:basedOn w:val="a3"/>
+    <w:basedOn w:val="TableNormal"/>
     <w:uiPriority w:val="66"/>
     <w:rsid w:val="00CB0664"/>
     <w:pPr>
@@ -8311,9 +9235,9 @@
       </w:tcPr>
     </w:tblStylePr>
   </w:style>
-  <w:style w:type="table" w:styleId="2-10">
+  <w:style w:type="table" w:styleId="MediumList2-Accent1">
     <w:name w:val="Medium List 2 Accent 1"/>
-    <w:basedOn w:val="a3"/>
+    <w:basedOn w:val="TableNormal"/>
     <w:uiPriority w:val="66"/>
     <w:rsid w:val="00CB0664"/>
     <w:pPr>
@@ -8432,9 +9356,9 @@
       </w:tcPr>
     </w:tblStylePr>
   </w:style>
-  <w:style w:type="table" w:styleId="2-20">
+  <w:style w:type="table" w:styleId="MediumList2-Accent2">
     <w:name w:val="Medium List 2 Accent 2"/>
-    <w:basedOn w:val="a3"/>
+    <w:basedOn w:val="TableNormal"/>
     <w:uiPriority w:val="66"/>
     <w:rsid w:val="00CB0664"/>
     <w:pPr>
@@ -8553,9 +9477,9 @@
       </w:tcPr>
     </w:tblStylePr>
   </w:style>
-  <w:style w:type="table" w:styleId="2-30">
+  <w:style w:type="table" w:styleId="MediumList2-Accent3">
     <w:name w:val="Medium List 2 Accent 3"/>
-    <w:basedOn w:val="a3"/>
+    <w:basedOn w:val="TableNormal"/>
     <w:uiPriority w:val="66"/>
     <w:rsid w:val="00CB0664"/>
     <w:pPr>
@@ -8674,9 +9598,9 @@
       </w:tcPr>
     </w:tblStylePr>
   </w:style>
-  <w:style w:type="table" w:styleId="2-40">
+  <w:style w:type="table" w:styleId="MediumList2-Accent4">
     <w:name w:val="Medium List 2 Accent 4"/>
-    <w:basedOn w:val="a3"/>
+    <w:basedOn w:val="TableNormal"/>
     <w:uiPriority w:val="66"/>
     <w:rsid w:val="00CB0664"/>
     <w:pPr>
@@ -8795,9 +9719,9 @@
       </w:tcPr>
     </w:tblStylePr>
   </w:style>
-  <w:style w:type="table" w:styleId="2-50">
+  <w:style w:type="table" w:styleId="MediumList2-Accent5">
     <w:name w:val="Medium List 2 Accent 5"/>
-    <w:basedOn w:val="a3"/>
+    <w:basedOn w:val="TableNormal"/>
     <w:uiPriority w:val="66"/>
     <w:rsid w:val="00CB0664"/>
     <w:pPr>
@@ -8916,9 +9840,9 @@
       </w:tcPr>
     </w:tblStylePr>
   </w:style>
-  <w:style w:type="table" w:styleId="2-60">
+  <w:style w:type="table" w:styleId="MediumList2-Accent6">
     <w:name w:val="Medium List 2 Accent 6"/>
-    <w:basedOn w:val="a3"/>
+    <w:basedOn w:val="TableNormal"/>
     <w:uiPriority w:val="66"/>
     <w:rsid w:val="00CB0664"/>
     <w:pPr>
@@ -9037,9 +9961,9 @@
       </w:tcPr>
     </w:tblStylePr>
   </w:style>
-  <w:style w:type="table" w:styleId="13">
+  <w:style w:type="table" w:styleId="MediumGrid1">
     <w:name w:val="Medium Grid 1"/>
-    <w:basedOn w:val="a3"/>
+    <w:basedOn w:val="TableNormal"/>
     <w:uiPriority w:val="67"/>
     <w:rsid w:val="00CB0664"/>
     <w:pPr>
@@ -9103,9 +10027,9 @@
       </w:tcPr>
     </w:tblStylePr>
   </w:style>
-  <w:style w:type="table" w:styleId="1-11">
+  <w:style w:type="table" w:styleId="MediumGrid1-Accent1">
     <w:name w:val="Medium Grid 1 Accent 1"/>
-    <w:basedOn w:val="a3"/>
+    <w:basedOn w:val="TableNormal"/>
     <w:uiPriority w:val="67"/>
     <w:rsid w:val="00CB0664"/>
     <w:pPr>
@@ -9169,9 +10093,9 @@
       </w:tcPr>
     </w:tblStylePr>
   </w:style>
-  <w:style w:type="table" w:styleId="1-21">
+  <w:style w:type="table" w:styleId="MediumGrid1-Accent2">
     <w:name w:val="Medium Grid 1 Accent 2"/>
-    <w:basedOn w:val="a3"/>
+    <w:basedOn w:val="TableNormal"/>
     <w:uiPriority w:val="67"/>
     <w:rsid w:val="00CB0664"/>
     <w:pPr>
@@ -9235,9 +10159,9 @@
       </w:tcPr>
     </w:tblStylePr>
   </w:style>
-  <w:style w:type="table" w:styleId="1-31">
+  <w:style w:type="table" w:styleId="MediumGrid1-Accent3">
     <w:name w:val="Medium Grid 1 Accent 3"/>
-    <w:basedOn w:val="a3"/>
+    <w:basedOn w:val="TableNormal"/>
     <w:uiPriority w:val="67"/>
     <w:rsid w:val="00CB0664"/>
     <w:pPr>
@@ -9301,9 +10225,9 @@
       </w:tcPr>
     </w:tblStylePr>
   </w:style>
-  <w:style w:type="table" w:styleId="1-41">
+  <w:style w:type="table" w:styleId="MediumGrid1-Accent4">
     <w:name w:val="Medium Grid 1 Accent 4"/>
-    <w:basedOn w:val="a3"/>
+    <w:basedOn w:val="TableNormal"/>
     <w:uiPriority w:val="67"/>
     <w:rsid w:val="00CB0664"/>
     <w:pPr>
@@ -9367,9 +10291,9 @@
       </w:tcPr>
     </w:tblStylePr>
   </w:style>
-  <w:style w:type="table" w:styleId="1-51">
+  <w:style w:type="table" w:styleId="MediumGrid1-Accent5">
     <w:name w:val="Medium Grid 1 Accent 5"/>
-    <w:basedOn w:val="a3"/>
+    <w:basedOn w:val="TableNormal"/>
     <w:uiPriority w:val="67"/>
     <w:rsid w:val="00CB0664"/>
     <w:pPr>
@@ -9433,9 +10357,9 @@
       </w:tcPr>
     </w:tblStylePr>
   </w:style>
-  <w:style w:type="table" w:styleId="1-61">
+  <w:style w:type="table" w:styleId="MediumGrid1-Accent6">
     <w:name w:val="Medium Grid 1 Accent 6"/>
-    <w:basedOn w:val="a3"/>
+    <w:basedOn w:val="TableNormal"/>
     <w:uiPriority w:val="67"/>
     <w:rsid w:val="00CB0664"/>
     <w:pPr>
@@ -9499,9 +10423,9 @@
       </w:tcPr>
     </w:tblStylePr>
   </w:style>
-  <w:style w:type="table" w:styleId="2b">
+  <w:style w:type="table" w:styleId="MediumGrid2">
     <w:name w:val="Medium Grid 2"/>
-    <w:basedOn w:val="a3"/>
+    <w:basedOn w:val="TableNormal"/>
     <w:uiPriority w:val="68"/>
     <w:rsid w:val="00CB0664"/>
     <w:pPr>
@@ -9617,9 +10541,9 @@
       </w:tcPr>
     </w:tblStylePr>
   </w:style>
-  <w:style w:type="table" w:styleId="2-11">
+  <w:style w:type="table" w:styleId="MediumGrid2-Accent1">
     <w:name w:val="Medium Grid 2 Accent 1"/>
-    <w:basedOn w:val="a3"/>
+    <w:basedOn w:val="TableNormal"/>
     <w:uiPriority w:val="68"/>
     <w:rsid w:val="00CB0664"/>
     <w:pPr>
@@ -9735,9 +10659,9 @@
       </w:tcPr>
     </w:tblStylePr>
   </w:style>
-  <w:style w:type="table" w:styleId="2-21">
+  <w:style w:type="table" w:styleId="MediumGrid2-Accent2">
     <w:name w:val="Medium Grid 2 Accent 2"/>
-    <w:basedOn w:val="a3"/>
+    <w:basedOn w:val="TableNormal"/>
     <w:uiPriority w:val="68"/>
     <w:rsid w:val="00CB0664"/>
     <w:pPr>
@@ -9853,9 +10777,9 @@
       </w:tcPr>
     </w:tblStylePr>
   </w:style>
-  <w:style w:type="table" w:styleId="2-31">
+  <w:style w:type="table" w:styleId="MediumGrid2-Accent3">
     <w:name w:val="Medium Grid 2 Accent 3"/>
-    <w:basedOn w:val="a3"/>
+    <w:basedOn w:val="TableNormal"/>
     <w:uiPriority w:val="68"/>
     <w:rsid w:val="00CB0664"/>
     <w:pPr>
@@ -9971,9 +10895,9 @@
       </w:tcPr>
     </w:tblStylePr>
   </w:style>
-  <w:style w:type="table" w:styleId="2-41">
+  <w:style w:type="table" w:styleId="MediumGrid2-Accent4">
     <w:name w:val="Medium Grid 2 Accent 4"/>
-    <w:basedOn w:val="a3"/>
+    <w:basedOn w:val="TableNormal"/>
     <w:uiPriority w:val="68"/>
     <w:rsid w:val="00CB0664"/>
     <w:pPr>
@@ -10089,9 +11013,9 @@
       </w:tcPr>
     </w:tblStylePr>
   </w:style>
-  <w:style w:type="table" w:styleId="2-51">
+  <w:style w:type="table" w:styleId="MediumGrid2-Accent5">
     <w:name w:val="Medium Grid 2 Accent 5"/>
-    <w:basedOn w:val="a3"/>
+    <w:basedOn w:val="TableNormal"/>
     <w:uiPriority w:val="68"/>
     <w:rsid w:val="00CB0664"/>
     <w:pPr>
@@ -10207,9 +11131,9 @@
       </w:tcPr>
     </w:tblStylePr>
   </w:style>
-  <w:style w:type="table" w:styleId="2-61">
+  <w:style w:type="table" w:styleId="MediumGrid2-Accent6">
     <w:name w:val="Medium Grid 2 Accent 6"/>
-    <w:basedOn w:val="a3"/>
+    <w:basedOn w:val="TableNormal"/>
     <w:uiPriority w:val="68"/>
     <w:rsid w:val="00CB0664"/>
     <w:pPr>
@@ -10325,9 +11249,9 @@
       </w:tcPr>
     </w:tblStylePr>
   </w:style>
-  <w:style w:type="table" w:styleId="37">
+  <w:style w:type="table" w:styleId="MediumGrid3">
     <w:name w:val="Medium Grid 3"/>
-    <w:basedOn w:val="a3"/>
+    <w:basedOn w:val="TableNormal"/>
     <w:uiPriority w:val="69"/>
     <w:rsid w:val="00CB0664"/>
     <w:pPr>
@@ -10459,9 +11383,9 @@
       </w:tcPr>
     </w:tblStylePr>
   </w:style>
-  <w:style w:type="table" w:styleId="3-1">
+  <w:style w:type="table" w:styleId="MediumGrid3-Accent1">
     <w:name w:val="Medium Grid 3 Accent 1"/>
-    <w:basedOn w:val="a3"/>
+    <w:basedOn w:val="TableNormal"/>
     <w:uiPriority w:val="69"/>
     <w:rsid w:val="00CB0664"/>
     <w:pPr>
@@ -10593,9 +11517,9 @@
       </w:tcPr>
     </w:tblStylePr>
   </w:style>
-  <w:style w:type="table" w:styleId="3-2">
+  <w:style w:type="table" w:styleId="MediumGrid3-Accent2">
     <w:name w:val="Medium Grid 3 Accent 2"/>
-    <w:basedOn w:val="a3"/>
+    <w:basedOn w:val="TableNormal"/>
     <w:uiPriority w:val="69"/>
     <w:rsid w:val="00CB0664"/>
     <w:pPr>
@@ -10727,9 +11651,9 @@
       </w:tcPr>
     </w:tblStylePr>
   </w:style>
-  <w:style w:type="table" w:styleId="3-3">
+  <w:style w:type="table" w:styleId="MediumGrid3-Accent3">
     <w:name w:val="Medium Grid 3 Accent 3"/>
-    <w:basedOn w:val="a3"/>
+    <w:basedOn w:val="TableNormal"/>
     <w:uiPriority w:val="69"/>
     <w:rsid w:val="00CB0664"/>
     <w:pPr>
@@ -10861,9 +11785,9 @@
       </w:tcPr>
     </w:tblStylePr>
   </w:style>
-  <w:style w:type="table" w:styleId="3-4">
+  <w:style w:type="table" w:styleId="MediumGrid3-Accent4">
     <w:name w:val="Medium Grid 3 Accent 4"/>
-    <w:basedOn w:val="a3"/>
+    <w:basedOn w:val="TableNormal"/>
     <w:uiPriority w:val="69"/>
     <w:rsid w:val="00CB0664"/>
     <w:pPr>
@@ -10995,9 +11919,9 @@
       </w:tcPr>
     </w:tblStylePr>
   </w:style>
-  <w:style w:type="table" w:styleId="3-5">
+  <w:style w:type="table" w:styleId="MediumGrid3-Accent5">
     <w:name w:val="Medium Grid 3 Accent 5"/>
-    <w:basedOn w:val="a3"/>
+    <w:basedOn w:val="TableNormal"/>
     <w:uiPriority w:val="69"/>
     <w:rsid w:val="00CB0664"/>
     <w:pPr>
@@ -11129,9 +12053,9 @@
       </w:tcPr>
     </w:tblStylePr>
   </w:style>
-  <w:style w:type="table" w:styleId="3-6">
+  <w:style w:type="table" w:styleId="MediumGrid3-Accent6">
     <w:name w:val="Medium Grid 3 Accent 6"/>
-    <w:basedOn w:val="a3"/>
+    <w:basedOn w:val="TableNormal"/>
     <w:uiPriority w:val="69"/>
     <w:rsid w:val="00CB0664"/>
     <w:pPr>
@@ -11263,9 +12187,9 @@
       </w:tcPr>
     </w:tblStylePr>
   </w:style>
-  <w:style w:type="table" w:styleId="aff4">
+  <w:style w:type="table" w:styleId="DarkList">
     <w:name w:val="Dark List"/>
-    <w:basedOn w:val="a3"/>
+    <w:basedOn w:val="TableNormal"/>
     <w:uiPriority w:val="70"/>
     <w:rsid w:val="00CB0664"/>
     <w:pPr>
@@ -11370,9 +12294,9 @@
       </w:tcPr>
     </w:tblStylePr>
   </w:style>
-  <w:style w:type="table" w:styleId="-12">
+  <w:style w:type="table" w:styleId="DarkList-Accent1">
     <w:name w:val="Dark List Accent 1"/>
-    <w:basedOn w:val="a3"/>
+    <w:basedOn w:val="TableNormal"/>
     <w:uiPriority w:val="70"/>
     <w:rsid w:val="00CB0664"/>
     <w:pPr>
@@ -11477,9 +12401,9 @@
       </w:tcPr>
     </w:tblStylePr>
   </w:style>
-  <w:style w:type="table" w:styleId="-22">
+  <w:style w:type="table" w:styleId="DarkList-Accent2">
     <w:name w:val="Dark List Accent 2"/>
-    <w:basedOn w:val="a3"/>
+    <w:basedOn w:val="TableNormal"/>
     <w:uiPriority w:val="70"/>
     <w:rsid w:val="00CB0664"/>
     <w:pPr>
@@ -11584,9 +12508,9 @@
       </w:tcPr>
     </w:tblStylePr>
   </w:style>
-  <w:style w:type="table" w:styleId="-32">
+  <w:style w:type="table" w:styleId="DarkList-Accent3">
     <w:name w:val="Dark List Accent 3"/>
-    <w:basedOn w:val="a3"/>
+    <w:basedOn w:val="TableNormal"/>
     <w:uiPriority w:val="70"/>
     <w:rsid w:val="00CB0664"/>
     <w:pPr>
@@ -11691,9 +12615,9 @@
       </w:tcPr>
     </w:tblStylePr>
   </w:style>
-  <w:style w:type="table" w:styleId="-42">
+  <w:style w:type="table" w:styleId="DarkList-Accent4">
     <w:name w:val="Dark List Accent 4"/>
-    <w:basedOn w:val="a3"/>
+    <w:basedOn w:val="TableNormal"/>
     <w:uiPriority w:val="70"/>
     <w:rsid w:val="00CB0664"/>
     <w:pPr>
@@ -11798,9 +12722,9 @@
       </w:tcPr>
     </w:tblStylePr>
   </w:style>
-  <w:style w:type="table" w:styleId="-52">
+  <w:style w:type="table" w:styleId="DarkList-Accent5">
     <w:name w:val="Dark List Accent 5"/>
-    <w:basedOn w:val="a3"/>
+    <w:basedOn w:val="TableNormal"/>
     <w:uiPriority w:val="70"/>
     <w:rsid w:val="00CB0664"/>
     <w:pPr>
@@ -11905,9 +12829,9 @@
       </w:tcPr>
     </w:tblStylePr>
   </w:style>
-  <w:style w:type="table" w:styleId="-62">
+  <w:style w:type="table" w:styleId="DarkList-Accent6">
     <w:name w:val="Dark List Accent 6"/>
-    <w:basedOn w:val="a3"/>
+    <w:basedOn w:val="TableNormal"/>
     <w:uiPriority w:val="70"/>
     <w:rsid w:val="00CB0664"/>
     <w:pPr>
@@ -12012,9 +12936,9 @@
       </w:tcPr>
     </w:tblStylePr>
   </w:style>
-  <w:style w:type="table" w:styleId="aff5">
+  <w:style w:type="table" w:styleId="ColourfulShading">
     <w:name w:val="Colorful Shading"/>
-    <w:basedOn w:val="a3"/>
+    <w:basedOn w:val="TableNormal"/>
     <w:uiPriority w:val="71"/>
     <w:rsid w:val="00CB0664"/>
     <w:pPr>
@@ -12127,9 +13051,9 @@
       </w:rPr>
     </w:tblStylePr>
   </w:style>
-  <w:style w:type="table" w:styleId="-13">
+  <w:style w:type="table" w:styleId="ColourfulShadingAccent1">
     <w:name w:val="Colorful Shading Accent 1"/>
-    <w:basedOn w:val="a3"/>
+    <w:basedOn w:val="TableNormal"/>
     <w:uiPriority w:val="71"/>
     <w:rsid w:val="00CB0664"/>
     <w:pPr>
@@ -12242,9 +13166,9 @@
       </w:rPr>
     </w:tblStylePr>
   </w:style>
-  <w:style w:type="table" w:styleId="-23">
+  <w:style w:type="table" w:styleId="ColourfulShadingAccent2">
     <w:name w:val="Colorful Shading Accent 2"/>
-    <w:basedOn w:val="a3"/>
+    <w:basedOn w:val="TableNormal"/>
     <w:uiPriority w:val="71"/>
     <w:rsid w:val="00CB0664"/>
     <w:pPr>
@@ -12357,9 +13281,9 @@
       </w:rPr>
     </w:tblStylePr>
   </w:style>
-  <w:style w:type="table" w:styleId="-33">
+  <w:style w:type="table" w:styleId="ColourfulShadingAccent3">
     <w:name w:val="Colorful Shading Accent 3"/>
-    <w:basedOn w:val="a3"/>
+    <w:basedOn w:val="TableNormal"/>
     <w:uiPriority w:val="71"/>
     <w:rsid w:val="00CB0664"/>
     <w:pPr>
@@ -12462,9 +13386,9 @@
       </w:tcPr>
     </w:tblStylePr>
   </w:style>
-  <w:style w:type="table" w:styleId="-43">
+  <w:style w:type="table" w:styleId="ColourfulShadingAccent4">
     <w:name w:val="Colorful Shading Accent 4"/>
-    <w:basedOn w:val="a3"/>
+    <w:basedOn w:val="TableNormal"/>
     <w:uiPriority w:val="71"/>
     <w:rsid w:val="00CB0664"/>
     <w:pPr>
@@ -12577,9 +13501,9 @@
       </w:rPr>
     </w:tblStylePr>
   </w:style>
-  <w:style w:type="table" w:styleId="-53">
+  <w:style w:type="table" w:styleId="ColourfulShadingAccent5">
     <w:name w:val="Colorful Shading Accent 5"/>
-    <w:basedOn w:val="a3"/>
+    <w:basedOn w:val="TableNormal"/>
     <w:uiPriority w:val="71"/>
     <w:rsid w:val="00CB0664"/>
     <w:pPr>
@@ -12692,9 +13616,9 @@
       </w:rPr>
     </w:tblStylePr>
   </w:style>
-  <w:style w:type="table" w:styleId="-63">
+  <w:style w:type="table" w:styleId="ColourfulShadingAccent6">
     <w:name w:val="Colorful Shading Accent 6"/>
-    <w:basedOn w:val="a3"/>
+    <w:basedOn w:val="TableNormal"/>
     <w:uiPriority w:val="71"/>
     <w:rsid w:val="00CB0664"/>
     <w:pPr>
@@ -12807,9 +13731,9 @@
       </w:rPr>
     </w:tblStylePr>
   </w:style>
-  <w:style w:type="table" w:styleId="aff6">
+  <w:style w:type="table" w:styleId="ColourfulList">
     <w:name w:val="Colorful List"/>
-    <w:basedOn w:val="a3"/>
+    <w:basedOn w:val="TableNormal"/>
     <w:uiPriority w:val="72"/>
     <w:rsid w:val="00CB0664"/>
     <w:pPr>
@@ -12886,9 +13810,9 @@
       </w:tcPr>
     </w:tblStylePr>
   </w:style>
-  <w:style w:type="table" w:styleId="-14">
+  <w:style w:type="table" w:styleId="ColourfulListAccent1">
     <w:name w:val="Colorful List Accent 1"/>
-    <w:basedOn w:val="a3"/>
+    <w:basedOn w:val="TableNormal"/>
     <w:uiPriority w:val="72"/>
     <w:rsid w:val="00CB0664"/>
     <w:pPr>
@@ -12965,9 +13889,9 @@
       </w:tcPr>
     </w:tblStylePr>
   </w:style>
-  <w:style w:type="table" w:styleId="-24">
+  <w:style w:type="table" w:styleId="ColourfulListAccent2">
     <w:name w:val="Colorful List Accent 2"/>
-    <w:basedOn w:val="a3"/>
+    <w:basedOn w:val="TableNormal"/>
     <w:uiPriority w:val="72"/>
     <w:rsid w:val="00CB0664"/>
     <w:pPr>
@@ -13044,9 +13968,9 @@
       </w:tcPr>
     </w:tblStylePr>
   </w:style>
-  <w:style w:type="table" w:styleId="-34">
+  <w:style w:type="table" w:styleId="ColourfulListAccent3">
     <w:name w:val="Colorful List Accent 3"/>
-    <w:basedOn w:val="a3"/>
+    <w:basedOn w:val="TableNormal"/>
     <w:uiPriority w:val="72"/>
     <w:rsid w:val="00CB0664"/>
     <w:pPr>
@@ -13123,9 +14047,9 @@
       </w:tcPr>
     </w:tblStylePr>
   </w:style>
-  <w:style w:type="table" w:styleId="-44">
+  <w:style w:type="table" w:styleId="ColourfulListAccent4">
     <w:name w:val="Colorful List Accent 4"/>
-    <w:basedOn w:val="a3"/>
+    <w:basedOn w:val="TableNormal"/>
     <w:uiPriority w:val="72"/>
     <w:rsid w:val="00CB0664"/>
     <w:pPr>
@@ -13202,9 +14126,9 @@
       </w:tcPr>
     </w:tblStylePr>
   </w:style>
-  <w:style w:type="table" w:styleId="-54">
+  <w:style w:type="table" w:styleId="ColourfulListAccent5">
     <w:name w:val="Colorful List Accent 5"/>
-    <w:basedOn w:val="a3"/>
+    <w:basedOn w:val="TableNormal"/>
     <w:uiPriority w:val="72"/>
     <w:rsid w:val="00CB0664"/>
     <w:pPr>
@@ -13281,9 +14205,9 @@
       </w:tcPr>
     </w:tblStylePr>
   </w:style>
-  <w:style w:type="table" w:styleId="-64">
+  <w:style w:type="table" w:styleId="ColourfulListAccent6">
     <w:name w:val="Colorful List Accent 6"/>
-    <w:basedOn w:val="a3"/>
+    <w:basedOn w:val="TableNormal"/>
     <w:uiPriority w:val="72"/>
     <w:rsid w:val="00CB0664"/>
     <w:pPr>
@@ -13360,9 +14284,9 @@
       </w:tcPr>
     </w:tblStylePr>
   </w:style>
-  <w:style w:type="table" w:styleId="aff7">
+  <w:style w:type="table" w:styleId="ColourfulGrid">
     <w:name w:val="Colorful Grid"/>
-    <w:basedOn w:val="a3"/>
+    <w:basedOn w:val="TableNormal"/>
     <w:uiPriority w:val="73"/>
     <w:rsid w:val="00CB0664"/>
     <w:pPr>
@@ -13433,9 +14357,9 @@
       </w:tcPr>
     </w:tblStylePr>
   </w:style>
-  <w:style w:type="table" w:styleId="-15">
+  <w:style w:type="table" w:styleId="ColourfulGridAccent1">
     <w:name w:val="Colorful Grid Accent 1"/>
-    <w:basedOn w:val="a3"/>
+    <w:basedOn w:val="TableNormal"/>
     <w:uiPriority w:val="73"/>
     <w:rsid w:val="00CB0664"/>
     <w:pPr>
@@ -13506,9 +14430,9 @@
       </w:tcPr>
     </w:tblStylePr>
   </w:style>
-  <w:style w:type="table" w:styleId="-25">
+  <w:style w:type="table" w:styleId="ColourfulGridAccent2">
     <w:name w:val="Colorful Grid Accent 2"/>
-    <w:basedOn w:val="a3"/>
+    <w:basedOn w:val="TableNormal"/>
     <w:uiPriority w:val="73"/>
     <w:rsid w:val="00CB0664"/>
     <w:pPr>
@@ -13579,9 +14503,9 @@
       </w:tcPr>
     </w:tblStylePr>
   </w:style>
-  <w:style w:type="table" w:styleId="-35">
+  <w:style w:type="table" w:styleId="ColourfulGridAccent3">
     <w:name w:val="Colorful Grid Accent 3"/>
-    <w:basedOn w:val="a3"/>
+    <w:basedOn w:val="TableNormal"/>
     <w:uiPriority w:val="73"/>
     <w:rsid w:val="00CB0664"/>
     <w:pPr>
@@ -13652,9 +14576,9 @@
       </w:tcPr>
     </w:tblStylePr>
   </w:style>
-  <w:style w:type="table" w:styleId="-45">
+  <w:style w:type="table" w:styleId="ColourfulGridAccent4">
     <w:name w:val="Colorful Grid Accent 4"/>
-    <w:basedOn w:val="a3"/>
+    <w:basedOn w:val="TableNormal"/>
     <w:uiPriority w:val="73"/>
     <w:rsid w:val="00CB0664"/>
     <w:pPr>
@@ -13725,9 +14649,9 @@
       </w:tcPr>
     </w:tblStylePr>
   </w:style>
-  <w:style w:type="table" w:styleId="-55">
+  <w:style w:type="table" w:styleId="ColourfulGridAccent5">
     <w:name w:val="Colorful Grid Accent 5"/>
-    <w:basedOn w:val="a3"/>
+    <w:basedOn w:val="TableNormal"/>
     <w:uiPriority w:val="73"/>
     <w:rsid w:val="00CB0664"/>
     <w:pPr>
@@ -13798,9 +14722,9 @@
       </w:tcPr>
     </w:tblStylePr>
   </w:style>
-  <w:style w:type="table" w:styleId="-65">
+  <w:style w:type="table" w:styleId="ColourfulGridAccent6">
     <w:name w:val="Colorful Grid Accent 6"/>
-    <w:basedOn w:val="a3"/>
+    <w:basedOn w:val="TableNormal"/>
     <w:uiPriority w:val="73"/>
     <w:rsid w:val="00CB0664"/>
     <w:pPr>

--- a/public/Фунтикова Евгения Александровна.docx
+++ b/public/Фунтикова Евгения Александровна.docx
@@ -268,12 +268,14 @@
             <w:pPr>
               <w:jc w:val="center"/>
             </w:pPr>
+            <w:proofErr w:type="spellStart"/>
             <w:r>
               <w:rPr>
                 <w:sz w:val="16"/>
               </w:rPr>
               <w:t>Пн</w:t>
             </w:r>
+            <w:proofErr w:type="spellEnd"/>
           </w:p>
         </w:tc>
         <w:tc>
@@ -458,25 +460,7 @@
                 <w:sz w:val="16"/>
                 <w:lang w:val="ru-RU"/>
               </w:rPr>
-              <w:t>Б-306 (</w:t>
-            </w:r>
-            <w:proofErr w:type="spellStart"/>
-            <w:r>
-              <w:rPr>
-                <w:b/>
-                <w:sz w:val="16"/>
-                <w:lang w:val="ru-RU"/>
-              </w:rPr>
-              <w:t>лб</w:t>
-            </w:r>
-            <w:proofErr w:type="spellEnd"/>
-            <w:r>
-              <w:rPr>
-                <w:b/>
-                <w:sz w:val="16"/>
-                <w:lang w:val="ru-RU"/>
-              </w:rPr>
-              <w:t>)</w:t>
+              <w:t>Б-306 (лб)</w:t>
             </w:r>
           </w:p>
           <w:p>
@@ -534,25 +518,7 @@
                 <w:sz w:val="16"/>
                 <w:lang w:val="ru-RU"/>
               </w:rPr>
-              <w:t>В-105 (</w:t>
-            </w:r>
-            <w:proofErr w:type="spellStart"/>
-            <w:r>
-              <w:rPr>
-                <w:b/>
-                <w:sz w:val="16"/>
-                <w:lang w:val="ru-RU"/>
-              </w:rPr>
-              <w:t>пр</w:t>
-            </w:r>
-            <w:proofErr w:type="spellEnd"/>
-            <w:r>
-              <w:rPr>
-                <w:b/>
-                <w:sz w:val="16"/>
-                <w:lang w:val="ru-RU"/>
-              </w:rPr>
-              <w:t>)</w:t>
+              <w:t>В-105 (пр)</w:t>
             </w:r>
           </w:p>
           <w:p>
@@ -574,48 +540,7 @@
         <w:tc>
           <w:tcPr>
             <w:tcW w:w="1361" w:type="dxa"/>
-            <w:tcMar>
-              <w:top w:w="50" w:type="dxa"/>
-              <w:left w:w="50" w:type="dxa"/>
-              <w:bottom w:w="50" w:type="dxa"/>
-              <w:right w:w="50" w:type="dxa"/>
-            </w:tcMar>
-            <w:vAlign w:val="center"/>
-          </w:tcPr>
-          <w:p>
-            <w:pPr>
-              <w:spacing w:before="60"/>
-              <w:jc w:val="center"/>
-              <w:rPr>
-                <w:lang w:val="ru-RU"/>
-              </w:rPr>
-            </w:pPr>
-          </w:p>
-        </w:tc>
-        <w:tc>
-          <w:tcPr>
-            <w:tcW w:w="1361" w:type="dxa"/>
-            <w:tcMar>
-              <w:top w:w="50" w:type="dxa"/>
-              <w:left w:w="50" w:type="dxa"/>
-              <w:bottom w:w="50" w:type="dxa"/>
-              <w:right w:w="50" w:type="dxa"/>
-            </w:tcMar>
-            <w:vAlign w:val="center"/>
-          </w:tcPr>
-          <w:p>
-            <w:pPr>
-              <w:spacing w:before="60"/>
-              <w:jc w:val="center"/>
-              <w:rPr>
-                <w:lang w:val="ru-RU"/>
-              </w:rPr>
-            </w:pPr>
-          </w:p>
-        </w:tc>
-        <w:tc>
-          <w:tcPr>
-            <w:tcW w:w="1361" w:type="dxa"/>
+            <w:vMerge w:val="restart"/>
             <w:tcMar>
               <w:top w:w="50" w:type="dxa"/>
               <w:left w:w="50" w:type="dxa"/>
@@ -629,17 +554,80 @@
               <w:spacing w:before="60"/>
               <w:jc w:val="center"/>
             </w:pPr>
+            <w:proofErr w:type="spellStart"/>
+            <w:r>
+              <w:rPr>
+                <w:color w:val="888888"/>
+                <w:sz w:val="14"/>
+              </w:rPr>
+              <w:t>Совет</w:t>
+            </w:r>
+            <w:proofErr w:type="spellEnd"/>
           </w:p>
         </w:tc>
         <w:tc>
           <w:tcPr>
             <w:tcW w:w="1361" w:type="dxa"/>
+            <w:vMerge w:val="restart"/>
+            <w:tcMar>
+              <w:top w:w="50" w:type="dxa"/>
+              <w:left w:w="50" w:type="dxa"/>
+              <w:bottom w:w="50" w:type="dxa"/>
+              <w:right w:w="50" w:type="dxa"/>
+            </w:tcMar>
+            <w:vAlign w:val="center"/>
+          </w:tcPr>
+          <w:p>
+            <w:pPr>
+              <w:spacing w:before="60"/>
+              <w:jc w:val="center"/>
+            </w:pPr>
+            <w:r>
+              <w:rPr>
+                <w:color w:val="888888"/>
+                <w:sz w:val="14"/>
+              </w:rPr>
+              <w:t>Совет</w:t>
+            </w:r>
+          </w:p>
+        </w:tc>
+        <w:tc>
+          <w:tcPr>
+            <w:tcW w:w="1361" w:type="dxa"/>
+            <w:vMerge w:val="restart"/>
+            <w:tcMar>
+              <w:top w:w="50" w:type="dxa"/>
+              <w:left w:w="50" w:type="dxa"/>
+              <w:bottom w:w="50" w:type="dxa"/>
+              <w:right w:w="50" w:type="dxa"/>
+            </w:tcMar>
+            <w:vAlign w:val="center"/>
+          </w:tcPr>
+          <w:p>
+            <w:pPr>
+              <w:spacing w:before="60"/>
+              <w:jc w:val="center"/>
+            </w:pPr>
+            <w:r>
+              <w:rPr>
+                <w:color w:val="888888"/>
+                <w:sz w:val="14"/>
+              </w:rPr>
+              <w:t>Совет</w:t>
+            </w:r>
+          </w:p>
+        </w:tc>
+        <w:tc>
+          <w:tcPr>
+            <w:tcW w:w="1361" w:type="dxa"/>
+            <w:vMerge w:val="restart"/>
           </w:tcPr>
           <w:p/>
         </w:tc>
         <w:tc>
           <w:tcPr>
             <w:tcW w:w="1361" w:type="dxa"/>
+            <w:vMerge w:val="restart"/>
           </w:tcPr>
           <w:p/>
         </w:tc>
@@ -694,25 +682,7 @@
                 <w:sz w:val="16"/>
                 <w:lang w:val="ru-RU"/>
               </w:rPr>
-              <w:t>Б-306 (</w:t>
-            </w:r>
-            <w:proofErr w:type="spellStart"/>
-            <w:r>
-              <w:rPr>
-                <w:b/>
-                <w:sz w:val="16"/>
-                <w:lang w:val="ru-RU"/>
-              </w:rPr>
-              <w:t>лб</w:t>
-            </w:r>
-            <w:proofErr w:type="spellEnd"/>
-            <w:r>
-              <w:rPr>
-                <w:b/>
-                <w:sz w:val="16"/>
-                <w:lang w:val="ru-RU"/>
-              </w:rPr>
-              <w:t>)</w:t>
+              <w:t>Б-306 (лб)</w:t>
             </w:r>
           </w:p>
           <w:p>
@@ -785,23 +755,7 @@
                 <w:sz w:val="14"/>
                 <w:lang w:val="ru-RU"/>
               </w:rPr>
-              <w:t>[</w:t>
-            </w:r>
-            <w:proofErr w:type="spellStart"/>
-            <w:r>
-              <w:rPr>
-                <w:sz w:val="14"/>
-                <w:lang w:val="ru-RU"/>
-              </w:rPr>
-              <w:t>30</w:t>
-            </w:r>
-            <w:proofErr w:type="spellEnd"/>
-            <w:r>
-              <w:rPr>
-                <w:sz w:val="14"/>
-                <w:lang w:val="ru-RU"/>
-              </w:rPr>
-              <w:t xml:space="preserve"> чел.] Информационные технологии</w:t>
+              <w:t>[30 чел.] Информационные технологии</w:t>
             </w:r>
           </w:p>
         </w:tc>
@@ -820,6 +774,7 @@
         <w:tc>
           <w:tcPr>
             <w:tcW w:w="1234" w:type="dxa"/>
+            <w:vMerge/>
           </w:tcPr>
           <w:p>
             <w:pPr>
@@ -832,6 +787,7 @@
         <w:tc>
           <w:tcPr>
             <w:tcW w:w="1234" w:type="dxa"/>
+            <w:vMerge/>
           </w:tcPr>
           <w:p>
             <w:pPr>
@@ -844,6 +800,7 @@
         <w:tc>
           <w:tcPr>
             <w:tcW w:w="1234" w:type="dxa"/>
+            <w:vMerge/>
           </w:tcPr>
           <w:p>
             <w:pPr>
@@ -856,6 +813,7 @@
         <w:tc>
           <w:tcPr>
             <w:tcW w:w="1234" w:type="dxa"/>
+            <w:vMerge/>
           </w:tcPr>
           <w:p>
             <w:pPr>
@@ -868,6 +826,7 @@
         <w:tc>
           <w:tcPr>
             <w:tcW w:w="1234" w:type="dxa"/>
+            <w:vMerge/>
           </w:tcPr>
           <w:p>
             <w:pPr>
@@ -1105,6 +1064,7 @@
         <w:tc>
           <w:tcPr>
             <w:tcW w:w="1361" w:type="dxa"/>
+            <w:vMerge w:val="restart"/>
           </w:tcPr>
           <w:p>
             <w:pPr>
@@ -1117,6 +1077,7 @@
         <w:tc>
           <w:tcPr>
             <w:tcW w:w="1361" w:type="dxa"/>
+            <w:vMerge w:val="restart"/>
           </w:tcPr>
           <w:p>
             <w:pPr>
@@ -1129,6 +1090,7 @@
         <w:tc>
           <w:tcPr>
             <w:tcW w:w="1361" w:type="dxa"/>
+            <w:vMerge w:val="restart"/>
           </w:tcPr>
           <w:p>
             <w:pPr>
@@ -1141,6 +1103,7 @@
         <w:tc>
           <w:tcPr>
             <w:tcW w:w="1361" w:type="dxa"/>
+            <w:vMerge w:val="restart"/>
           </w:tcPr>
           <w:p>
             <w:pPr>
@@ -1153,6 +1116,7 @@
         <w:tc>
           <w:tcPr>
             <w:tcW w:w="1361" w:type="dxa"/>
+            <w:vMerge w:val="restart"/>
           </w:tcPr>
           <w:p>
             <w:pPr>
@@ -1347,6 +1311,7 @@
         <w:tc>
           <w:tcPr>
             <w:tcW w:w="1234" w:type="dxa"/>
+            <w:vMerge/>
           </w:tcPr>
           <w:p>
             <w:pPr>
@@ -1359,6 +1324,7 @@
         <w:tc>
           <w:tcPr>
             <w:tcW w:w="1234" w:type="dxa"/>
+            <w:vMerge/>
           </w:tcPr>
           <w:p>
             <w:pPr>
@@ -1371,6 +1337,7 @@
         <w:tc>
           <w:tcPr>
             <w:tcW w:w="1234" w:type="dxa"/>
+            <w:vMerge/>
           </w:tcPr>
           <w:p>
             <w:pPr>
@@ -1383,6 +1350,7 @@
         <w:tc>
           <w:tcPr>
             <w:tcW w:w="1234" w:type="dxa"/>
+            <w:vMerge/>
           </w:tcPr>
           <w:p>
             <w:pPr>
@@ -1395,6 +1363,7 @@
         <w:tc>
           <w:tcPr>
             <w:tcW w:w="1234" w:type="dxa"/>
+            <w:vMerge/>
           </w:tcPr>
           <w:p>
             <w:pPr>
@@ -1432,6 +1401,7 @@
         <w:tc>
           <w:tcPr>
             <w:tcW w:w="1361" w:type="dxa"/>
+            <w:vMerge w:val="restart"/>
             <w:tcMar>
               <w:top w:w="50" w:type="dxa"/>
               <w:left w:w="50" w:type="dxa"/>
@@ -1444,6 +1414,346 @@
             <w:pPr>
               <w:spacing w:before="60"/>
               <w:jc w:val="center"/>
+            </w:pPr>
+            <w:proofErr w:type="spellStart"/>
+            <w:r>
+              <w:rPr>
+                <w:color w:val="888888"/>
+                <w:sz w:val="14"/>
+              </w:rPr>
+              <w:t>Освободить</w:t>
+            </w:r>
+            <w:proofErr w:type="spellEnd"/>
+          </w:p>
+        </w:tc>
+        <w:tc>
+          <w:tcPr>
+            <w:tcW w:w="1361" w:type="dxa"/>
+            <w:vMerge w:val="restart"/>
+            <w:shd w:val="clear" w:color="auto" w:fill="FAFAFA"/>
+            <w:tcMar>
+              <w:top w:w="50" w:type="dxa"/>
+              <w:left w:w="50" w:type="dxa"/>
+              <w:bottom w:w="50" w:type="dxa"/>
+              <w:right w:w="50" w:type="dxa"/>
+            </w:tcMar>
+            <w:vAlign w:val="center"/>
+          </w:tcPr>
+          <w:p>
+            <w:pPr>
+              <w:spacing w:before="60"/>
+              <w:rPr>
+                <w:lang w:val="ru-RU"/>
+              </w:rPr>
+            </w:pPr>
+            <w:r>
+              <w:rPr>
+                <w:sz w:val="16"/>
+                <w:lang w:val="ru-RU"/>
+              </w:rPr>
+              <w:t>МЦб-24-1</w:t>
+            </w:r>
+            <w:r>
+              <w:rPr>
+                <w:sz w:val="16"/>
+                <w:lang w:val="ru-RU"/>
+              </w:rPr>
+              <w:br/>
+            </w:r>
+            <w:r>
+              <w:rPr>
+                <w:b/>
+                <w:sz w:val="16"/>
+                <w:lang w:val="ru-RU"/>
+              </w:rPr>
+              <w:t>В-201 (</w:t>
+            </w:r>
+            <w:proofErr w:type="spellStart"/>
+            <w:r>
+              <w:rPr>
+                <w:b/>
+                <w:sz w:val="16"/>
+                <w:lang w:val="ru-RU"/>
+              </w:rPr>
+              <w:t>пр</w:t>
+            </w:r>
+            <w:proofErr w:type="spellEnd"/>
+            <w:r>
+              <w:rPr>
+                <w:b/>
+                <w:sz w:val="16"/>
+                <w:lang w:val="ru-RU"/>
+              </w:rPr>
+              <w:t>)</w:t>
+            </w:r>
+          </w:p>
+          <w:p>
+            <w:pPr>
+              <w:spacing w:before="60"/>
+              <w:rPr>
+                <w:lang w:val="ru-RU"/>
+              </w:rPr>
+            </w:pPr>
+            <w:r>
+              <w:rPr>
+                <w:sz w:val="14"/>
+                <w:lang w:val="ru-RU"/>
+              </w:rPr>
+              <w:t xml:space="preserve">[24 чел.] Разработка прикладного ПО на языке </w:t>
+            </w:r>
+            <w:r>
+              <w:rPr>
+                <w:sz w:val="14"/>
+              </w:rPr>
+              <w:t>Python</w:t>
+            </w:r>
+          </w:p>
+        </w:tc>
+        <w:tc>
+          <w:tcPr>
+            <w:tcW w:w="1361" w:type="dxa"/>
+            <w:shd w:val="clear" w:color="auto" w:fill="FAFAFA"/>
+            <w:tcMar>
+              <w:top w:w="50" w:type="dxa"/>
+              <w:left w:w="50" w:type="dxa"/>
+              <w:bottom w:w="50" w:type="dxa"/>
+              <w:right w:w="50" w:type="dxa"/>
+            </w:tcMar>
+            <w:vAlign w:val="center"/>
+          </w:tcPr>
+          <w:p>
+            <w:pPr>
+              <w:spacing w:before="60"/>
+              <w:rPr>
+                <w:lang w:val="ru-RU"/>
+              </w:rPr>
+            </w:pPr>
+            <w:r>
+              <w:rPr>
+                <w:sz w:val="16"/>
+                <w:lang w:val="ru-RU"/>
+              </w:rPr>
+              <w:t>УСТб-25-1</w:t>
+            </w:r>
+            <w:r>
+              <w:rPr>
+                <w:sz w:val="16"/>
+                <w:lang w:val="ru-RU"/>
+              </w:rPr>
+              <w:br/>
+            </w:r>
+            <w:r>
+              <w:rPr>
+                <w:b/>
+                <w:sz w:val="16"/>
+                <w:lang w:val="ru-RU"/>
+              </w:rPr>
+              <w:t>В-02 (</w:t>
+            </w:r>
+            <w:proofErr w:type="spellStart"/>
+            <w:r>
+              <w:rPr>
+                <w:b/>
+                <w:sz w:val="16"/>
+                <w:lang w:val="ru-RU"/>
+              </w:rPr>
+              <w:t>лб</w:t>
+            </w:r>
+            <w:proofErr w:type="spellEnd"/>
+            <w:r>
+              <w:rPr>
+                <w:b/>
+                <w:sz w:val="16"/>
+                <w:lang w:val="ru-RU"/>
+              </w:rPr>
+              <w:t>)</w:t>
+            </w:r>
+          </w:p>
+          <w:p>
+            <w:pPr>
+              <w:spacing w:before="60"/>
+              <w:rPr>
+                <w:lang w:val="ru-RU"/>
+              </w:rPr>
+            </w:pPr>
+            <w:r>
+              <w:rPr>
+                <w:sz w:val="14"/>
+                <w:lang w:val="ru-RU"/>
+              </w:rPr>
+              <w:t>[32 чел.] Информационные технологии</w:t>
+            </w:r>
+          </w:p>
+        </w:tc>
+        <w:tc>
+          <w:tcPr>
+            <w:tcW w:w="1361" w:type="dxa"/>
+            <w:shd w:val="clear" w:color="auto" w:fill="FAFAFA"/>
+            <w:tcMar>
+              <w:top w:w="50" w:type="dxa"/>
+              <w:left w:w="50" w:type="dxa"/>
+              <w:bottom w:w="50" w:type="dxa"/>
+              <w:right w:w="50" w:type="dxa"/>
+            </w:tcMar>
+            <w:vAlign w:val="center"/>
+          </w:tcPr>
+          <w:p>
+            <w:pPr>
+              <w:spacing w:before="60"/>
+              <w:rPr>
+                <w:lang w:val="ru-RU"/>
+              </w:rPr>
+            </w:pPr>
+            <w:r>
+              <w:rPr>
+                <w:sz w:val="16"/>
+                <w:lang w:val="ru-RU"/>
+              </w:rPr>
+              <w:t>КНб-25-1</w:t>
+            </w:r>
+            <w:r>
+              <w:rPr>
+                <w:sz w:val="16"/>
+                <w:lang w:val="ru-RU"/>
+              </w:rPr>
+              <w:br/>
+            </w:r>
+            <w:r>
+              <w:rPr>
+                <w:b/>
+                <w:sz w:val="16"/>
+                <w:lang w:val="ru-RU"/>
+              </w:rPr>
+              <w:t>Б-306 (</w:t>
+            </w:r>
+            <w:proofErr w:type="spellStart"/>
+            <w:r>
+              <w:rPr>
+                <w:b/>
+                <w:sz w:val="16"/>
+                <w:lang w:val="ru-RU"/>
+              </w:rPr>
+              <w:t>лб</w:t>
+            </w:r>
+            <w:proofErr w:type="spellEnd"/>
+            <w:r>
+              <w:rPr>
+                <w:b/>
+                <w:sz w:val="16"/>
+                <w:lang w:val="ru-RU"/>
+              </w:rPr>
+              <w:t>)</w:t>
+            </w:r>
+          </w:p>
+          <w:p>
+            <w:pPr>
+              <w:spacing w:before="60"/>
+              <w:rPr>
+                <w:lang w:val="ru-RU"/>
+              </w:rPr>
+            </w:pPr>
+            <w:r>
+              <w:rPr>
+                <w:sz w:val="14"/>
+                <w:lang w:val="ru-RU"/>
+              </w:rPr>
+              <w:t>[26 чел.] Информационные технологии</w:t>
+            </w:r>
+          </w:p>
+        </w:tc>
+        <w:tc>
+          <w:tcPr>
+            <w:tcW w:w="1361" w:type="dxa"/>
+            <w:vMerge w:val="restart"/>
+          </w:tcPr>
+          <w:p>
+            <w:pPr>
+              <w:rPr>
+                <w:lang w:val="ru-RU"/>
+              </w:rPr>
+            </w:pPr>
+          </w:p>
+        </w:tc>
+        <w:tc>
+          <w:tcPr>
+            <w:tcW w:w="1361" w:type="dxa"/>
+            <w:vMerge w:val="restart"/>
+          </w:tcPr>
+          <w:p>
+            <w:pPr>
+              <w:rPr>
+                <w:lang w:val="ru-RU"/>
+              </w:rPr>
+            </w:pPr>
+          </w:p>
+        </w:tc>
+        <w:tc>
+          <w:tcPr>
+            <w:tcW w:w="1361" w:type="dxa"/>
+            <w:vMerge w:val="restart"/>
+          </w:tcPr>
+          <w:p>
+            <w:pPr>
+              <w:rPr>
+                <w:lang w:val="ru-RU"/>
+              </w:rPr>
+            </w:pPr>
+          </w:p>
+        </w:tc>
+        <w:tc>
+          <w:tcPr>
+            <w:tcW w:w="1361" w:type="dxa"/>
+            <w:vMerge w:val="restart"/>
+          </w:tcPr>
+          <w:p>
+            <w:pPr>
+              <w:rPr>
+                <w:lang w:val="ru-RU"/>
+              </w:rPr>
+            </w:pPr>
+          </w:p>
+        </w:tc>
+      </w:tr>
+      <w:tr>
+        <w:trPr>
+          <w:trHeight w:hRule="exact" w:val="1020"/>
+        </w:trPr>
+        <w:tc>
+          <w:tcPr>
+            <w:tcW w:w="1234" w:type="dxa"/>
+            <w:vMerge/>
+          </w:tcPr>
+          <w:p>
+            <w:pPr>
+              <w:rPr>
+                <w:lang w:val="ru-RU"/>
+              </w:rPr>
+            </w:pPr>
+          </w:p>
+        </w:tc>
+        <w:tc>
+          <w:tcPr>
+            <w:tcW w:w="1234" w:type="dxa"/>
+            <w:vMerge/>
+          </w:tcPr>
+          <w:p>
+            <w:pPr>
+              <w:rPr>
+                <w:lang w:val="ru-RU"/>
+              </w:rPr>
+            </w:pPr>
+          </w:p>
+        </w:tc>
+        <w:tc>
+          <w:tcPr>
+            <w:tcW w:w="1234" w:type="dxa"/>
+            <w:vMerge/>
+          </w:tcPr>
+          <w:p>
+            <w:pPr>
+              <w:rPr>
+                <w:lang w:val="ru-RU"/>
+              </w:rPr>
             </w:pPr>
           </w:p>
         </w:tc>
@@ -1471,7 +1781,7 @@
                 <w:sz w:val="16"/>
                 <w:lang w:val="ru-RU"/>
               </w:rPr>
-              <w:t>МЦб-24-1</w:t>
+              <w:t>ЭПб-25-1</w:t>
             </w:r>
             <w:r>
               <w:rPr>
@@ -1486,7 +1796,7 @@
                 <w:sz w:val="16"/>
                 <w:lang w:val="ru-RU"/>
               </w:rPr>
-              <w:t>В-201 (</w:t>
+              <w:t>В-202 (</w:t>
             </w:r>
             <w:proofErr w:type="spellStart"/>
             <w:r>
@@ -1495,7 +1805,7 @@
                 <w:sz w:val="16"/>
                 <w:lang w:val="ru-RU"/>
               </w:rPr>
-              <w:t>пр</w:t>
+              <w:t>лб</w:t>
             </w:r>
             <w:proofErr w:type="spellEnd"/>
             <w:r>
@@ -1519,13 +1829,7 @@
                 <w:sz w:val="14"/>
                 <w:lang w:val="ru-RU"/>
               </w:rPr>
-              <w:t xml:space="preserve">[24 чел.] Разработка прикладного ПО на языке </w:t>
-            </w:r>
-            <w:r>
-              <w:rPr>
-                <w:sz w:val="14"/>
-              </w:rPr>
-              <w:t>Python</w:t>
+              <w:t>[24 чел.] Информационные технологии</w:t>
             </w:r>
           </w:p>
         </w:tc>
@@ -1553,7 +1857,7 @@
                 <w:sz w:val="16"/>
                 <w:lang w:val="ru-RU"/>
               </w:rPr>
-              <w:t>УСТб-25-1</w:t>
+              <w:t>ИСТб-25-3</w:t>
             </w:r>
             <w:r>
               <w:rPr>
@@ -1568,7 +1872,7 @@
                 <w:sz w:val="16"/>
                 <w:lang w:val="ru-RU"/>
               </w:rPr>
-              <w:t>В-02 (</w:t>
+              <w:t>Б-305 (</w:t>
             </w:r>
             <w:proofErr w:type="spellStart"/>
             <w:r>
@@ -1577,7 +1881,7 @@
                 <w:sz w:val="16"/>
                 <w:lang w:val="ru-RU"/>
               </w:rPr>
-              <w:t>лб</w:t>
+              <w:t>пр</w:t>
             </w:r>
             <w:proofErr w:type="spellEnd"/>
             <w:r>
@@ -1601,139 +1905,10 @@
                 <w:sz w:val="14"/>
                 <w:lang w:val="ru-RU"/>
               </w:rPr>
-              <w:t>[32 чел.] Информационные технологии</w:t>
+              <w:t>[15 чел.] Информатика</w:t>
             </w:r>
           </w:p>
         </w:tc>
-        <w:tc>
-          <w:tcPr>
-            <w:tcW w:w="1361" w:type="dxa"/>
-            <w:shd w:val="clear" w:color="auto" w:fill="FAFAFA"/>
-            <w:tcMar>
-              <w:top w:w="50" w:type="dxa"/>
-              <w:left w:w="50" w:type="dxa"/>
-              <w:bottom w:w="50" w:type="dxa"/>
-              <w:right w:w="50" w:type="dxa"/>
-            </w:tcMar>
-            <w:vAlign w:val="center"/>
-          </w:tcPr>
-          <w:p>
-            <w:pPr>
-              <w:spacing w:before="60"/>
-              <w:rPr>
-                <w:lang w:val="ru-RU"/>
-              </w:rPr>
-            </w:pPr>
-            <w:r>
-              <w:rPr>
-                <w:sz w:val="16"/>
-                <w:lang w:val="ru-RU"/>
-              </w:rPr>
-              <w:t>КНб-25-1</w:t>
-            </w:r>
-            <w:r>
-              <w:rPr>
-                <w:sz w:val="16"/>
-                <w:lang w:val="ru-RU"/>
-              </w:rPr>
-              <w:br/>
-            </w:r>
-            <w:r>
-              <w:rPr>
-                <w:b/>
-                <w:sz w:val="16"/>
-                <w:lang w:val="ru-RU"/>
-              </w:rPr>
-              <w:t>Б-306 (</w:t>
-            </w:r>
-            <w:proofErr w:type="spellStart"/>
-            <w:r>
-              <w:rPr>
-                <w:b/>
-                <w:sz w:val="16"/>
-                <w:lang w:val="ru-RU"/>
-              </w:rPr>
-              <w:t>лб</w:t>
-            </w:r>
-            <w:proofErr w:type="spellEnd"/>
-            <w:r>
-              <w:rPr>
-                <w:b/>
-                <w:sz w:val="16"/>
-                <w:lang w:val="ru-RU"/>
-              </w:rPr>
-              <w:t>)</w:t>
-            </w:r>
-          </w:p>
-          <w:p>
-            <w:pPr>
-              <w:spacing w:before="60"/>
-              <w:rPr>
-                <w:lang w:val="ru-RU"/>
-              </w:rPr>
-            </w:pPr>
-            <w:r>
-              <w:rPr>
-                <w:sz w:val="14"/>
-                <w:lang w:val="ru-RU"/>
-              </w:rPr>
-              <w:t>[26 чел.] Информационные технологии</w:t>
-            </w:r>
-          </w:p>
-        </w:tc>
-        <w:tc>
-          <w:tcPr>
-            <w:tcW w:w="1361" w:type="dxa"/>
-          </w:tcPr>
-          <w:p>
-            <w:pPr>
-              <w:rPr>
-                <w:lang w:val="ru-RU"/>
-              </w:rPr>
-            </w:pPr>
-          </w:p>
-        </w:tc>
-        <w:tc>
-          <w:tcPr>
-            <w:tcW w:w="1361" w:type="dxa"/>
-          </w:tcPr>
-          <w:p>
-            <w:pPr>
-              <w:rPr>
-                <w:lang w:val="ru-RU"/>
-              </w:rPr>
-            </w:pPr>
-          </w:p>
-        </w:tc>
-        <w:tc>
-          <w:tcPr>
-            <w:tcW w:w="1361" w:type="dxa"/>
-          </w:tcPr>
-          <w:p>
-            <w:pPr>
-              <w:rPr>
-                <w:lang w:val="ru-RU"/>
-              </w:rPr>
-            </w:pPr>
-          </w:p>
-        </w:tc>
-        <w:tc>
-          <w:tcPr>
-            <w:tcW w:w="1361" w:type="dxa"/>
-          </w:tcPr>
-          <w:p>
-            <w:pPr>
-              <w:rPr>
-                <w:lang w:val="ru-RU"/>
-              </w:rPr>
-            </w:pPr>
-          </w:p>
-        </w:tc>
-      </w:tr>
-      <w:tr>
-        <w:trPr>
-          <w:trHeight w:hRule="exact" w:val="1020"/>
-        </w:trPr>
         <w:tc>
           <w:tcPr>
             <w:tcW w:w="1234" w:type="dxa"/>
@@ -1750,6 +1925,7 @@
         <w:tc>
           <w:tcPr>
             <w:tcW w:w="1234" w:type="dxa"/>
+            <w:vMerge/>
           </w:tcPr>
           <w:p>
             <w:pPr>
@@ -1762,171 +1938,7 @@
         <w:tc>
           <w:tcPr>
             <w:tcW w:w="1234" w:type="dxa"/>
-            <w:shd w:val="clear" w:color="auto" w:fill="FAFAFA"/>
-          </w:tcPr>
-          <w:p>
-            <w:pPr>
-              <w:rPr>
-                <w:lang w:val="ru-RU"/>
-              </w:rPr>
-            </w:pPr>
-          </w:p>
-        </w:tc>
-        <w:tc>
-          <w:tcPr>
-            <w:tcW w:w="1361" w:type="dxa"/>
-            <w:shd w:val="clear" w:color="auto" w:fill="FAFAFA"/>
-            <w:tcMar>
-              <w:top w:w="50" w:type="dxa"/>
-              <w:left w:w="50" w:type="dxa"/>
-              <w:bottom w:w="50" w:type="dxa"/>
-              <w:right w:w="50" w:type="dxa"/>
-            </w:tcMar>
-            <w:vAlign w:val="center"/>
-          </w:tcPr>
-          <w:p>
-            <w:pPr>
-              <w:spacing w:before="60"/>
-              <w:rPr>
-                <w:lang w:val="ru-RU"/>
-              </w:rPr>
-            </w:pPr>
-            <w:r>
-              <w:rPr>
-                <w:sz w:val="16"/>
-                <w:lang w:val="ru-RU"/>
-              </w:rPr>
-              <w:t>ЭПб-25-1</w:t>
-            </w:r>
-            <w:r>
-              <w:rPr>
-                <w:sz w:val="16"/>
-                <w:lang w:val="ru-RU"/>
-              </w:rPr>
-              <w:br/>
-            </w:r>
-            <w:r>
-              <w:rPr>
-                <w:b/>
-                <w:sz w:val="16"/>
-                <w:lang w:val="ru-RU"/>
-              </w:rPr>
-              <w:t>В-202 (</w:t>
-            </w:r>
-            <w:proofErr w:type="spellStart"/>
-            <w:r>
-              <w:rPr>
-                <w:b/>
-                <w:sz w:val="16"/>
-                <w:lang w:val="ru-RU"/>
-              </w:rPr>
-              <w:t>лб</w:t>
-            </w:r>
-            <w:proofErr w:type="spellEnd"/>
-            <w:r>
-              <w:rPr>
-                <w:b/>
-                <w:sz w:val="16"/>
-                <w:lang w:val="ru-RU"/>
-              </w:rPr>
-              <w:t>)</w:t>
-            </w:r>
-          </w:p>
-          <w:p>
-            <w:pPr>
-              <w:spacing w:before="60"/>
-              <w:rPr>
-                <w:lang w:val="ru-RU"/>
-              </w:rPr>
-            </w:pPr>
-            <w:r>
-              <w:rPr>
-                <w:sz w:val="14"/>
-                <w:lang w:val="ru-RU"/>
-              </w:rPr>
-              <w:t>[24 чел.] Информационные технологии</w:t>
-            </w:r>
-          </w:p>
-        </w:tc>
-        <w:tc>
-          <w:tcPr>
-            <w:tcW w:w="1361" w:type="dxa"/>
-            <w:shd w:val="clear" w:color="auto" w:fill="FAFAFA"/>
-            <w:tcMar>
-              <w:top w:w="50" w:type="dxa"/>
-              <w:left w:w="50" w:type="dxa"/>
-              <w:bottom w:w="50" w:type="dxa"/>
-              <w:right w:w="50" w:type="dxa"/>
-            </w:tcMar>
-            <w:vAlign w:val="center"/>
-          </w:tcPr>
-          <w:p>
-            <w:pPr>
-              <w:spacing w:before="60"/>
-              <w:rPr>
-                <w:lang w:val="ru-RU"/>
-              </w:rPr>
-            </w:pPr>
-            <w:r>
-              <w:rPr>
-                <w:sz w:val="16"/>
-                <w:lang w:val="ru-RU"/>
-              </w:rPr>
-              <w:t>ИСТб-25-3</w:t>
-            </w:r>
-            <w:r>
-              <w:rPr>
-                <w:sz w:val="16"/>
-                <w:lang w:val="ru-RU"/>
-              </w:rPr>
-              <w:br/>
-            </w:r>
-            <w:r>
-              <w:rPr>
-                <w:b/>
-                <w:sz w:val="16"/>
-                <w:lang w:val="ru-RU"/>
-              </w:rPr>
-              <w:t>Б-305 (</w:t>
-            </w:r>
-            <w:proofErr w:type="spellStart"/>
-            <w:r>
-              <w:rPr>
-                <w:b/>
-                <w:sz w:val="16"/>
-                <w:lang w:val="ru-RU"/>
-              </w:rPr>
-              <w:t>пр</w:t>
-            </w:r>
-            <w:proofErr w:type="spellEnd"/>
-            <w:r>
-              <w:rPr>
-                <w:b/>
-                <w:sz w:val="16"/>
-                <w:lang w:val="ru-RU"/>
-              </w:rPr>
-              <w:t>)</w:t>
-            </w:r>
-          </w:p>
-          <w:p>
-            <w:pPr>
-              <w:spacing w:before="60"/>
-              <w:rPr>
-                <w:lang w:val="ru-RU"/>
-              </w:rPr>
-            </w:pPr>
-            <w:r>
-              <w:rPr>
-                <w:sz w:val="14"/>
-                <w:lang w:val="ru-RU"/>
-              </w:rPr>
-              <w:t>[15 чел.] Информатика</w:t>
-            </w:r>
-          </w:p>
-        </w:tc>
-        <w:tc>
-          <w:tcPr>
-            <w:tcW w:w="1234" w:type="dxa"/>
+            <w:vMerge/>
           </w:tcPr>
           <w:p>
             <w:pPr>
@@ -1939,30 +1951,7 @@
         <w:tc>
           <w:tcPr>
             <w:tcW w:w="1234" w:type="dxa"/>
-          </w:tcPr>
-          <w:p>
-            <w:pPr>
-              <w:rPr>
-                <w:lang w:val="ru-RU"/>
-              </w:rPr>
-            </w:pPr>
-          </w:p>
-        </w:tc>
-        <w:tc>
-          <w:tcPr>
-            <w:tcW w:w="1234" w:type="dxa"/>
-          </w:tcPr>
-          <w:p>
-            <w:pPr>
-              <w:rPr>
-                <w:lang w:val="ru-RU"/>
-              </w:rPr>
-            </w:pPr>
-          </w:p>
-        </w:tc>
-        <w:tc>
-          <w:tcPr>
-            <w:tcW w:w="1234" w:type="dxa"/>
+            <w:vMerge/>
           </w:tcPr>
           <w:p>
             <w:pPr>
@@ -2000,6 +1989,7 @@
         <w:tc>
           <w:tcPr>
             <w:tcW w:w="1361" w:type="dxa"/>
+            <w:vMerge w:val="restart"/>
             <w:shd w:val="clear" w:color="auto" w:fill="FAFAFA"/>
             <w:tcMar>
               <w:top w:w="50" w:type="dxa"/>
@@ -2076,6 +2066,7 @@
         <w:tc>
           <w:tcPr>
             <w:tcW w:w="1361" w:type="dxa"/>
+            <w:vMerge w:val="restart"/>
             <w:shd w:val="clear" w:color="auto" w:fill="FAFAFA"/>
             <w:tcMar>
               <w:top w:w="50" w:type="dxa"/>
@@ -2152,6 +2143,7 @@
         <w:tc>
           <w:tcPr>
             <w:tcW w:w="1361" w:type="dxa"/>
+            <w:vMerge w:val="restart"/>
           </w:tcPr>
           <w:p>
             <w:pPr>
@@ -2164,6 +2156,7 @@
         <w:tc>
           <w:tcPr>
             <w:tcW w:w="1361" w:type="dxa"/>
+            <w:vMerge w:val="restart"/>
           </w:tcPr>
           <w:p>
             <w:pPr>
@@ -2176,6 +2169,7 @@
         <w:tc>
           <w:tcPr>
             <w:tcW w:w="1361" w:type="dxa"/>
+            <w:vMerge w:val="restart"/>
           </w:tcPr>
           <w:p>
             <w:pPr>
@@ -2188,6 +2182,7 @@
         <w:tc>
           <w:tcPr>
             <w:tcW w:w="1361" w:type="dxa"/>
+            <w:vMerge w:val="restart"/>
           </w:tcPr>
           <w:p>
             <w:pPr>
@@ -2200,6 +2195,7 @@
         <w:tc>
           <w:tcPr>
             <w:tcW w:w="1361" w:type="dxa"/>
+            <w:vMerge w:val="restart"/>
           </w:tcPr>
           <w:p>
             <w:pPr>
@@ -2212,6 +2208,7 @@
         <w:tc>
           <w:tcPr>
             <w:tcW w:w="1361" w:type="dxa"/>
+            <w:vMerge w:val="restart"/>
           </w:tcPr>
           <w:p>
             <w:pPr>
@@ -2242,7 +2239,7 @@
         <w:tc>
           <w:tcPr>
             <w:tcW w:w="1234" w:type="dxa"/>
-            <w:shd w:val="clear" w:color="auto" w:fill="FAFAFA"/>
+            <w:vMerge/>
           </w:tcPr>
           <w:p>
             <w:pPr>
@@ -2255,7 +2252,7 @@
         <w:tc>
           <w:tcPr>
             <w:tcW w:w="1234" w:type="dxa"/>
-            <w:shd w:val="clear" w:color="auto" w:fill="FAFAFA"/>
+            <w:vMerge/>
           </w:tcPr>
           <w:p>
             <w:pPr>
@@ -2268,6 +2265,7 @@
         <w:tc>
           <w:tcPr>
             <w:tcW w:w="1234" w:type="dxa"/>
+            <w:vMerge/>
           </w:tcPr>
           <w:p>
             <w:pPr>
@@ -2280,6 +2278,7 @@
         <w:tc>
           <w:tcPr>
             <w:tcW w:w="1234" w:type="dxa"/>
+            <w:vMerge/>
           </w:tcPr>
           <w:p>
             <w:pPr>
@@ -2292,6 +2291,7 @@
         <w:tc>
           <w:tcPr>
             <w:tcW w:w="1234" w:type="dxa"/>
+            <w:vMerge/>
           </w:tcPr>
           <w:p>
             <w:pPr>
@@ -2304,6 +2304,7 @@
         <w:tc>
           <w:tcPr>
             <w:tcW w:w="1234" w:type="dxa"/>
+            <w:vMerge/>
           </w:tcPr>
           <w:p>
             <w:pPr>
@@ -2316,6 +2317,7 @@
         <w:tc>
           <w:tcPr>
             <w:tcW w:w="1234" w:type="dxa"/>
+            <w:vMerge/>
           </w:tcPr>
           <w:p>
             <w:pPr>
@@ -2328,6 +2330,7 @@
         <w:tc>
           <w:tcPr>
             <w:tcW w:w="1234" w:type="dxa"/>
+            <w:vMerge/>
           </w:tcPr>
           <w:p>
             <w:pPr>
@@ -2593,6 +2596,7 @@
         <w:tc>
           <w:tcPr>
             <w:tcW w:w="1361" w:type="dxa"/>
+            <w:vMerge w:val="restart"/>
           </w:tcPr>
           <w:p>
             <w:pPr>
@@ -2605,6 +2609,7 @@
         <w:tc>
           <w:tcPr>
             <w:tcW w:w="1361" w:type="dxa"/>
+            <w:vMerge w:val="restart"/>
           </w:tcPr>
           <w:p>
             <w:pPr>
@@ -2617,6 +2622,7 @@
         <w:tc>
           <w:tcPr>
             <w:tcW w:w="1361" w:type="dxa"/>
+            <w:vMerge w:val="restart"/>
           </w:tcPr>
           <w:p>
             <w:pPr>
@@ -2629,6 +2635,7 @@
         <w:tc>
           <w:tcPr>
             <w:tcW w:w="1361" w:type="dxa"/>
+            <w:vMerge w:val="restart"/>
           </w:tcPr>
           <w:p>
             <w:pPr>
@@ -2641,6 +2648,7 @@
         <w:tc>
           <w:tcPr>
             <w:tcW w:w="1361" w:type="dxa"/>
+            <w:vMerge w:val="restart"/>
           </w:tcPr>
           <w:p>
             <w:pPr>
@@ -2850,6 +2858,7 @@
         <w:tc>
           <w:tcPr>
             <w:tcW w:w="1234" w:type="dxa"/>
+            <w:vMerge/>
           </w:tcPr>
           <w:p>
             <w:pPr>
@@ -2862,6 +2871,7 @@
         <w:tc>
           <w:tcPr>
             <w:tcW w:w="1234" w:type="dxa"/>
+            <w:vMerge/>
           </w:tcPr>
           <w:p>
             <w:pPr>
@@ -2874,6 +2884,7 @@
         <w:tc>
           <w:tcPr>
             <w:tcW w:w="1234" w:type="dxa"/>
+            <w:vMerge/>
           </w:tcPr>
           <w:p>
             <w:pPr>
@@ -2886,6 +2897,7 @@
         <w:tc>
           <w:tcPr>
             <w:tcW w:w="1234" w:type="dxa"/>
+            <w:vMerge/>
           </w:tcPr>
           <w:p>
             <w:pPr>
@@ -2898,6 +2910,7 @@
         <w:tc>
           <w:tcPr>
             <w:tcW w:w="1234" w:type="dxa"/>
+            <w:vMerge/>
           </w:tcPr>
           <w:p>
             <w:pPr>
@@ -2935,6 +2948,7 @@
         <w:tc>
           <w:tcPr>
             <w:tcW w:w="1361" w:type="dxa"/>
+            <w:vMerge w:val="restart"/>
             <w:tcMar>
               <w:top w:w="50" w:type="dxa"/>
               <w:left w:w="50" w:type="dxa"/>
@@ -2948,11 +2962,21 @@
               <w:spacing w:before="60"/>
               <w:jc w:val="center"/>
             </w:pPr>
+            <w:proofErr w:type="spellStart"/>
+            <w:r>
+              <w:rPr>
+                <w:color w:val="888888"/>
+                <w:sz w:val="14"/>
+              </w:rPr>
+              <w:t>Освободить</w:t>
+            </w:r>
+            <w:proofErr w:type="spellEnd"/>
           </w:p>
         </w:tc>
         <w:tc>
           <w:tcPr>
             <w:tcW w:w="1361" w:type="dxa"/>
+            <w:vMerge w:val="restart"/>
             <w:tcMar>
               <w:top w:w="50" w:type="dxa"/>
               <w:left w:w="50" w:type="dxa"/>
@@ -2966,11 +2990,21 @@
               <w:spacing w:before="60"/>
               <w:jc w:val="center"/>
             </w:pPr>
+            <w:proofErr w:type="spellStart"/>
+            <w:r>
+              <w:rPr>
+                <w:color w:val="888888"/>
+                <w:sz w:val="14"/>
+              </w:rPr>
+              <w:t>Освободить</w:t>
+            </w:r>
+            <w:proofErr w:type="spellEnd"/>
           </w:p>
         </w:tc>
         <w:tc>
           <w:tcPr>
             <w:tcW w:w="1361" w:type="dxa"/>
+            <w:vMerge w:val="restart"/>
             <w:tcMar>
               <w:top w:w="50" w:type="dxa"/>
               <w:left w:w="50" w:type="dxa"/>
@@ -2984,11 +3018,21 @@
               <w:spacing w:before="60"/>
               <w:jc w:val="center"/>
             </w:pPr>
+            <w:proofErr w:type="spellStart"/>
+            <w:r>
+              <w:rPr>
+                <w:color w:val="888888"/>
+                <w:sz w:val="14"/>
+              </w:rPr>
+              <w:t>Освободить</w:t>
+            </w:r>
+            <w:proofErr w:type="spellEnd"/>
           </w:p>
         </w:tc>
         <w:tc>
           <w:tcPr>
             <w:tcW w:w="1361" w:type="dxa"/>
+            <w:vMerge w:val="restart"/>
             <w:tcMar>
               <w:top w:w="50" w:type="dxa"/>
               <w:left w:w="50" w:type="dxa"/>
@@ -3002,34 +3046,21 @@
               <w:spacing w:before="60"/>
               <w:jc w:val="center"/>
             </w:pPr>
+            <w:proofErr w:type="spellStart"/>
+            <w:r>
+              <w:rPr>
+                <w:color w:val="888888"/>
+                <w:sz w:val="14"/>
+              </w:rPr>
+              <w:t>Освободить</w:t>
+            </w:r>
+            <w:proofErr w:type="spellEnd"/>
           </w:p>
         </w:tc>
         <w:tc>
           <w:tcPr>
             <w:tcW w:w="1361" w:type="dxa"/>
-            <w:tcMar>
-              <w:top w:w="50" w:type="dxa"/>
-              <w:left w:w="50" w:type="dxa"/>
-              <w:bottom w:w="50" w:type="dxa"/>
-              <w:right w:w="50" w:type="dxa"/>
-            </w:tcMar>
-            <w:vAlign w:val="center"/>
-          </w:tcPr>
-          <w:p>
-            <w:pPr>
-              <w:spacing w:before="60"/>
-              <w:jc w:val="center"/>
-              <w:rPr>
-                <w:color w:val="888888"/>
-                <w:sz w:val="14"/>
-                <w:lang w:val="ru-RU"/>
-              </w:rPr>
-            </w:pPr>
-          </w:p>
-        </w:tc>
-        <w:tc>
-          <w:tcPr>
-            <w:tcW w:w="1361" w:type="dxa"/>
+            <w:vMerge w:val="restart"/>
             <w:tcMar>
               <w:top w:w="50" w:type="dxa"/>
               <w:left w:w="50" w:type="dxa"/>
@@ -3043,11 +3074,21 @@
               <w:spacing w:before="60"/>
               <w:jc w:val="center"/>
             </w:pPr>
+            <w:proofErr w:type="spellStart"/>
+            <w:r>
+              <w:rPr>
+                <w:color w:val="888888"/>
+                <w:sz w:val="14"/>
+              </w:rPr>
+              <w:t>Освободить</w:t>
+            </w:r>
+            <w:proofErr w:type="spellEnd"/>
           </w:p>
         </w:tc>
         <w:tc>
           <w:tcPr>
             <w:tcW w:w="1361" w:type="dxa"/>
+            <w:vMerge w:val="restart"/>
             <w:tcMar>
               <w:top w:w="50" w:type="dxa"/>
               <w:left w:w="50" w:type="dxa"/>
@@ -3061,11 +3102,21 @@
               <w:spacing w:before="60"/>
               <w:jc w:val="center"/>
             </w:pPr>
+            <w:proofErr w:type="spellStart"/>
+            <w:r>
+              <w:rPr>
+                <w:color w:val="888888"/>
+                <w:sz w:val="14"/>
+              </w:rPr>
+              <w:t>Освободить</w:t>
+            </w:r>
+            <w:proofErr w:type="spellEnd"/>
           </w:p>
         </w:tc>
         <w:tc>
           <w:tcPr>
             <w:tcW w:w="1361" w:type="dxa"/>
+            <w:vMerge w:val="restart"/>
             <w:tcMar>
               <w:top w:w="50" w:type="dxa"/>
               <w:left w:w="50" w:type="dxa"/>
@@ -3079,6 +3130,43 @@
               <w:spacing w:before="60"/>
               <w:jc w:val="center"/>
             </w:pPr>
+            <w:proofErr w:type="spellStart"/>
+            <w:r>
+              <w:rPr>
+                <w:color w:val="888888"/>
+                <w:sz w:val="14"/>
+              </w:rPr>
+              <w:t>Освободить</w:t>
+            </w:r>
+            <w:proofErr w:type="spellEnd"/>
+          </w:p>
+        </w:tc>
+        <w:tc>
+          <w:tcPr>
+            <w:tcW w:w="1361" w:type="dxa"/>
+            <w:vMerge w:val="restart"/>
+            <w:tcMar>
+              <w:top w:w="50" w:type="dxa"/>
+              <w:left w:w="50" w:type="dxa"/>
+              <w:bottom w:w="50" w:type="dxa"/>
+              <w:right w:w="50" w:type="dxa"/>
+            </w:tcMar>
+            <w:vAlign w:val="center"/>
+          </w:tcPr>
+          <w:p>
+            <w:pPr>
+              <w:spacing w:before="60"/>
+              <w:jc w:val="center"/>
+            </w:pPr>
+            <w:proofErr w:type="spellStart"/>
+            <w:r>
+              <w:rPr>
+                <w:color w:val="888888"/>
+                <w:sz w:val="14"/>
+              </w:rPr>
+              <w:t>Освободить</w:t>
+            </w:r>
+            <w:proofErr w:type="spellEnd"/>
           </w:p>
         </w:tc>
       </w:tr>
@@ -3096,48 +3184,56 @@
         <w:tc>
           <w:tcPr>
             <w:tcW w:w="1234" w:type="dxa"/>
+            <w:vMerge/>
           </w:tcPr>
           <w:p/>
         </w:tc>
         <w:tc>
           <w:tcPr>
             <w:tcW w:w="1234" w:type="dxa"/>
+            <w:vMerge/>
           </w:tcPr>
           <w:p/>
         </w:tc>
         <w:tc>
           <w:tcPr>
             <w:tcW w:w="1234" w:type="dxa"/>
+            <w:vMerge/>
           </w:tcPr>
           <w:p/>
         </w:tc>
         <w:tc>
           <w:tcPr>
             <w:tcW w:w="1234" w:type="dxa"/>
+            <w:vMerge/>
           </w:tcPr>
           <w:p/>
         </w:tc>
         <w:tc>
           <w:tcPr>
             <w:tcW w:w="1234" w:type="dxa"/>
+            <w:vMerge/>
           </w:tcPr>
           <w:p/>
         </w:tc>
         <w:tc>
           <w:tcPr>
             <w:tcW w:w="1234" w:type="dxa"/>
+            <w:vMerge/>
           </w:tcPr>
           <w:p/>
         </w:tc>
         <w:tc>
           <w:tcPr>
             <w:tcW w:w="1234" w:type="dxa"/>
+            <w:vMerge/>
           </w:tcPr>
           <w:p/>
         </w:tc>
         <w:tc>
           <w:tcPr>
             <w:tcW w:w="1234" w:type="dxa"/>
+            <w:vMerge/>
           </w:tcPr>
           <w:p/>
         </w:tc>
